--- a/docs/index.docx
+++ b/docs/index.docx
@@ -83,7 +83,7 @@
         <w:pStyle w:val="Date"/>
       </w:pPr>
       <w:r>
-        <w:t xml:space="preserve">2026-09-15</w:t>
+        <w:t xml:space="preserve">2026-09-16</w:t>
       </w:r>
     </w:p>
     <w:p>
@@ -1410,13 +1410,13 @@
       </w:r>
     </w:p>
     <w:bookmarkEnd w:id="24"/>
-    <w:bookmarkStart w:id="25" w:name="community-structure"/>
+    <w:bookmarkStart w:id="25" w:name="estrutura-da-comunidade"/>
     <w:p>
       <w:pPr>
         <w:pStyle w:val="Heading2"/>
       </w:pPr>
       <w:r>
-        <w:t xml:space="preserve">3.2 Community structure</w:t>
+        <w:t xml:space="preserve">3.2 Estrutura da comunidade</w:t>
       </w:r>
     </w:p>
     <w:p>
@@ -2221,6880 +2221,6 @@
       </w:r>
       <w:r>
         <w:t xml:space="preserve">sp., ocorrendo apenas no Caiana no período seco e chuvoso). Estágios juvenis de náuplios e copepoditos ocorreram em ambos os riachos durante os dois períodos.</w:t>
-      </w:r>
-    </w:p>
-    <w:p>
-      <w:pPr>
-        <w:pStyle w:val="SourceCode"/>
-      </w:pPr>
-      <w:r>
-        <w:rPr>
-          <w:rStyle w:val="CommentTok"/>
-        </w:rPr>
-        <w:t xml:space="preserve">#REBIO23 - ESTRUTURA DA COMUNIDADE - PERÍODO SECO----</w:t>
-      </w:r>
-      <w:r>
-        <w:br/>
-      </w:r>
-      <w:r>
-        <w:rPr>
-          <w:rStyle w:val="DocumentationTok"/>
-        </w:rPr>
-        <w:t xml:space="preserve">#####....----</w:t>
-      </w:r>
-      <w:r>
-        <w:br/>
-      </w:r>
-      <w:r>
-        <w:br/>
-      </w:r>
-      <w:r>
-        <w:rPr>
-          <w:rStyle w:val="CommentTok"/>
-        </w:rPr>
-        <w:t xml:space="preserve">#Transpondo a matriz zoo_seco</w:t>
-      </w:r>
-      <w:r>
-        <w:br/>
-      </w:r>
-      <w:r>
-        <w:rPr>
-          <w:rStyle w:val="NormalTok"/>
-        </w:rPr>
-        <w:t xml:space="preserve">zoo_seco</w:t>
-      </w:r>
-      <w:r>
-        <w:br/>
-      </w:r>
-      <w:r>
-        <w:rPr>
-          <w:rStyle w:val="NormalTok"/>
-        </w:rPr>
-        <w:t xml:space="preserve">zoo_seco </w:t>
-      </w:r>
-      <w:r>
-        <w:rPr>
-          <w:rStyle w:val="OtherTok"/>
-        </w:rPr>
-        <w:t xml:space="preserve">&lt;-</w:t>
-      </w:r>
-      <w:r>
-        <w:rPr>
-          <w:rStyle w:val="NormalTok"/>
-        </w:rPr>
-        <w:t xml:space="preserve"> </w:t>
-      </w:r>
-      <w:r>
-        <w:rPr>
-          <w:rStyle w:val="FunctionTok"/>
-        </w:rPr>
-        <w:t xml:space="preserve">t</w:t>
-      </w:r>
-      <w:r>
-        <w:rPr>
-          <w:rStyle w:val="NormalTok"/>
-        </w:rPr>
-        <w:t xml:space="preserve">(zoo_seco)</w:t>
-      </w:r>
-      <w:r>
-        <w:br/>
-      </w:r>
-      <w:r>
-        <w:rPr>
-          <w:rStyle w:val="NormalTok"/>
-        </w:rPr>
-        <w:t xml:space="preserve">zoo_seco </w:t>
-      </w:r>
-      <w:r>
-        <w:rPr>
-          <w:rStyle w:val="OtherTok"/>
-        </w:rPr>
-        <w:t xml:space="preserve">&lt;-</w:t>
-      </w:r>
-      <w:r>
-        <w:rPr>
-          <w:rStyle w:val="NormalTok"/>
-        </w:rPr>
-        <w:t xml:space="preserve"> </w:t>
-      </w:r>
-      <w:r>
-        <w:rPr>
-          <w:rStyle w:val="FunctionTok"/>
-        </w:rPr>
-        <w:t xml:space="preserve">as.data.frame</w:t>
-      </w:r>
-      <w:r>
-        <w:rPr>
-          <w:rStyle w:val="NormalTok"/>
-        </w:rPr>
-        <w:t xml:space="preserve">(zoo_seco)</w:t>
-      </w:r>
-      <w:r>
-        <w:br/>
-      </w:r>
-      <w:r>
-        <w:rPr>
-          <w:rStyle w:val="NormalTok"/>
-        </w:rPr>
-        <w:t xml:space="preserve">zoo_seco[] </w:t>
-      </w:r>
-      <w:r>
-        <w:rPr>
-          <w:rStyle w:val="OtherTok"/>
-        </w:rPr>
-        <w:t xml:space="preserve">&lt;-</w:t>
-      </w:r>
-      <w:r>
-        <w:rPr>
-          <w:rStyle w:val="NormalTok"/>
-        </w:rPr>
-        <w:t xml:space="preserve"> </w:t>
-      </w:r>
-      <w:r>
-        <w:rPr>
-          <w:rStyle w:val="FunctionTok"/>
-        </w:rPr>
-        <w:t xml:space="preserve">lapply</w:t>
-      </w:r>
-      <w:r>
-        <w:rPr>
-          <w:rStyle w:val="NormalTok"/>
-        </w:rPr>
-        <w:t xml:space="preserve">(zoo_seco, </w:t>
-      </w:r>
-      <w:r>
-        <w:rPr>
-          <w:rStyle w:val="ControlFlowTok"/>
-        </w:rPr>
-        <w:t xml:space="preserve">function</w:t>
-      </w:r>
-      <w:r>
-        <w:rPr>
-          <w:rStyle w:val="NormalTok"/>
-        </w:rPr>
-        <w:t xml:space="preserve">(x) </w:t>
-      </w:r>
-      <w:r>
-        <w:rPr>
-          <w:rStyle w:val="FunctionTok"/>
-        </w:rPr>
-        <w:t xml:space="preserve">as.numeric</w:t>
-      </w:r>
-      <w:r>
-        <w:rPr>
-          <w:rStyle w:val="NormalTok"/>
-        </w:rPr>
-        <w:t xml:space="preserve">(</w:t>
-      </w:r>
-      <w:r>
-        <w:rPr>
-          <w:rStyle w:val="FunctionTok"/>
-        </w:rPr>
-        <w:t xml:space="preserve">as.character</w:t>
-      </w:r>
-      <w:r>
-        <w:rPr>
-          <w:rStyle w:val="NormalTok"/>
-        </w:rPr>
-        <w:t xml:space="preserve">(x)))</w:t>
-      </w:r>
-      <w:r>
-        <w:br/>
-      </w:r>
-      <w:r>
-        <w:rPr>
-          <w:rStyle w:val="FunctionTok"/>
-        </w:rPr>
-        <w:t xml:space="preserve">str</w:t>
-      </w:r>
-      <w:r>
-        <w:rPr>
-          <w:rStyle w:val="NormalTok"/>
-        </w:rPr>
-        <w:t xml:space="preserve">(zoo_seco)</w:t>
-      </w:r>
-      <w:r>
-        <w:br/>
-      </w:r>
-      <w:r>
-        <w:rPr>
-          <w:rStyle w:val="CommentTok"/>
-        </w:rPr>
-        <w:t xml:space="preserve">#View(zoo_seco)</w:t>
-      </w:r>
-      <w:r>
-        <w:br/>
-      </w:r>
-      <w:r>
-        <w:rPr>
-          <w:rStyle w:val="NormalTok"/>
-        </w:rPr>
-        <w:t xml:space="preserve">zoo_seco</w:t>
-      </w:r>
-      <w:r>
-        <w:br/>
-      </w:r>
-      <w:r>
-        <w:rPr>
-          <w:rStyle w:val="FunctionTok"/>
-        </w:rPr>
-        <w:t xml:space="preserve">print</w:t>
-      </w:r>
-      <w:r>
-        <w:rPr>
-          <w:rStyle w:val="NormalTok"/>
-        </w:rPr>
-        <w:t xml:space="preserve">(zoo_seco[</w:t>
-      </w:r>
-      <w:r>
-        <w:rPr>
-          <w:rStyle w:val="DecValTok"/>
-        </w:rPr>
-        <w:t xml:space="preserve">1</w:t>
-      </w:r>
-      <w:r>
-        <w:rPr>
-          <w:rStyle w:val="SpecialCharTok"/>
-        </w:rPr>
-        <w:t xml:space="preserve">:</w:t>
-      </w:r>
-      <w:r>
-        <w:rPr>
-          <w:rStyle w:val="DecValTok"/>
-        </w:rPr>
-        <w:t xml:space="preserve">5</w:t>
-      </w:r>
-      <w:r>
-        <w:rPr>
-          <w:rStyle w:val="NormalTok"/>
-        </w:rPr>
-        <w:t xml:space="preserve">,</w:t>
-      </w:r>
-      <w:r>
-        <w:rPr>
-          <w:rStyle w:val="DecValTok"/>
-        </w:rPr>
-        <w:t xml:space="preserve">1</w:t>
-      </w:r>
-      <w:r>
-        <w:rPr>
-          <w:rStyle w:val="SpecialCharTok"/>
-        </w:rPr>
-        <w:t xml:space="preserve">:</w:t>
-      </w:r>
-      <w:r>
-        <w:rPr>
-          <w:rStyle w:val="DecValTok"/>
-        </w:rPr>
-        <w:t xml:space="preserve">5</w:t>
-      </w:r>
-      <w:r>
-        <w:rPr>
-          <w:rStyle w:val="NormalTok"/>
-        </w:rPr>
-        <w:t xml:space="preserve">])</w:t>
-      </w:r>
-      <w:r>
-        <w:br/>
-      </w:r>
-      <w:r>
-        <w:rPr>
-          <w:rStyle w:val="NormalTok"/>
-        </w:rPr>
-        <w:t xml:space="preserve">zoo_seco[</w:t>
-      </w:r>
-      <w:r>
-        <w:rPr>
-          <w:rStyle w:val="DecValTok"/>
-        </w:rPr>
-        <w:t xml:space="preserve">1</w:t>
-      </w:r>
-      <w:r>
-        <w:rPr>
-          <w:rStyle w:val="SpecialCharTok"/>
-        </w:rPr>
-        <w:t xml:space="preserve">:</w:t>
-      </w:r>
-      <w:r>
-        <w:rPr>
-          <w:rStyle w:val="DecValTok"/>
-        </w:rPr>
-        <w:t xml:space="preserve">5</w:t>
-      </w:r>
-      <w:r>
-        <w:rPr>
-          <w:rStyle w:val="NormalTok"/>
-        </w:rPr>
-        <w:t xml:space="preserve">,</w:t>
-      </w:r>
-      <w:r>
-        <w:rPr>
-          <w:rStyle w:val="DecValTok"/>
-        </w:rPr>
-        <w:t xml:space="preserve">1</w:t>
-      </w:r>
-      <w:r>
-        <w:rPr>
-          <w:rStyle w:val="SpecialCharTok"/>
-        </w:rPr>
-        <w:t xml:space="preserve">:</w:t>
-      </w:r>
-      <w:r>
-        <w:rPr>
-          <w:rStyle w:val="DecValTok"/>
-        </w:rPr>
-        <w:t xml:space="preserve">5</w:t>
-      </w:r>
-      <w:r>
-        <w:rPr>
-          <w:rStyle w:val="NormalTok"/>
-        </w:rPr>
-        <w:t xml:space="preserve">]</w:t>
-      </w:r>
-      <w:r>
-        <w:br/>
-      </w:r>
-      <w:r>
-        <w:rPr>
-          <w:rStyle w:val="FunctionTok"/>
-        </w:rPr>
-        <w:t xml:space="preserve">str</w:t>
-      </w:r>
-      <w:r>
-        <w:rPr>
-          <w:rStyle w:val="NormalTok"/>
-        </w:rPr>
-        <w:t xml:space="preserve">(zoo_seco)</w:t>
-      </w:r>
-      <w:r>
-        <w:br/>
-      </w:r>
-      <w:r>
-        <w:rPr>
-          <w:rStyle w:val="FunctionTok"/>
-        </w:rPr>
-        <w:t xml:space="preserve">mode</w:t>
-      </w:r>
-      <w:r>
-        <w:rPr>
-          <w:rStyle w:val="NormalTok"/>
-        </w:rPr>
-        <w:t xml:space="preserve">(zoo_seco)</w:t>
-      </w:r>
-      <w:r>
-        <w:br/>
-      </w:r>
-      <w:r>
-        <w:rPr>
-          <w:rStyle w:val="FunctionTok"/>
-        </w:rPr>
-        <w:t xml:space="preserve">class</w:t>
-      </w:r>
-      <w:r>
-        <w:rPr>
-          <w:rStyle w:val="NormalTok"/>
-        </w:rPr>
-        <w:t xml:space="preserve">(zoo_seco)</w:t>
-      </w:r>
-      <w:r>
-        <w:br/>
-      </w:r>
-      <w:r>
-        <w:br/>
-      </w:r>
-      <w:r>
-        <w:rPr>
-          <w:rStyle w:val="CommentTok"/>
-        </w:rPr>
-        <w:t xml:space="preserve">#Informações básicas</w:t>
-      </w:r>
-      <w:r>
-        <w:br/>
-      </w:r>
-      <w:r>
-        <w:rPr>
-          <w:rStyle w:val="FunctionTok"/>
-        </w:rPr>
-        <w:t xml:space="preserve">range</w:t>
-      </w:r>
-      <w:r>
-        <w:rPr>
-          <w:rStyle w:val="NormalTok"/>
-        </w:rPr>
-        <w:t xml:space="preserve">(zoo_seco) </w:t>
-      </w:r>
-      <w:r>
-        <w:rPr>
-          <w:rStyle w:val="CommentTok"/>
-        </w:rPr>
-        <w:t xml:space="preserve">#menor e maior valores</w:t>
-      </w:r>
-      <w:r>
-        <w:br/>
-      </w:r>
-      <w:r>
-        <w:rPr>
-          <w:rStyle w:val="FunctionTok"/>
-        </w:rPr>
-        <w:t xml:space="preserve">length</w:t>
-      </w:r>
-      <w:r>
-        <w:rPr>
-          <w:rStyle w:val="NormalTok"/>
-        </w:rPr>
-        <w:t xml:space="preserve">(zoo_seco) </w:t>
-      </w:r>
-      <w:r>
-        <w:rPr>
-          <w:rStyle w:val="CommentTok"/>
-        </w:rPr>
-        <w:t xml:space="preserve">#no. de colunas</w:t>
-      </w:r>
-      <w:r>
-        <w:br/>
-      </w:r>
-      <w:r>
-        <w:rPr>
-          <w:rStyle w:val="FunctionTok"/>
-        </w:rPr>
-        <w:t xml:space="preserve">ncol</w:t>
-      </w:r>
-      <w:r>
-        <w:rPr>
-          <w:rStyle w:val="NormalTok"/>
-        </w:rPr>
-        <w:t xml:space="preserve">(zoo_seco) </w:t>
-      </w:r>
-      <w:r>
-        <w:rPr>
-          <w:rStyle w:val="CommentTok"/>
-        </w:rPr>
-        <w:t xml:space="preserve">#no. de N colunas</w:t>
-      </w:r>
-      <w:r>
-        <w:br/>
-      </w:r>
-      <w:r>
-        <w:rPr>
-          <w:rStyle w:val="FunctionTok"/>
-        </w:rPr>
-        <w:t xml:space="preserve">nrow</w:t>
-      </w:r>
-      <w:r>
-        <w:rPr>
-          <w:rStyle w:val="NormalTok"/>
-        </w:rPr>
-        <w:t xml:space="preserve">(zoo_seco) </w:t>
-      </w:r>
-      <w:r>
-        <w:rPr>
-          <w:rStyle w:val="CommentTok"/>
-        </w:rPr>
-        <w:t xml:space="preserve">#no. de M linhas</w:t>
-      </w:r>
-      <w:r>
-        <w:br/>
-      </w:r>
-      <w:r>
-        <w:rPr>
-          <w:rStyle w:val="FunctionTok"/>
-        </w:rPr>
-        <w:t xml:space="preserve">sum</w:t>
-      </w:r>
-      <w:r>
-        <w:rPr>
-          <w:rStyle w:val="NormalTok"/>
-        </w:rPr>
-        <w:t xml:space="preserve">(</w:t>
-      </w:r>
-      <w:r>
-        <w:rPr>
-          <w:rStyle w:val="FunctionTok"/>
-        </w:rPr>
-        <w:t xml:space="preserve">lengths</w:t>
-      </w:r>
-      <w:r>
-        <w:rPr>
-          <w:rStyle w:val="NormalTok"/>
-        </w:rPr>
-        <w:t xml:space="preserve">(zoo_seco)) </w:t>
-      </w:r>
-      <w:r>
-        <w:rPr>
-          <w:rStyle w:val="CommentTok"/>
-        </w:rPr>
-        <w:t xml:space="preserve">#soma os nos. de colunas</w:t>
-      </w:r>
-      <w:r>
-        <w:br/>
-      </w:r>
-      <w:r>
-        <w:rPr>
-          <w:rStyle w:val="FunctionTok"/>
-        </w:rPr>
-        <w:t xml:space="preserve">length</w:t>
-      </w:r>
-      <w:r>
-        <w:rPr>
-          <w:rStyle w:val="NormalTok"/>
-        </w:rPr>
-        <w:t xml:space="preserve">(</w:t>
-      </w:r>
-      <w:r>
-        <w:rPr>
-          <w:rStyle w:val="FunctionTok"/>
-        </w:rPr>
-        <w:t xml:space="preserve">as.matrix</w:t>
-      </w:r>
-      <w:r>
-        <w:rPr>
-          <w:rStyle w:val="NormalTok"/>
-        </w:rPr>
-        <w:t xml:space="preserve">(zoo_seco)) </w:t>
-      </w:r>
-      <w:r>
-        <w:rPr>
-          <w:rStyle w:val="CommentTok"/>
-        </w:rPr>
-        <w:t xml:space="preserve">#tamanho da matriz m x n</w:t>
-      </w:r>
-      <w:r>
-        <w:br/>
-      </w:r>
-      <w:r>
-        <w:rPr>
-          <w:rStyle w:val="FunctionTok"/>
-        </w:rPr>
-        <w:t xml:space="preserve">sum</w:t>
-      </w:r>
-      <w:r>
-        <w:rPr>
-          <w:rStyle w:val="NormalTok"/>
-        </w:rPr>
-        <w:t xml:space="preserve">(zoo_seco </w:t>
-      </w:r>
-      <w:r>
-        <w:rPr>
-          <w:rStyle w:val="SpecialCharTok"/>
-        </w:rPr>
-        <w:t xml:space="preserve">==</w:t>
-      </w:r>
-      <w:r>
-        <w:rPr>
-          <w:rStyle w:val="NormalTok"/>
-        </w:rPr>
-        <w:t xml:space="preserve"> </w:t>
-      </w:r>
-      <w:r>
-        <w:rPr>
-          <w:rStyle w:val="DecValTok"/>
-        </w:rPr>
-        <w:t xml:space="preserve">0</w:t>
-      </w:r>
-      <w:r>
-        <w:rPr>
-          <w:rStyle w:val="NormalTok"/>
-        </w:rPr>
-        <w:t xml:space="preserve">) </w:t>
-      </w:r>
-      <w:r>
-        <w:rPr>
-          <w:rStyle w:val="CommentTok"/>
-        </w:rPr>
-        <w:t xml:space="preserve">#número de observações igual a zero</w:t>
-      </w:r>
-      <w:r>
-        <w:br/>
-      </w:r>
-      <w:r>
-        <w:rPr>
-          <w:rStyle w:val="FunctionTok"/>
-        </w:rPr>
-        <w:t xml:space="preserve">sum</w:t>
-      </w:r>
-      <w:r>
-        <w:rPr>
-          <w:rStyle w:val="NormalTok"/>
-        </w:rPr>
-        <w:t xml:space="preserve">(zoo_seco </w:t>
-      </w:r>
-      <w:r>
-        <w:rPr>
-          <w:rStyle w:val="SpecialCharTok"/>
-        </w:rPr>
-        <w:t xml:space="preserve">&gt;</w:t>
-      </w:r>
-      <w:r>
-        <w:rPr>
-          <w:rStyle w:val="NormalTok"/>
-        </w:rPr>
-        <w:t xml:space="preserve"> </w:t>
-      </w:r>
-      <w:r>
-        <w:rPr>
-          <w:rStyle w:val="DecValTok"/>
-        </w:rPr>
-        <w:t xml:space="preserve">0</w:t>
-      </w:r>
-      <w:r>
-        <w:rPr>
-          <w:rStyle w:val="NormalTok"/>
-        </w:rPr>
-        <w:t xml:space="preserve">) </w:t>
-      </w:r>
-      <w:r>
-        <w:rPr>
-          <w:rStyle w:val="CommentTok"/>
-        </w:rPr>
-        <w:t xml:space="preserve">#número de observações maiores que zero</w:t>
-      </w:r>
-      <w:r>
-        <w:br/>
-      </w:r>
-      <w:r>
-        <w:rPr>
-          <w:rStyle w:val="CommentTok"/>
-        </w:rPr>
-        <w:t xml:space="preserve">#calculando a proporção de zeros na matriz</w:t>
-      </w:r>
-      <w:r>
-        <w:br/>
-      </w:r>
-      <w:r>
-        <w:rPr>
-          <w:rStyle w:val="NormalTok"/>
-        </w:rPr>
-        <w:t xml:space="preserve">zeros </w:t>
-      </w:r>
-      <w:r>
-        <w:rPr>
-          <w:rStyle w:val="OtherTok"/>
-        </w:rPr>
-        <w:t xml:space="preserve">&lt;-</w:t>
-      </w:r>
-      <w:r>
-        <w:rPr>
-          <w:rStyle w:val="NormalTok"/>
-        </w:rPr>
-        <w:t xml:space="preserve"> (</w:t>
-      </w:r>
-      <w:r>
-        <w:rPr>
-          <w:rStyle w:val="FunctionTok"/>
-        </w:rPr>
-        <w:t xml:space="preserve">sum</w:t>
-      </w:r>
-      <w:r>
-        <w:rPr>
-          <w:rStyle w:val="NormalTok"/>
-        </w:rPr>
-        <w:t xml:space="preserve">(zoo_seco </w:t>
-      </w:r>
-      <w:r>
-        <w:rPr>
-          <w:rStyle w:val="SpecialCharTok"/>
-        </w:rPr>
-        <w:t xml:space="preserve">==</w:t>
-      </w:r>
-      <w:r>
-        <w:rPr>
-          <w:rStyle w:val="NormalTok"/>
-        </w:rPr>
-        <w:t xml:space="preserve"> </w:t>
-      </w:r>
-      <w:r>
-        <w:rPr>
-          <w:rStyle w:val="DecValTok"/>
-        </w:rPr>
-        <w:t xml:space="preserve">0</w:t>
-      </w:r>
-      <w:r>
-        <w:rPr>
-          <w:rStyle w:val="NormalTok"/>
-        </w:rPr>
-        <w:t xml:space="preserve">)</w:t>
-      </w:r>
-      <w:r>
-        <w:rPr>
-          <w:rStyle w:val="SpecialCharTok"/>
-        </w:rPr>
-        <w:t xml:space="preserve">/</w:t>
-      </w:r>
-      <w:r>
-        <w:rPr>
-          <w:rStyle w:val="FunctionTok"/>
-        </w:rPr>
-        <w:t xml:space="preserve">length</w:t>
-      </w:r>
-      <w:r>
-        <w:rPr>
-          <w:rStyle w:val="NormalTok"/>
-        </w:rPr>
-        <w:t xml:space="preserve">(</w:t>
-      </w:r>
-      <w:r>
-        <w:rPr>
-          <w:rStyle w:val="FunctionTok"/>
-        </w:rPr>
-        <w:t xml:space="preserve">as.matrix</w:t>
-      </w:r>
-      <w:r>
-        <w:rPr>
-          <w:rStyle w:val="NormalTok"/>
-        </w:rPr>
-        <w:t xml:space="preserve">(zoo_seco)))</w:t>
-      </w:r>
-      <w:r>
-        <w:rPr>
-          <w:rStyle w:val="SpecialCharTok"/>
-        </w:rPr>
-        <w:t xml:space="preserve">*</w:t>
-      </w:r>
-      <w:r>
-        <w:rPr>
-          <w:rStyle w:val="DecValTok"/>
-        </w:rPr>
-        <w:t xml:space="preserve">100</w:t>
-      </w:r>
-      <w:r>
-        <w:br/>
-      </w:r>
-      <w:r>
-        <w:rPr>
-          <w:rStyle w:val="NormalTok"/>
-        </w:rPr>
-        <w:t xml:space="preserve">zeros</w:t>
-      </w:r>
-      <w:r>
-        <w:br/>
-      </w:r>
-      <w:r>
-        <w:br/>
-      </w:r>
-      <w:r>
-        <w:rPr>
-          <w:rStyle w:val="CommentTok"/>
-        </w:rPr>
-        <w:t xml:space="preserve">#Descritores da diversidade</w:t>
-      </w:r>
-      <w:r>
-        <w:br/>
-      </w:r>
-      <w:r>
-        <w:rPr>
-          <w:rStyle w:val="CommentTok"/>
-        </w:rPr>
-        <w:t xml:space="preserve">#?apply</w:t>
-      </w:r>
-      <w:r>
-        <w:br/>
-      </w:r>
-      <w:r>
-        <w:rPr>
-          <w:rStyle w:val="NormalTok"/>
-        </w:rPr>
-        <w:t xml:space="preserve">Sum </w:t>
-      </w:r>
-      <w:r>
-        <w:rPr>
-          <w:rStyle w:val="OtherTok"/>
-        </w:rPr>
-        <w:t xml:space="preserve">&lt;-</w:t>
-      </w:r>
-      <w:r>
-        <w:rPr>
-          <w:rStyle w:val="NormalTok"/>
-        </w:rPr>
-        <w:t xml:space="preserve"> </w:t>
-      </w:r>
-      <w:r>
-        <w:rPr>
-          <w:rStyle w:val="FunctionTok"/>
-        </w:rPr>
-        <w:t xml:space="preserve">rowSums</w:t>
-      </w:r>
-      <w:r>
-        <w:rPr>
-          <w:rStyle w:val="NormalTok"/>
-        </w:rPr>
-        <w:t xml:space="preserve">(zoo_seco)</w:t>
-      </w:r>
-      <w:r>
-        <w:br/>
-      </w:r>
-      <w:r>
-        <w:rPr>
-          <w:rStyle w:val="CommentTok"/>
-        </w:rPr>
-        <w:t xml:space="preserve">#ou</w:t>
-      </w:r>
-      <w:r>
-        <w:br/>
-      </w:r>
-      <w:r>
-        <w:rPr>
-          <w:rStyle w:val="NormalTok"/>
-        </w:rPr>
-        <w:t xml:space="preserve">Sum </w:t>
-      </w:r>
-      <w:r>
-        <w:rPr>
-          <w:rStyle w:val="OtherTok"/>
-        </w:rPr>
-        <w:t xml:space="preserve">&lt;-</w:t>
-      </w:r>
-      <w:r>
-        <w:rPr>
-          <w:rStyle w:val="NormalTok"/>
-        </w:rPr>
-        <w:t xml:space="preserve"> </w:t>
-      </w:r>
-      <w:r>
-        <w:rPr>
-          <w:rStyle w:val="FunctionTok"/>
-        </w:rPr>
-        <w:t xml:space="preserve">apply</w:t>
-      </w:r>
-      <w:r>
-        <w:rPr>
-          <w:rStyle w:val="NormalTok"/>
-        </w:rPr>
-        <w:t xml:space="preserve">(zoo_seco,</w:t>
-      </w:r>
-      <w:r>
-        <w:rPr>
-          <w:rStyle w:val="DecValTok"/>
-        </w:rPr>
-        <w:t xml:space="preserve">1</w:t>
-      </w:r>
-      <w:r>
-        <w:rPr>
-          <w:rStyle w:val="NormalTok"/>
-        </w:rPr>
-        <w:t xml:space="preserve">,sum)</w:t>
-      </w:r>
-      <w:r>
-        <w:br/>
-      </w:r>
-      <w:r>
-        <w:rPr>
-          <w:rStyle w:val="NormalTok"/>
-        </w:rPr>
-        <w:t xml:space="preserve">Sum</w:t>
-      </w:r>
-      <w:r>
-        <w:br/>
-      </w:r>
-      <w:r>
-        <w:rPr>
-          <w:rStyle w:val="DocumentationTok"/>
-        </w:rPr>
-        <w:t xml:space="preserve">## Abundância relativa (%)</w:t>
-      </w:r>
-      <w:r>
-        <w:br/>
-      </w:r>
-      <w:r>
-        <w:rPr>
-          <w:rStyle w:val="NormalTok"/>
-        </w:rPr>
-        <w:t xml:space="preserve">RA </w:t>
-      </w:r>
-      <w:r>
-        <w:rPr>
-          <w:rStyle w:val="OtherTok"/>
-        </w:rPr>
-        <w:t xml:space="preserve">&lt;-</w:t>
-      </w:r>
-      <w:r>
-        <w:rPr>
-          <w:rStyle w:val="NormalTok"/>
-        </w:rPr>
-        <w:t xml:space="preserve"> (Sum </w:t>
-      </w:r>
-      <w:r>
-        <w:rPr>
-          <w:rStyle w:val="SpecialCharTok"/>
-        </w:rPr>
-        <w:t xml:space="preserve">/</w:t>
-      </w:r>
-      <w:r>
-        <w:rPr>
-          <w:rStyle w:val="NormalTok"/>
-        </w:rPr>
-        <w:t xml:space="preserve"> </w:t>
-      </w:r>
-      <w:r>
-        <w:rPr>
-          <w:rStyle w:val="FunctionTok"/>
-        </w:rPr>
-        <w:t xml:space="preserve">sum</w:t>
-      </w:r>
-      <w:r>
-        <w:rPr>
-          <w:rStyle w:val="NormalTok"/>
-        </w:rPr>
-        <w:t xml:space="preserve">(Sum)) </w:t>
-      </w:r>
-      <w:r>
-        <w:rPr>
-          <w:rStyle w:val="SpecialCharTok"/>
-        </w:rPr>
-        <w:t xml:space="preserve">*</w:t>
-      </w:r>
-      <w:r>
-        <w:rPr>
-          <w:rStyle w:val="NormalTok"/>
-        </w:rPr>
-        <w:t xml:space="preserve"> </w:t>
-      </w:r>
-      <w:r>
-        <w:rPr>
-          <w:rStyle w:val="DecValTok"/>
-        </w:rPr>
-        <w:t xml:space="preserve">100</w:t>
-      </w:r>
-      <w:r>
-        <w:rPr>
-          <w:rStyle w:val="NormalTok"/>
-        </w:rPr>
-        <w:t xml:space="preserve"> </w:t>
-      </w:r>
-      <w:r>
-        <w:rPr>
-          <w:rStyle w:val="CommentTok"/>
-        </w:rPr>
-        <w:t xml:space="preserve"># percentage</w:t>
-      </w:r>
-      <w:r>
-        <w:br/>
-      </w:r>
-      <w:r>
-        <w:rPr>
-          <w:rStyle w:val="DocumentationTok"/>
-        </w:rPr>
-        <w:t xml:space="preserve">## Media</w:t>
-      </w:r>
-      <w:r>
-        <w:br/>
-      </w:r>
-      <w:r>
-        <w:rPr>
-          <w:rStyle w:val="NormalTok"/>
-        </w:rPr>
-        <w:t xml:space="preserve">Mean </w:t>
-      </w:r>
-      <w:r>
-        <w:rPr>
-          <w:rStyle w:val="OtherTok"/>
-        </w:rPr>
-        <w:t xml:space="preserve">&lt;-</w:t>
-      </w:r>
-      <w:r>
-        <w:rPr>
-          <w:rStyle w:val="NormalTok"/>
-        </w:rPr>
-        <w:t xml:space="preserve"> </w:t>
-      </w:r>
-      <w:r>
-        <w:rPr>
-          <w:rStyle w:val="FunctionTok"/>
-        </w:rPr>
-        <w:t xml:space="preserve">rowMeans</w:t>
-      </w:r>
-      <w:r>
-        <w:rPr>
-          <w:rStyle w:val="NormalTok"/>
-        </w:rPr>
-        <w:t xml:space="preserve">(zoo_seco)</w:t>
-      </w:r>
-      <w:r>
-        <w:br/>
-      </w:r>
-      <w:r>
-        <w:rPr>
-          <w:rStyle w:val="NormalTok"/>
-        </w:rPr>
-        <w:t xml:space="preserve">Mean</w:t>
-      </w:r>
-      <w:r>
-        <w:br/>
-      </w:r>
-      <w:r>
-        <w:rPr>
-          <w:rStyle w:val="DocumentationTok"/>
-        </w:rPr>
-        <w:t xml:space="preserve">## Ou</w:t>
-      </w:r>
-      <w:r>
-        <w:br/>
-      </w:r>
-      <w:r>
-        <w:rPr>
-          <w:rStyle w:val="NormalTok"/>
-        </w:rPr>
-        <w:t xml:space="preserve">Mean </w:t>
-      </w:r>
-      <w:r>
-        <w:rPr>
-          <w:rStyle w:val="OtherTok"/>
-        </w:rPr>
-        <w:t xml:space="preserve">&lt;-</w:t>
-      </w:r>
-      <w:r>
-        <w:rPr>
-          <w:rStyle w:val="NormalTok"/>
-        </w:rPr>
-        <w:t xml:space="preserve"> </w:t>
-      </w:r>
-      <w:r>
-        <w:rPr>
-          <w:rStyle w:val="FunctionTok"/>
-        </w:rPr>
-        <w:t xml:space="preserve">apply</w:t>
-      </w:r>
-      <w:r>
-        <w:rPr>
-          <w:rStyle w:val="NormalTok"/>
-        </w:rPr>
-        <w:t xml:space="preserve">(zoo_seco,</w:t>
-      </w:r>
-      <w:r>
-        <w:rPr>
-          <w:rStyle w:val="DecValTok"/>
-        </w:rPr>
-        <w:t xml:space="preserve">1</w:t>
-      </w:r>
-      <w:r>
-        <w:rPr>
-          <w:rStyle w:val="NormalTok"/>
-        </w:rPr>
-        <w:t xml:space="preserve">,mean)</w:t>
-      </w:r>
-      <w:r>
-        <w:br/>
-      </w:r>
-      <w:r>
-        <w:rPr>
-          <w:rStyle w:val="NormalTok"/>
-        </w:rPr>
-        <w:t xml:space="preserve">Mean</w:t>
-      </w:r>
-      <w:r>
-        <w:br/>
-      </w:r>
-      <w:r>
-        <w:rPr>
-          <w:rStyle w:val="DocumentationTok"/>
-        </w:rPr>
-        <w:t xml:space="preserve">## Desvio padrão</w:t>
-      </w:r>
-      <w:r>
-        <w:br/>
-      </w:r>
-      <w:r>
-        <w:rPr>
-          <w:rStyle w:val="NormalTok"/>
-        </w:rPr>
-        <w:t xml:space="preserve">DP </w:t>
-      </w:r>
-      <w:r>
-        <w:rPr>
-          <w:rStyle w:val="OtherTok"/>
-        </w:rPr>
-        <w:t xml:space="preserve">&lt;-</w:t>
-      </w:r>
-      <w:r>
-        <w:rPr>
-          <w:rStyle w:val="NormalTok"/>
-        </w:rPr>
-        <w:t xml:space="preserve"> </w:t>
-      </w:r>
-      <w:r>
-        <w:rPr>
-          <w:rStyle w:val="FunctionTok"/>
-        </w:rPr>
-        <w:t xml:space="preserve">apply</w:t>
-      </w:r>
-      <w:r>
-        <w:rPr>
-          <w:rStyle w:val="NormalTok"/>
-        </w:rPr>
-        <w:t xml:space="preserve">(zoo_seco,</w:t>
-      </w:r>
-      <w:r>
-        <w:rPr>
-          <w:rStyle w:val="DecValTok"/>
-        </w:rPr>
-        <w:t xml:space="preserve">1</w:t>
-      </w:r>
-      <w:r>
-        <w:rPr>
-          <w:rStyle w:val="NormalTok"/>
-        </w:rPr>
-        <w:t xml:space="preserve">,sd)</w:t>
-      </w:r>
-      <w:r>
-        <w:br/>
-      </w:r>
-      <w:r>
-        <w:rPr>
-          <w:rStyle w:val="NormalTok"/>
-        </w:rPr>
-        <w:t xml:space="preserve">DP</w:t>
-      </w:r>
-      <w:r>
-        <w:br/>
-      </w:r>
-      <w:r>
-        <w:rPr>
-          <w:rStyle w:val="DocumentationTok"/>
-        </w:rPr>
-        <w:t xml:space="preserve">## Máximo</w:t>
-      </w:r>
-      <w:r>
-        <w:br/>
-      </w:r>
-      <w:r>
-        <w:rPr>
-          <w:rStyle w:val="NormalTok"/>
-        </w:rPr>
-        <w:t xml:space="preserve">Max </w:t>
-      </w:r>
-      <w:r>
-        <w:rPr>
-          <w:rStyle w:val="OtherTok"/>
-        </w:rPr>
-        <w:t xml:space="preserve">&lt;-</w:t>
-      </w:r>
-      <w:r>
-        <w:rPr>
-          <w:rStyle w:val="NormalTok"/>
-        </w:rPr>
-        <w:t xml:space="preserve"> </w:t>
-      </w:r>
-      <w:r>
-        <w:rPr>
-          <w:rStyle w:val="FunctionTok"/>
-        </w:rPr>
-        <w:t xml:space="preserve">apply</w:t>
-      </w:r>
-      <w:r>
-        <w:rPr>
-          <w:rStyle w:val="NormalTok"/>
-        </w:rPr>
-        <w:t xml:space="preserve">(zoo_seco,</w:t>
-      </w:r>
-      <w:r>
-        <w:rPr>
-          <w:rStyle w:val="DecValTok"/>
-        </w:rPr>
-        <w:t xml:space="preserve">1</w:t>
-      </w:r>
-      <w:r>
-        <w:rPr>
-          <w:rStyle w:val="NormalTok"/>
-        </w:rPr>
-        <w:t xml:space="preserve">,max)</w:t>
-      </w:r>
-      <w:r>
-        <w:br/>
-      </w:r>
-      <w:r>
-        <w:rPr>
-          <w:rStyle w:val="NormalTok"/>
-        </w:rPr>
-        <w:t xml:space="preserve">Max </w:t>
-      </w:r>
-      <w:r>
-        <w:br/>
-      </w:r>
-      <w:r>
-        <w:rPr>
-          <w:rStyle w:val="DocumentationTok"/>
-        </w:rPr>
-        <w:t xml:space="preserve">## Mínimo</w:t>
-      </w:r>
-      <w:r>
-        <w:br/>
-      </w:r>
-      <w:r>
-        <w:rPr>
-          <w:rStyle w:val="NormalTok"/>
-        </w:rPr>
-        <w:t xml:space="preserve">Min </w:t>
-      </w:r>
-      <w:r>
-        <w:rPr>
-          <w:rStyle w:val="OtherTok"/>
-        </w:rPr>
-        <w:t xml:space="preserve">&lt;-</w:t>
-      </w:r>
-      <w:r>
-        <w:rPr>
-          <w:rStyle w:val="NormalTok"/>
-        </w:rPr>
-        <w:t xml:space="preserve"> </w:t>
-      </w:r>
-      <w:r>
-        <w:rPr>
-          <w:rStyle w:val="FunctionTok"/>
-        </w:rPr>
-        <w:t xml:space="preserve">apply</w:t>
-      </w:r>
-      <w:r>
-        <w:rPr>
-          <w:rStyle w:val="NormalTok"/>
-        </w:rPr>
-        <w:t xml:space="preserve">(zoo_seco,</w:t>
-      </w:r>
-      <w:r>
-        <w:rPr>
-          <w:rStyle w:val="DecValTok"/>
-        </w:rPr>
-        <w:t xml:space="preserve">1</w:t>
-      </w:r>
-      <w:r>
-        <w:rPr>
-          <w:rStyle w:val="NormalTok"/>
-        </w:rPr>
-        <w:t xml:space="preserve">,min)</w:t>
-      </w:r>
-      <w:r>
-        <w:br/>
-      </w:r>
-      <w:r>
-        <w:rPr>
-          <w:rStyle w:val="NormalTok"/>
-        </w:rPr>
-        <w:t xml:space="preserve">Min</w:t>
-      </w:r>
-      <w:r>
-        <w:br/>
-      </w:r>
-      <w:r>
-        <w:rPr>
-          <w:rStyle w:val="DocumentationTok"/>
-        </w:rPr>
-        <w:t xml:space="preserve">## Mínimo não-zero</w:t>
-      </w:r>
-      <w:r>
-        <w:br/>
-      </w:r>
-      <w:r>
-        <w:rPr>
-          <w:rStyle w:val="NormalTok"/>
-        </w:rPr>
-        <w:t xml:space="preserve">MinZ </w:t>
-      </w:r>
-      <w:r>
-        <w:rPr>
-          <w:rStyle w:val="OtherTok"/>
-        </w:rPr>
-        <w:t xml:space="preserve">&lt;-</w:t>
-      </w:r>
-      <w:r>
-        <w:rPr>
-          <w:rStyle w:val="NormalTok"/>
-        </w:rPr>
-        <w:t xml:space="preserve"> </w:t>
-      </w:r>
-      <w:r>
-        <w:rPr>
-          <w:rStyle w:val="FunctionTok"/>
-        </w:rPr>
-        <w:t xml:space="preserve">apply</w:t>
-      </w:r>
-      <w:r>
-        <w:rPr>
-          <w:rStyle w:val="NormalTok"/>
-        </w:rPr>
-        <w:t xml:space="preserve">(zoo_seco, </w:t>
-      </w:r>
-      <w:r>
-        <w:rPr>
-          <w:rStyle w:val="DecValTok"/>
-        </w:rPr>
-        <w:t xml:space="preserve">1</w:t>
-      </w:r>
-      <w:r>
-        <w:rPr>
-          <w:rStyle w:val="NormalTok"/>
-        </w:rPr>
-        <w:t xml:space="preserve">, </w:t>
-      </w:r>
-      <w:r>
-        <w:rPr>
-          <w:rStyle w:val="ControlFlowTok"/>
-        </w:rPr>
-        <w:t xml:space="preserve">function</w:t>
-      </w:r>
-      <w:r>
-        <w:rPr>
-          <w:rStyle w:val="NormalTok"/>
-        </w:rPr>
-        <w:t xml:space="preserve">(row) {</w:t>
-      </w:r>
-      <w:r>
-        <w:br/>
-      </w:r>
-      <w:r>
-        <w:rPr>
-          <w:rStyle w:val="NormalTok"/>
-        </w:rPr>
-        <w:t xml:space="preserve">  non_zero_values </w:t>
-      </w:r>
-      <w:r>
-        <w:rPr>
-          <w:rStyle w:val="OtherTok"/>
-        </w:rPr>
-        <w:t xml:space="preserve">&lt;-</w:t>
-      </w:r>
-      <w:r>
-        <w:rPr>
-          <w:rStyle w:val="NormalTok"/>
-        </w:rPr>
-        <w:t xml:space="preserve"> row[row </w:t>
-      </w:r>
-      <w:r>
-        <w:rPr>
-          <w:rStyle w:val="SpecialCharTok"/>
-        </w:rPr>
-        <w:t xml:space="preserve">&gt;</w:t>
-      </w:r>
-      <w:r>
-        <w:rPr>
-          <w:rStyle w:val="NormalTok"/>
-        </w:rPr>
-        <w:t xml:space="preserve"> </w:t>
-      </w:r>
-      <w:r>
-        <w:rPr>
-          <w:rStyle w:val="DecValTok"/>
-        </w:rPr>
-        <w:t xml:space="preserve">0</w:t>
-      </w:r>
-      <w:r>
-        <w:rPr>
-          <w:rStyle w:val="NormalTok"/>
-        </w:rPr>
-        <w:t xml:space="preserve">]  </w:t>
-      </w:r>
-      <w:r>
-        <w:rPr>
-          <w:rStyle w:val="CommentTok"/>
-        </w:rPr>
-        <w:t xml:space="preserve"># Filter out zero values</w:t>
-      </w:r>
-      <w:r>
-        <w:br/>
-      </w:r>
-      <w:r>
-        <w:rPr>
-          <w:rStyle w:val="NormalTok"/>
-        </w:rPr>
-        <w:t xml:space="preserve">  </w:t>
-      </w:r>
-      <w:r>
-        <w:rPr>
-          <w:rStyle w:val="ControlFlowTok"/>
-        </w:rPr>
-        <w:t xml:space="preserve">if</w:t>
-      </w:r>
-      <w:r>
-        <w:rPr>
-          <w:rStyle w:val="NormalTok"/>
-        </w:rPr>
-        <w:t xml:space="preserve"> (</w:t>
-      </w:r>
-      <w:r>
-        <w:rPr>
-          <w:rStyle w:val="FunctionTok"/>
-        </w:rPr>
-        <w:t xml:space="preserve">length</w:t>
-      </w:r>
-      <w:r>
-        <w:rPr>
-          <w:rStyle w:val="NormalTok"/>
-        </w:rPr>
-        <w:t xml:space="preserve">(non_zero_values) </w:t>
-      </w:r>
-      <w:r>
-        <w:rPr>
-          <w:rStyle w:val="SpecialCharTok"/>
-        </w:rPr>
-        <w:t xml:space="preserve">==</w:t>
-      </w:r>
-      <w:r>
-        <w:rPr>
-          <w:rStyle w:val="NormalTok"/>
-        </w:rPr>
-        <w:t xml:space="preserve"> </w:t>
-      </w:r>
-      <w:r>
-        <w:rPr>
-          <w:rStyle w:val="DecValTok"/>
-        </w:rPr>
-        <w:t xml:space="preserve">0</w:t>
-      </w:r>
-      <w:r>
-        <w:rPr>
-          <w:rStyle w:val="NormalTok"/>
-        </w:rPr>
-        <w:t xml:space="preserve">) {</w:t>
-      </w:r>
-      <w:r>
-        <w:br/>
-      </w:r>
-      <w:r>
-        <w:rPr>
-          <w:rStyle w:val="NormalTok"/>
-        </w:rPr>
-        <w:t xml:space="preserve">    </w:t>
-      </w:r>
-      <w:r>
-        <w:rPr>
-          <w:rStyle w:val="FunctionTok"/>
-        </w:rPr>
-        <w:t xml:space="preserve">return</w:t>
-      </w:r>
-      <w:r>
-        <w:rPr>
-          <w:rStyle w:val="NormalTok"/>
-        </w:rPr>
-        <w:t xml:space="preserve">(</w:t>
-      </w:r>
-      <w:r>
-        <w:rPr>
-          <w:rStyle w:val="DecValTok"/>
-        </w:rPr>
-        <w:t xml:space="preserve">0</w:t>
-      </w:r>
-      <w:r>
-        <w:rPr>
-          <w:rStyle w:val="NormalTok"/>
-        </w:rPr>
-        <w:t xml:space="preserve">)  </w:t>
-      </w:r>
-      <w:r>
-        <w:rPr>
-          <w:rStyle w:val="CommentTok"/>
-        </w:rPr>
-        <w:t xml:space="preserve"># If all values are zero, return 0</w:t>
-      </w:r>
-      <w:r>
-        <w:br/>
-      </w:r>
-      <w:r>
-        <w:rPr>
-          <w:rStyle w:val="NormalTok"/>
-        </w:rPr>
-        <w:t xml:space="preserve">  } </w:t>
-      </w:r>
-      <w:r>
-        <w:rPr>
-          <w:rStyle w:val="ControlFlowTok"/>
-        </w:rPr>
-        <w:t xml:space="preserve">else</w:t>
-      </w:r>
-      <w:r>
-        <w:rPr>
-          <w:rStyle w:val="NormalTok"/>
-        </w:rPr>
-        <w:t xml:space="preserve"> {</w:t>
-      </w:r>
-      <w:r>
-        <w:br/>
-      </w:r>
-      <w:r>
-        <w:rPr>
-          <w:rStyle w:val="NormalTok"/>
-        </w:rPr>
-        <w:t xml:space="preserve">    </w:t>
-      </w:r>
-      <w:r>
-        <w:rPr>
-          <w:rStyle w:val="FunctionTok"/>
-        </w:rPr>
-        <w:t xml:space="preserve">return</w:t>
-      </w:r>
-      <w:r>
-        <w:rPr>
-          <w:rStyle w:val="NormalTok"/>
-        </w:rPr>
-        <w:t xml:space="preserve">(</w:t>
-      </w:r>
-      <w:r>
-        <w:rPr>
-          <w:rStyle w:val="FunctionTok"/>
-        </w:rPr>
-        <w:t xml:space="preserve">min</w:t>
-      </w:r>
-      <w:r>
-        <w:rPr>
-          <w:rStyle w:val="NormalTok"/>
-        </w:rPr>
-        <w:t xml:space="preserve">(non_zero_values))  </w:t>
-      </w:r>
-      <w:r>
-        <w:rPr>
-          <w:rStyle w:val="CommentTok"/>
-        </w:rPr>
-        <w:t xml:space="preserve"># Return the minimum of non-zero values</w:t>
-      </w:r>
-      <w:r>
-        <w:br/>
-      </w:r>
-      <w:r>
-        <w:rPr>
-          <w:rStyle w:val="NormalTok"/>
-        </w:rPr>
-        <w:t xml:space="preserve">  }</w:t>
-      </w:r>
-      <w:r>
-        <w:br/>
-      </w:r>
-      <w:r>
-        <w:rPr>
-          <w:rStyle w:val="NormalTok"/>
-        </w:rPr>
-        <w:t xml:space="preserve">})</w:t>
-      </w:r>
-      <w:r>
-        <w:br/>
-      </w:r>
-      <w:r>
-        <w:rPr>
-          <w:rStyle w:val="NormalTok"/>
-        </w:rPr>
-        <w:t xml:space="preserve">MinZ</w:t>
-      </w:r>
-      <w:r>
-        <w:br/>
-      </w:r>
-      <w:r>
-        <w:br/>
-      </w:r>
-      <w:r>
-        <w:rPr>
-          <w:rStyle w:val="CommentTok"/>
-        </w:rPr>
-        <w:t xml:space="preserve">#Riqueza</w:t>
-      </w:r>
-      <w:r>
-        <w:br/>
-      </w:r>
-      <w:r>
-        <w:rPr>
-          <w:rStyle w:val="NormalTok"/>
-        </w:rPr>
-        <w:t xml:space="preserve">m_pa </w:t>
-      </w:r>
-      <w:r>
-        <w:rPr>
-          <w:rStyle w:val="OtherTok"/>
-        </w:rPr>
-        <w:t xml:space="preserve">&lt;-</w:t>
-      </w:r>
-      <w:r>
-        <w:rPr>
-          <w:rStyle w:val="NormalTok"/>
-        </w:rPr>
-        <w:t xml:space="preserve"> zoo_seco</w:t>
-      </w:r>
-      <w:r>
-        <w:br/>
-      </w:r>
-      <w:r>
-        <w:rPr>
-          <w:rStyle w:val="NormalTok"/>
-        </w:rPr>
-        <w:t xml:space="preserve">m_pa[m_pa </w:t>
-      </w:r>
-      <w:r>
-        <w:rPr>
-          <w:rStyle w:val="SpecialCharTok"/>
-        </w:rPr>
-        <w:t xml:space="preserve">!=</w:t>
-      </w:r>
-      <w:r>
-        <w:rPr>
-          <w:rStyle w:val="NormalTok"/>
-        </w:rPr>
-        <w:t xml:space="preserve"> </w:t>
-      </w:r>
-      <w:r>
-        <w:rPr>
-          <w:rStyle w:val="DecValTok"/>
-        </w:rPr>
-        <w:t xml:space="preserve">0</w:t>
-      </w:r>
-      <w:r>
-        <w:rPr>
-          <w:rStyle w:val="NormalTok"/>
-        </w:rPr>
-        <w:t xml:space="preserve">] </w:t>
-      </w:r>
-      <w:r>
-        <w:rPr>
-          <w:rStyle w:val="OtherTok"/>
-        </w:rPr>
-        <w:t xml:space="preserve">&lt;-</w:t>
-      </w:r>
-      <w:r>
-        <w:rPr>
-          <w:rStyle w:val="NormalTok"/>
-        </w:rPr>
-        <w:t xml:space="preserve"> </w:t>
-      </w:r>
-      <w:r>
-        <w:rPr>
-          <w:rStyle w:val="DecValTok"/>
-        </w:rPr>
-        <w:t xml:space="preserve">1</w:t>
-      </w:r>
-      <w:r>
-        <w:br/>
-      </w:r>
-      <w:r>
-        <w:rPr>
-          <w:rStyle w:val="FunctionTok"/>
-        </w:rPr>
-        <w:t xml:space="preserve">rowSums</w:t>
-      </w:r>
-      <w:r>
-        <w:rPr>
-          <w:rStyle w:val="NormalTok"/>
-        </w:rPr>
-        <w:t xml:space="preserve">(m_pa)</w:t>
-      </w:r>
-      <w:r>
-        <w:br/>
-      </w:r>
-      <w:r>
-        <w:rPr>
-          <w:rStyle w:val="FunctionTok"/>
-        </w:rPr>
-        <w:t xml:space="preserve">library</w:t>
-      </w:r>
-      <w:r>
-        <w:rPr>
-          <w:rStyle w:val="NormalTok"/>
-        </w:rPr>
-        <w:t xml:space="preserve">(vegan)</w:t>
-      </w:r>
-      <w:r>
-        <w:br/>
-      </w:r>
-      <w:r>
-        <w:rPr>
-          <w:rStyle w:val="NormalTok"/>
-        </w:rPr>
-        <w:t xml:space="preserve">bin </w:t>
-      </w:r>
-      <w:r>
-        <w:rPr>
-          <w:rStyle w:val="OtherTok"/>
-        </w:rPr>
-        <w:t xml:space="preserve">&lt;-</w:t>
-      </w:r>
-      <w:r>
-        <w:rPr>
-          <w:rStyle w:val="NormalTok"/>
-        </w:rPr>
-        <w:t xml:space="preserve"> </w:t>
-      </w:r>
-      <w:r>
-        <w:rPr>
-          <w:rStyle w:val="FunctionTok"/>
-        </w:rPr>
-        <w:t xml:space="preserve">decostand</w:t>
-      </w:r>
-      <w:r>
-        <w:rPr>
-          <w:rStyle w:val="NormalTok"/>
-        </w:rPr>
-        <w:t xml:space="preserve">(zoo_seco,</w:t>
-      </w:r>
-      <w:r>
-        <w:rPr>
-          <w:rStyle w:val="StringTok"/>
-        </w:rPr>
-        <w:t xml:space="preserve">"pa"</w:t>
-      </w:r>
-      <w:r>
-        <w:rPr>
-          <w:rStyle w:val="NormalTok"/>
-        </w:rPr>
-        <w:t xml:space="preserve">)</w:t>
-      </w:r>
-      <w:r>
-        <w:br/>
-      </w:r>
-      <w:r>
-        <w:rPr>
-          <w:rStyle w:val="NormalTok"/>
-        </w:rPr>
-        <w:t xml:space="preserve">bin[</w:t>
-      </w:r>
-      <w:r>
-        <w:rPr>
-          <w:rStyle w:val="DecValTok"/>
-        </w:rPr>
-        <w:t xml:space="preserve">1</w:t>
-      </w:r>
-      <w:r>
-        <w:rPr>
-          <w:rStyle w:val="SpecialCharTok"/>
-        </w:rPr>
-        <w:t xml:space="preserve">:</w:t>
-      </w:r>
-      <w:r>
-        <w:rPr>
-          <w:rStyle w:val="DecValTok"/>
-        </w:rPr>
-        <w:t xml:space="preserve">10</w:t>
-      </w:r>
-      <w:r>
-        <w:rPr>
-          <w:rStyle w:val="NormalTok"/>
-        </w:rPr>
-        <w:t xml:space="preserve">, </w:t>
-      </w:r>
-      <w:r>
-        <w:rPr>
-          <w:rStyle w:val="DecValTok"/>
-        </w:rPr>
-        <w:t xml:space="preserve">1</w:t>
-      </w:r>
-      <w:r>
-        <w:rPr>
-          <w:rStyle w:val="SpecialCharTok"/>
-        </w:rPr>
-        <w:t xml:space="preserve">:</w:t>
-      </w:r>
-      <w:r>
-        <w:rPr>
-          <w:rStyle w:val="DecValTok"/>
-        </w:rPr>
-        <w:t xml:space="preserve">10</w:t>
-      </w:r>
-      <w:r>
-        <w:rPr>
-          <w:rStyle w:val="NormalTok"/>
-        </w:rPr>
-        <w:t xml:space="preserve">]</w:t>
-      </w:r>
-      <w:r>
-        <w:br/>
-      </w:r>
-      <w:r>
-        <w:rPr>
-          <w:rStyle w:val="NormalTok"/>
-        </w:rPr>
-        <w:t xml:space="preserve">S </w:t>
-      </w:r>
-      <w:r>
-        <w:rPr>
-          <w:rStyle w:val="OtherTok"/>
-        </w:rPr>
-        <w:t xml:space="preserve">&lt;-</w:t>
-      </w:r>
-      <w:r>
-        <w:rPr>
-          <w:rStyle w:val="NormalTok"/>
-        </w:rPr>
-        <w:t xml:space="preserve"> </w:t>
-      </w:r>
-      <w:r>
-        <w:rPr>
-          <w:rStyle w:val="FunctionTok"/>
-        </w:rPr>
-        <w:t xml:space="preserve">apply</w:t>
-      </w:r>
-      <w:r>
-        <w:rPr>
-          <w:rStyle w:val="NormalTok"/>
-        </w:rPr>
-        <w:t xml:space="preserve">(bin,</w:t>
-      </w:r>
-      <w:r>
-        <w:rPr>
-          <w:rStyle w:val="DecValTok"/>
-        </w:rPr>
-        <w:t xml:space="preserve">1</w:t>
-      </w:r>
-      <w:r>
-        <w:rPr>
-          <w:rStyle w:val="NormalTok"/>
-        </w:rPr>
-        <w:t xml:space="preserve">,sum)</w:t>
-      </w:r>
-      <w:r>
-        <w:br/>
-      </w:r>
-      <w:r>
-        <w:rPr>
-          <w:rStyle w:val="NormalTok"/>
-        </w:rPr>
-        <w:t xml:space="preserve">S</w:t>
-      </w:r>
-      <w:r>
-        <w:br/>
-      </w:r>
-      <w:r>
-        <w:rPr>
-          <w:rStyle w:val="CommentTok"/>
-        </w:rPr>
-        <w:t xml:space="preserve">#OU</w:t>
-      </w:r>
-      <w:r>
-        <w:br/>
-      </w:r>
-      <w:r>
-        <w:rPr>
-          <w:rStyle w:val="NormalTok"/>
-        </w:rPr>
-        <w:t xml:space="preserve">Riqueza </w:t>
-      </w:r>
-      <w:r>
-        <w:rPr>
-          <w:rStyle w:val="OtherTok"/>
-        </w:rPr>
-        <w:t xml:space="preserve">&lt;-</w:t>
-      </w:r>
-      <w:r>
-        <w:rPr>
-          <w:rStyle w:val="NormalTok"/>
-        </w:rPr>
-        <w:t xml:space="preserve"> </w:t>
-      </w:r>
-      <w:r>
-        <w:rPr>
-          <w:rStyle w:val="FunctionTok"/>
-        </w:rPr>
-        <w:t xml:space="preserve">specnumber</w:t>
-      </w:r>
-      <w:r>
-        <w:rPr>
-          <w:rStyle w:val="NormalTok"/>
-        </w:rPr>
-        <w:t xml:space="preserve">(zoo_seco)</w:t>
-      </w:r>
-      <w:r>
-        <w:br/>
-      </w:r>
-      <w:r>
-        <w:rPr>
-          <w:rStyle w:val="NormalTok"/>
-        </w:rPr>
-        <w:t xml:space="preserve">Riqueza</w:t>
-      </w:r>
-      <w:r>
-        <w:br/>
-      </w:r>
-      <w:r>
-        <w:rPr>
-          <w:rStyle w:val="NormalTok"/>
-        </w:rPr>
-        <w:t xml:space="preserve">Riqueza_total </w:t>
-      </w:r>
-      <w:r>
-        <w:rPr>
-          <w:rStyle w:val="OtherTok"/>
-        </w:rPr>
-        <w:t xml:space="preserve">&lt;-</w:t>
-      </w:r>
-      <w:r>
-        <w:rPr>
-          <w:rStyle w:val="NormalTok"/>
-        </w:rPr>
-        <w:t xml:space="preserve"> </w:t>
-      </w:r>
-      <w:r>
-        <w:rPr>
-          <w:rStyle w:val="FunctionTok"/>
-        </w:rPr>
-        <w:t xml:space="preserve">specnumber</w:t>
-      </w:r>
-      <w:r>
-        <w:rPr>
-          <w:rStyle w:val="NormalTok"/>
-        </w:rPr>
-        <w:t xml:space="preserve">(</w:t>
-      </w:r>
-      <w:r>
-        <w:rPr>
-          <w:rStyle w:val="FunctionTok"/>
-        </w:rPr>
-        <w:t xml:space="preserve">colSums</w:t>
-      </w:r>
-      <w:r>
-        <w:rPr>
-          <w:rStyle w:val="NormalTok"/>
-        </w:rPr>
-        <w:t xml:space="preserve">(zoo_seco))</w:t>
-      </w:r>
-      <w:r>
-        <w:br/>
-      </w:r>
-      <w:r>
-        <w:rPr>
-          <w:rStyle w:val="NormalTok"/>
-        </w:rPr>
-        <w:t xml:space="preserve">Riqueza_total</w:t>
-      </w:r>
-      <w:r>
-        <w:br/>
-      </w:r>
-      <w:r>
-        <w:rPr>
-          <w:rStyle w:val="CommentTok"/>
-        </w:rPr>
-        <w:t xml:space="preserve">#OU</w:t>
-      </w:r>
-      <w:r>
-        <w:br/>
-      </w:r>
-      <w:r>
-        <w:rPr>
-          <w:rStyle w:val="NormalTok"/>
-        </w:rPr>
-        <w:t xml:space="preserve">FO </w:t>
-      </w:r>
-      <w:r>
-        <w:rPr>
-          <w:rStyle w:val="OtherTok"/>
-        </w:rPr>
-        <w:t xml:space="preserve">&lt;-</w:t>
-      </w:r>
-      <w:r>
-        <w:rPr>
-          <w:rStyle w:val="NormalTok"/>
-        </w:rPr>
-        <w:t xml:space="preserve"> </w:t>
-      </w:r>
-      <w:r>
-        <w:rPr>
-          <w:rStyle w:val="FunctionTok"/>
-        </w:rPr>
-        <w:t xml:space="preserve">rowSums</w:t>
-      </w:r>
-      <w:r>
-        <w:rPr>
-          <w:rStyle w:val="NormalTok"/>
-        </w:rPr>
-        <w:t xml:space="preserve">(zoo_seco </w:t>
-      </w:r>
-      <w:r>
-        <w:rPr>
-          <w:rStyle w:val="SpecialCharTok"/>
-        </w:rPr>
-        <w:t xml:space="preserve">&gt;</w:t>
-      </w:r>
-      <w:r>
-        <w:rPr>
-          <w:rStyle w:val="NormalTok"/>
-        </w:rPr>
-        <w:t xml:space="preserve"> </w:t>
-      </w:r>
-      <w:r>
-        <w:rPr>
-          <w:rStyle w:val="DecValTok"/>
-        </w:rPr>
-        <w:t xml:space="preserve">0</w:t>
-      </w:r>
-      <w:r>
-        <w:rPr>
-          <w:rStyle w:val="NormalTok"/>
-        </w:rPr>
-        <w:t xml:space="preserve">) </w:t>
-      </w:r>
-      <w:r>
-        <w:rPr>
-          <w:rStyle w:val="SpecialCharTok"/>
-        </w:rPr>
-        <w:t xml:space="preserve">/</w:t>
-      </w:r>
-      <w:r>
-        <w:rPr>
-          <w:rStyle w:val="NormalTok"/>
-        </w:rPr>
-        <w:t xml:space="preserve"> </w:t>
-      </w:r>
-      <w:r>
-        <w:rPr>
-          <w:rStyle w:val="FunctionTok"/>
-        </w:rPr>
-        <w:t xml:space="preserve">ncol</w:t>
-      </w:r>
-      <w:r>
-        <w:rPr>
-          <w:rStyle w:val="NormalTok"/>
-        </w:rPr>
-        <w:t xml:space="preserve">(zoo_seco) </w:t>
-      </w:r>
-      <w:r>
-        <w:rPr>
-          <w:rStyle w:val="SpecialCharTok"/>
-        </w:rPr>
-        <w:t xml:space="preserve">*</w:t>
-      </w:r>
-      <w:r>
-        <w:rPr>
-          <w:rStyle w:val="NormalTok"/>
-        </w:rPr>
-        <w:t xml:space="preserve"> </w:t>
-      </w:r>
-      <w:r>
-        <w:rPr>
-          <w:rStyle w:val="DecValTok"/>
-        </w:rPr>
-        <w:t xml:space="preserve">100</w:t>
-      </w:r>
-      <w:r>
-        <w:br/>
-      </w:r>
-      <w:r>
-        <w:rPr>
-          <w:rStyle w:val="NormalTok"/>
-        </w:rPr>
-        <w:t xml:space="preserve">FO</w:t>
-      </w:r>
-      <w:r>
-        <w:br/>
-      </w:r>
-      <w:r>
-        <w:br/>
-      </w:r>
-      <w:r>
-        <w:rPr>
-          <w:rStyle w:val="CommentTok"/>
-        </w:rPr>
-        <w:t xml:space="preserve">#Índices de Diversidade</w:t>
-      </w:r>
-      <w:r>
-        <w:br/>
-      </w:r>
-      <w:r>
-        <w:rPr>
-          <w:rStyle w:val="CommentTok"/>
-        </w:rPr>
-        <w:t xml:space="preserve">#Shannon</w:t>
-      </w:r>
-      <w:r>
-        <w:br/>
-      </w:r>
-      <w:r>
-        <w:rPr>
-          <w:rStyle w:val="NormalTok"/>
-        </w:rPr>
-        <w:t xml:space="preserve">H </w:t>
-      </w:r>
-      <w:r>
-        <w:rPr>
-          <w:rStyle w:val="OtherTok"/>
-        </w:rPr>
-        <w:t xml:space="preserve">&lt;-</w:t>
-      </w:r>
-      <w:r>
-        <w:rPr>
-          <w:rStyle w:val="NormalTok"/>
-        </w:rPr>
-        <w:t xml:space="preserve"> </w:t>
-      </w:r>
-      <w:r>
-        <w:rPr>
-          <w:rStyle w:val="FunctionTok"/>
-        </w:rPr>
-        <w:t xml:space="preserve">diversity</w:t>
-      </w:r>
-      <w:r>
-        <w:rPr>
-          <w:rStyle w:val="NormalTok"/>
-        </w:rPr>
-        <w:t xml:space="preserve">(zoo_seco, </w:t>
-      </w:r>
-      <w:r>
-        <w:rPr>
-          <w:rStyle w:val="AttributeTok"/>
-        </w:rPr>
-        <w:t xml:space="preserve">index =</w:t>
-      </w:r>
-      <w:r>
-        <w:rPr>
-          <w:rStyle w:val="NormalTok"/>
-        </w:rPr>
-        <w:t xml:space="preserve"> </w:t>
-      </w:r>
-      <w:r>
-        <w:rPr>
-          <w:rStyle w:val="StringTok"/>
-        </w:rPr>
-        <w:t xml:space="preserve">"shannon"</w:t>
-      </w:r>
-      <w:r>
-        <w:rPr>
-          <w:rStyle w:val="NormalTok"/>
-        </w:rPr>
-        <w:t xml:space="preserve">)</w:t>
-      </w:r>
-      <w:r>
-        <w:br/>
-      </w:r>
-      <w:r>
-        <w:rPr>
-          <w:rStyle w:val="NormalTok"/>
-        </w:rPr>
-        <w:t xml:space="preserve">H</w:t>
-      </w:r>
-      <w:r>
-        <w:br/>
-      </w:r>
-      <w:r>
-        <w:br/>
-      </w:r>
-      <w:r>
-        <w:rPr>
-          <w:rStyle w:val="CommentTok"/>
-        </w:rPr>
-        <w:t xml:space="preserve">#Simpson</w:t>
-      </w:r>
-      <w:r>
-        <w:br/>
-      </w:r>
-      <w:r>
-        <w:rPr>
-          <w:rStyle w:val="NormalTok"/>
-        </w:rPr>
-        <w:t xml:space="preserve">D </w:t>
-      </w:r>
-      <w:r>
-        <w:rPr>
-          <w:rStyle w:val="OtherTok"/>
-        </w:rPr>
-        <w:t xml:space="preserve">&lt;-</w:t>
-      </w:r>
-      <w:r>
-        <w:rPr>
-          <w:rStyle w:val="NormalTok"/>
-        </w:rPr>
-        <w:t xml:space="preserve"> </w:t>
-      </w:r>
-      <w:r>
-        <w:rPr>
-          <w:rStyle w:val="FunctionTok"/>
-        </w:rPr>
-        <w:t xml:space="preserve">diversity</w:t>
-      </w:r>
-      <w:r>
-        <w:rPr>
-          <w:rStyle w:val="NormalTok"/>
-        </w:rPr>
-        <w:t xml:space="preserve">(zoo_seco, </w:t>
-      </w:r>
-      <w:r>
-        <w:rPr>
-          <w:rStyle w:val="StringTok"/>
-        </w:rPr>
-        <w:t xml:space="preserve">"simpson"</w:t>
-      </w:r>
-      <w:r>
-        <w:rPr>
-          <w:rStyle w:val="NormalTok"/>
-        </w:rPr>
-        <w:t xml:space="preserve">)</w:t>
-      </w:r>
-      <w:r>
-        <w:br/>
-      </w:r>
-      <w:r>
-        <w:rPr>
-          <w:rStyle w:val="NormalTok"/>
-        </w:rPr>
-        <w:t xml:space="preserve">D</w:t>
-      </w:r>
-      <w:r>
-        <w:br/>
-      </w:r>
-      <w:r>
-        <w:rPr>
-          <w:rStyle w:val="NormalTok"/>
-        </w:rPr>
-        <w:t xml:space="preserve">D[</w:t>
-      </w:r>
-      <w:r>
-        <w:rPr>
-          <w:rStyle w:val="FunctionTok"/>
-        </w:rPr>
-        <w:t xml:space="preserve">is.na</w:t>
-      </w:r>
-      <w:r>
-        <w:rPr>
-          <w:rStyle w:val="NormalTok"/>
-        </w:rPr>
-        <w:t xml:space="preserve">(D)] </w:t>
-      </w:r>
-      <w:r>
-        <w:rPr>
-          <w:rStyle w:val="OtherTok"/>
-        </w:rPr>
-        <w:t xml:space="preserve">&lt;-</w:t>
-      </w:r>
-      <w:r>
-        <w:rPr>
-          <w:rStyle w:val="NormalTok"/>
-        </w:rPr>
-        <w:t xml:space="preserve"> </w:t>
-      </w:r>
-      <w:r>
-        <w:rPr>
-          <w:rStyle w:val="DecValTok"/>
-        </w:rPr>
-        <w:t xml:space="preserve">0</w:t>
-      </w:r>
-      <w:r>
-        <w:rPr>
-          <w:rStyle w:val="NormalTok"/>
-        </w:rPr>
-        <w:t xml:space="preserve"> </w:t>
-      </w:r>
-      <w:r>
-        <w:rPr>
-          <w:rStyle w:val="CommentTok"/>
-        </w:rPr>
-        <w:t xml:space="preserve">#substitui NA ou NaN por 0</w:t>
-      </w:r>
-      <w:r>
-        <w:br/>
-      </w:r>
-      <w:r>
-        <w:rPr>
-          <w:rStyle w:val="NormalTok"/>
-        </w:rPr>
-        <w:t xml:space="preserve">D</w:t>
-      </w:r>
-      <w:r>
-        <w:br/>
-      </w:r>
-      <w:r>
-        <w:br/>
-      </w:r>
-      <w:r>
-        <w:rPr>
-          <w:rStyle w:val="CommentTok"/>
-        </w:rPr>
-        <w:t xml:space="preserve">#Equitabilidade de Pielou</w:t>
-      </w:r>
-      <w:r>
-        <w:br/>
-      </w:r>
-      <w:r>
-        <w:rPr>
-          <w:rStyle w:val="NormalTok"/>
-        </w:rPr>
-        <w:t xml:space="preserve">E </w:t>
-      </w:r>
-      <w:r>
-        <w:rPr>
-          <w:rStyle w:val="OtherTok"/>
-        </w:rPr>
-        <w:t xml:space="preserve">&lt;-</w:t>
-      </w:r>
-      <w:r>
-        <w:rPr>
-          <w:rStyle w:val="NormalTok"/>
-        </w:rPr>
-        <w:t xml:space="preserve"> H</w:t>
-      </w:r>
-      <w:r>
-        <w:rPr>
-          <w:rStyle w:val="SpecialCharTok"/>
-        </w:rPr>
-        <w:t xml:space="preserve">/</w:t>
-      </w:r>
-      <w:r>
-        <w:rPr>
-          <w:rStyle w:val="FunctionTok"/>
-        </w:rPr>
-        <w:t xml:space="preserve">log</w:t>
-      </w:r>
-      <w:r>
-        <w:rPr>
-          <w:rStyle w:val="NormalTok"/>
-        </w:rPr>
-        <w:t xml:space="preserve">(</w:t>
-      </w:r>
-      <w:r>
-        <w:rPr>
-          <w:rStyle w:val="FunctionTok"/>
-        </w:rPr>
-        <w:t xml:space="preserve">specnumber</w:t>
-      </w:r>
-      <w:r>
-        <w:rPr>
-          <w:rStyle w:val="NormalTok"/>
-        </w:rPr>
-        <w:t xml:space="preserve">(zoo_seco))</w:t>
-      </w:r>
-      <w:r>
-        <w:br/>
-      </w:r>
-      <w:r>
-        <w:rPr>
-          <w:rStyle w:val="NormalTok"/>
-        </w:rPr>
-        <w:t xml:space="preserve">E</w:t>
-      </w:r>
-      <w:r>
-        <w:br/>
-      </w:r>
-      <w:r>
-        <w:rPr>
-          <w:rStyle w:val="NormalTok"/>
-        </w:rPr>
-        <w:t xml:space="preserve">E[</w:t>
-      </w:r>
-      <w:r>
-        <w:rPr>
-          <w:rStyle w:val="FunctionTok"/>
-        </w:rPr>
-        <w:t xml:space="preserve">is.na</w:t>
-      </w:r>
-      <w:r>
-        <w:rPr>
-          <w:rStyle w:val="NormalTok"/>
-        </w:rPr>
-        <w:t xml:space="preserve">(E)] </w:t>
-      </w:r>
-      <w:r>
-        <w:rPr>
-          <w:rStyle w:val="OtherTok"/>
-        </w:rPr>
-        <w:t xml:space="preserve">&lt;-</w:t>
-      </w:r>
-      <w:r>
-        <w:rPr>
-          <w:rStyle w:val="NormalTok"/>
-        </w:rPr>
-        <w:t xml:space="preserve"> </w:t>
-      </w:r>
-      <w:r>
-        <w:rPr>
-          <w:rStyle w:val="DecValTok"/>
-        </w:rPr>
-        <w:t xml:space="preserve">0</w:t>
-      </w:r>
-      <w:r>
-        <w:rPr>
-          <w:rStyle w:val="NormalTok"/>
-        </w:rPr>
-        <w:t xml:space="preserve"> </w:t>
-      </w:r>
-      <w:r>
-        <w:rPr>
-          <w:rStyle w:val="CommentTok"/>
-        </w:rPr>
-        <w:t xml:space="preserve">#substitui NA ou NaN por 0</w:t>
-      </w:r>
-      <w:r>
-        <w:br/>
-      </w:r>
-      <w:r>
-        <w:rPr>
-          <w:rStyle w:val="NormalTok"/>
-        </w:rPr>
-        <w:t xml:space="preserve">E</w:t>
-      </w:r>
-      <w:r>
-        <w:br/>
-      </w:r>
-      <w:r>
-        <w:br/>
-      </w:r>
-      <w:r>
-        <w:rPr>
-          <w:rStyle w:val="CommentTok"/>
-        </w:rPr>
-        <w:t xml:space="preserve">#Assimetria e curtose</w:t>
-      </w:r>
-      <w:r>
-        <w:br/>
-      </w:r>
-      <w:r>
-        <w:rPr>
-          <w:rStyle w:val="FunctionTok"/>
-        </w:rPr>
-        <w:t xml:space="preserve">library</w:t>
-      </w:r>
-      <w:r>
-        <w:rPr>
-          <w:rStyle w:val="NormalTok"/>
-        </w:rPr>
-        <w:t xml:space="preserve">(moments)</w:t>
-      </w:r>
-      <w:r>
-        <w:br/>
-      </w:r>
-      <w:r>
-        <w:rPr>
-          <w:rStyle w:val="NormalTok"/>
-        </w:rPr>
-        <w:t xml:space="preserve">Assimetria </w:t>
-      </w:r>
-      <w:r>
-        <w:rPr>
-          <w:rStyle w:val="OtherTok"/>
-        </w:rPr>
-        <w:t xml:space="preserve">&lt;-</w:t>
-      </w:r>
-      <w:r>
-        <w:rPr>
-          <w:rStyle w:val="NormalTok"/>
-        </w:rPr>
-        <w:t xml:space="preserve"> </w:t>
-      </w:r>
-      <w:r>
-        <w:rPr>
-          <w:rStyle w:val="FunctionTok"/>
-        </w:rPr>
-        <w:t xml:space="preserve">apply</w:t>
-      </w:r>
-      <w:r>
-        <w:rPr>
-          <w:rStyle w:val="NormalTok"/>
-        </w:rPr>
-        <w:t xml:space="preserve">(zoo_seco,</w:t>
-      </w:r>
-      <w:r>
-        <w:rPr>
-          <w:rStyle w:val="DecValTok"/>
-        </w:rPr>
-        <w:t xml:space="preserve">1</w:t>
-      </w:r>
-      <w:r>
-        <w:rPr>
-          <w:rStyle w:val="NormalTok"/>
-        </w:rPr>
-        <w:t xml:space="preserve">,skewness)</w:t>
-      </w:r>
-      <w:r>
-        <w:br/>
-      </w:r>
-      <w:r>
-        <w:rPr>
-          <w:rStyle w:val="NormalTok"/>
-        </w:rPr>
-        <w:t xml:space="preserve">Assimetria</w:t>
-      </w:r>
-      <w:r>
-        <w:br/>
-      </w:r>
-      <w:r>
-        <w:rPr>
-          <w:rStyle w:val="NormalTok"/>
-        </w:rPr>
-        <w:t xml:space="preserve">Curtose </w:t>
-      </w:r>
-      <w:r>
-        <w:rPr>
-          <w:rStyle w:val="OtherTok"/>
-        </w:rPr>
-        <w:t xml:space="preserve">&lt;-</w:t>
-      </w:r>
-      <w:r>
-        <w:rPr>
-          <w:rStyle w:val="NormalTok"/>
-        </w:rPr>
-        <w:t xml:space="preserve"> </w:t>
-      </w:r>
-      <w:r>
-        <w:rPr>
-          <w:rStyle w:val="FunctionTok"/>
-        </w:rPr>
-        <w:t xml:space="preserve">apply</w:t>
-      </w:r>
-      <w:r>
-        <w:rPr>
-          <w:rStyle w:val="NormalTok"/>
-        </w:rPr>
-        <w:t xml:space="preserve">(zoo_seco,</w:t>
-      </w:r>
-      <w:r>
-        <w:rPr>
-          <w:rStyle w:val="DecValTok"/>
-        </w:rPr>
-        <w:t xml:space="preserve">1</w:t>
-      </w:r>
-      <w:r>
-        <w:rPr>
-          <w:rStyle w:val="NormalTok"/>
-        </w:rPr>
-        <w:t xml:space="preserve">,kurtosis)</w:t>
-      </w:r>
-      <w:r>
-        <w:br/>
-      </w:r>
-      <w:r>
-        <w:rPr>
-          <w:rStyle w:val="NormalTok"/>
-        </w:rPr>
-        <w:t xml:space="preserve">Curtose</w:t>
-      </w:r>
-      <w:r>
-        <w:br/>
-      </w:r>
-      <w:r>
-        <w:br/>
-      </w:r>
-      <w:r>
-        <w:rPr>
-          <w:rStyle w:val="CommentTok"/>
-        </w:rPr>
-        <w:t xml:space="preserve">#Tabela de Descritores</w:t>
-      </w:r>
-      <w:r>
-        <w:br/>
-      </w:r>
-      <w:r>
-        <w:rPr>
-          <w:rStyle w:val="NormalTok"/>
-        </w:rPr>
-        <w:t xml:space="preserve">Descritores1 </w:t>
-      </w:r>
-      <w:r>
-        <w:rPr>
-          <w:rStyle w:val="OtherTok"/>
-        </w:rPr>
-        <w:t xml:space="preserve">&lt;-</w:t>
-      </w:r>
-      <w:r>
-        <w:rPr>
-          <w:rStyle w:val="NormalTok"/>
-        </w:rPr>
-        <w:t xml:space="preserve"> </w:t>
-      </w:r>
-      <w:r>
-        <w:rPr>
-          <w:rStyle w:val="FunctionTok"/>
-        </w:rPr>
-        <w:t xml:space="preserve">cbind</w:t>
-      </w:r>
-      <w:r>
-        <w:rPr>
-          <w:rStyle w:val="NormalTok"/>
-        </w:rPr>
-        <w:t xml:space="preserve">(Sum, RA, Mean, DP, Max, Min, MinZ, FO, S, E, H, D)</w:t>
-      </w:r>
-      <w:r>
-        <w:br/>
-      </w:r>
-      <w:r>
-        <w:rPr>
-          <w:rStyle w:val="NormalTok"/>
-        </w:rPr>
-        <w:t xml:space="preserve">Descritores1 </w:t>
-      </w:r>
-      <w:r>
-        <w:rPr>
-          <w:rStyle w:val="OtherTok"/>
-        </w:rPr>
-        <w:t xml:space="preserve">&lt;-</w:t>
-      </w:r>
-      <w:r>
-        <w:rPr>
-          <w:rStyle w:val="NormalTok"/>
-        </w:rPr>
-        <w:t xml:space="preserve"> </w:t>
-      </w:r>
-      <w:r>
-        <w:rPr>
-          <w:rStyle w:val="FunctionTok"/>
-        </w:rPr>
-        <w:t xml:space="preserve">as.data.frame</w:t>
-      </w:r>
-      <w:r>
-        <w:rPr>
-          <w:rStyle w:val="NormalTok"/>
-        </w:rPr>
-        <w:t xml:space="preserve">(Descritores1)</w:t>
-      </w:r>
-      <w:r>
-        <w:br/>
-      </w:r>
-      <w:r>
-        <w:rPr>
-          <w:rStyle w:val="NormalTok"/>
-        </w:rPr>
-        <w:t xml:space="preserve">Descritores1</w:t>
-      </w:r>
-      <w:r>
-        <w:br/>
-      </w:r>
-      <w:r>
-        <w:rPr>
-          <w:rStyle w:val="CommentTok"/>
-        </w:rPr>
-        <w:t xml:space="preserve">#Descritores1 &lt;- Descritores1 %&gt;% rownames_to_column(var="Espécies") #da nome a primeira coluna</w:t>
-      </w:r>
-      <w:r>
-        <w:br/>
-      </w:r>
-      <w:r>
-        <w:rPr>
-          <w:rStyle w:val="NormalTok"/>
-        </w:rPr>
-        <w:t xml:space="preserve">SomaTotalD </w:t>
-      </w:r>
-      <w:r>
-        <w:rPr>
-          <w:rStyle w:val="OtherTok"/>
-        </w:rPr>
-        <w:t xml:space="preserve">&lt;-</w:t>
-      </w:r>
-      <w:r>
-        <w:rPr>
-          <w:rStyle w:val="NormalTok"/>
-        </w:rPr>
-        <w:t xml:space="preserve"> </w:t>
-      </w:r>
-      <w:r>
-        <w:rPr>
-          <w:rStyle w:val="FunctionTok"/>
-        </w:rPr>
-        <w:t xml:space="preserve">apply</w:t>
-      </w:r>
-      <w:r>
-        <w:rPr>
-          <w:rStyle w:val="NormalTok"/>
-        </w:rPr>
-        <w:t xml:space="preserve">(Descritores1,</w:t>
-      </w:r>
-      <w:r>
-        <w:rPr>
-          <w:rStyle w:val="DecValTok"/>
-        </w:rPr>
-        <w:t xml:space="preserve">2</w:t>
-      </w:r>
-      <w:r>
-        <w:rPr>
-          <w:rStyle w:val="NormalTok"/>
-        </w:rPr>
-        <w:t xml:space="preserve">,sum)</w:t>
-      </w:r>
-      <w:r>
-        <w:br/>
-      </w:r>
-      <w:r>
-        <w:rPr>
-          <w:rStyle w:val="NormalTok"/>
-        </w:rPr>
-        <w:t xml:space="preserve">SomaTotalD</w:t>
-      </w:r>
-      <w:r>
-        <w:br/>
-      </w:r>
-      <w:r>
-        <w:rPr>
-          <w:rStyle w:val="NormalTok"/>
-        </w:rPr>
-        <w:t xml:space="preserve">MediaTotalD </w:t>
-      </w:r>
-      <w:r>
-        <w:rPr>
-          <w:rStyle w:val="OtherTok"/>
-        </w:rPr>
-        <w:t xml:space="preserve">&lt;-</w:t>
-      </w:r>
-      <w:r>
-        <w:rPr>
-          <w:rStyle w:val="NormalTok"/>
-        </w:rPr>
-        <w:t xml:space="preserve"> </w:t>
-      </w:r>
-      <w:r>
-        <w:rPr>
-          <w:rStyle w:val="FunctionTok"/>
-        </w:rPr>
-        <w:t xml:space="preserve">apply</w:t>
-      </w:r>
-      <w:r>
-        <w:rPr>
-          <w:rStyle w:val="NormalTok"/>
-        </w:rPr>
-        <w:t xml:space="preserve">(Descritores1,</w:t>
-      </w:r>
-      <w:r>
-        <w:rPr>
-          <w:rStyle w:val="DecValTok"/>
-        </w:rPr>
-        <w:t xml:space="preserve">2</w:t>
-      </w:r>
-      <w:r>
-        <w:rPr>
-          <w:rStyle w:val="NormalTok"/>
-        </w:rPr>
-        <w:t xml:space="preserve">,mean)</w:t>
-      </w:r>
-      <w:r>
-        <w:br/>
-      </w:r>
-      <w:r>
-        <w:rPr>
-          <w:rStyle w:val="NormalTok"/>
-        </w:rPr>
-        <w:t xml:space="preserve">MediaTotalD</w:t>
-      </w:r>
-      <w:r>
-        <w:br/>
-      </w:r>
-      <w:r>
-        <w:rPr>
-          <w:rStyle w:val="NormalTok"/>
-        </w:rPr>
-        <w:t xml:space="preserve">DPTotalD </w:t>
-      </w:r>
-      <w:r>
-        <w:rPr>
-          <w:rStyle w:val="OtherTok"/>
-        </w:rPr>
-        <w:t xml:space="preserve">&lt;-</w:t>
-      </w:r>
-      <w:r>
-        <w:rPr>
-          <w:rStyle w:val="NormalTok"/>
-        </w:rPr>
-        <w:t xml:space="preserve"> </w:t>
-      </w:r>
-      <w:r>
-        <w:rPr>
-          <w:rStyle w:val="FunctionTok"/>
-        </w:rPr>
-        <w:t xml:space="preserve">apply</w:t>
-      </w:r>
-      <w:r>
-        <w:rPr>
-          <w:rStyle w:val="NormalTok"/>
-        </w:rPr>
-        <w:t xml:space="preserve">(Descritores1,</w:t>
-      </w:r>
-      <w:r>
-        <w:rPr>
-          <w:rStyle w:val="DecValTok"/>
-        </w:rPr>
-        <w:t xml:space="preserve">2</w:t>
-      </w:r>
-      <w:r>
-        <w:rPr>
-          <w:rStyle w:val="NormalTok"/>
-        </w:rPr>
-        <w:t xml:space="preserve">,sd)</w:t>
-      </w:r>
-      <w:r>
-        <w:br/>
-      </w:r>
-      <w:r>
-        <w:rPr>
-          <w:rStyle w:val="NormalTok"/>
-        </w:rPr>
-        <w:t xml:space="preserve">DPTotalD</w:t>
-      </w:r>
-      <w:r>
-        <w:br/>
-      </w:r>
-      <w:r>
-        <w:rPr>
-          <w:rStyle w:val="NormalTok"/>
-        </w:rPr>
-        <w:t xml:space="preserve">Descritores2 </w:t>
-      </w:r>
-      <w:r>
-        <w:rPr>
-          <w:rStyle w:val="OtherTok"/>
-        </w:rPr>
-        <w:t xml:space="preserve">&lt;-</w:t>
-      </w:r>
-      <w:r>
-        <w:rPr>
-          <w:rStyle w:val="NormalTok"/>
-        </w:rPr>
-        <w:t xml:space="preserve"> </w:t>
-      </w:r>
-      <w:r>
-        <w:rPr>
-          <w:rStyle w:val="FunctionTok"/>
-        </w:rPr>
-        <w:t xml:space="preserve">cbind</w:t>
-      </w:r>
-      <w:r>
-        <w:rPr>
-          <w:rStyle w:val="NormalTok"/>
-        </w:rPr>
-        <w:t xml:space="preserve">(SomaTotalD, MediaTotalD, DPTotalD)</w:t>
-      </w:r>
-      <w:r>
-        <w:br/>
-      </w:r>
-      <w:r>
-        <w:rPr>
-          <w:rStyle w:val="NormalTok"/>
-        </w:rPr>
-        <w:t xml:space="preserve">Descritores2 </w:t>
-      </w:r>
-      <w:r>
-        <w:rPr>
-          <w:rStyle w:val="OtherTok"/>
-        </w:rPr>
-        <w:t xml:space="preserve">&lt;-</w:t>
-      </w:r>
-      <w:r>
-        <w:rPr>
-          <w:rStyle w:val="NormalTok"/>
-        </w:rPr>
-        <w:t xml:space="preserve"> </w:t>
-      </w:r>
-      <w:r>
-        <w:rPr>
-          <w:rStyle w:val="FunctionTok"/>
-        </w:rPr>
-        <w:t xml:space="preserve">as.data.frame</w:t>
-      </w:r>
-      <w:r>
-        <w:rPr>
-          <w:rStyle w:val="NormalTok"/>
-        </w:rPr>
-        <w:t xml:space="preserve">(Descritores2)</w:t>
-      </w:r>
-      <w:r>
-        <w:br/>
-      </w:r>
-      <w:r>
-        <w:rPr>
-          <w:rStyle w:val="NormalTok"/>
-        </w:rPr>
-        <w:t xml:space="preserve">Descritores2 </w:t>
-      </w:r>
-      <w:r>
-        <w:rPr>
-          <w:rStyle w:val="OtherTok"/>
-        </w:rPr>
-        <w:t xml:space="preserve">&lt;-</w:t>
-      </w:r>
-      <w:r>
-        <w:rPr>
-          <w:rStyle w:val="NormalTok"/>
-        </w:rPr>
-        <w:t xml:space="preserve"> </w:t>
-      </w:r>
-      <w:r>
-        <w:rPr>
-          <w:rStyle w:val="FunctionTok"/>
-        </w:rPr>
-        <w:t xml:space="preserve">t</w:t>
-      </w:r>
-      <w:r>
-        <w:rPr>
-          <w:rStyle w:val="NormalTok"/>
-        </w:rPr>
-        <w:t xml:space="preserve">(Descritores2)</w:t>
-      </w:r>
-      <w:r>
-        <w:br/>
-      </w:r>
-      <w:r>
-        <w:rPr>
-          <w:rStyle w:val="NormalTok"/>
-        </w:rPr>
-        <w:t xml:space="preserve">Descritores2</w:t>
-      </w:r>
-      <w:r>
-        <w:br/>
-      </w:r>
-      <w:r>
-        <w:rPr>
-          <w:rStyle w:val="NormalTok"/>
-        </w:rPr>
-        <w:t xml:space="preserve">DescritoresFinal </w:t>
-      </w:r>
-      <w:r>
-        <w:rPr>
-          <w:rStyle w:val="OtherTok"/>
-        </w:rPr>
-        <w:t xml:space="preserve">&lt;-</w:t>
-      </w:r>
-      <w:r>
-        <w:rPr>
-          <w:rStyle w:val="NormalTok"/>
-        </w:rPr>
-        <w:t xml:space="preserve"> </w:t>
-      </w:r>
-      <w:r>
-        <w:rPr>
-          <w:rStyle w:val="FunctionTok"/>
-        </w:rPr>
-        <w:t xml:space="preserve">rbind</w:t>
-      </w:r>
-      <w:r>
-        <w:rPr>
-          <w:rStyle w:val="NormalTok"/>
-        </w:rPr>
-        <w:t xml:space="preserve">(Descritores1, Descritores2)</w:t>
-      </w:r>
-      <w:r>
-        <w:br/>
-      </w:r>
-      <w:r>
-        <w:rPr>
-          <w:rStyle w:val="NormalTok"/>
-        </w:rPr>
-        <w:t xml:space="preserve">DescritoresFinal</w:t>
-      </w:r>
-      <w:r>
-        <w:br/>
-      </w:r>
-      <w:r>
-        <w:rPr>
-          <w:rStyle w:val="NormalTok"/>
-        </w:rPr>
-        <w:t xml:space="preserve">DescritoresFinal </w:t>
-      </w:r>
-      <w:r>
-        <w:rPr>
-          <w:rStyle w:val="OtherTok"/>
-        </w:rPr>
-        <w:t xml:space="preserve">&lt;-</w:t>
-      </w:r>
-      <w:r>
-        <w:rPr>
-          <w:rStyle w:val="NormalTok"/>
-        </w:rPr>
-        <w:t xml:space="preserve"> </w:t>
-      </w:r>
-      <w:r>
-        <w:rPr>
-          <w:rStyle w:val="FunctionTok"/>
-        </w:rPr>
-        <w:t xml:space="preserve">round</w:t>
-      </w:r>
-      <w:r>
-        <w:rPr>
-          <w:rStyle w:val="NormalTok"/>
-        </w:rPr>
-        <w:t xml:space="preserve"> (DescritoresFinal, </w:t>
-      </w:r>
-      <w:r>
-        <w:rPr>
-          <w:rStyle w:val="DecValTok"/>
-        </w:rPr>
-        <w:t xml:space="preserve">2</w:t>
-      </w:r>
-      <w:r>
-        <w:rPr>
-          <w:rStyle w:val="NormalTok"/>
-        </w:rPr>
-        <w:t xml:space="preserve">)</w:t>
-      </w:r>
-      <w:r>
-        <w:br/>
-      </w:r>
-      <w:r>
-        <w:rPr>
-          <w:rStyle w:val="NormalTok"/>
-        </w:rPr>
-        <w:t xml:space="preserve">DescritoresFinal</w:t>
-      </w:r>
-      <w:r>
-        <w:br/>
-      </w:r>
-      <w:r>
-        <w:rPr>
-          <w:rStyle w:val="CommentTok"/>
-        </w:rPr>
-        <w:t xml:space="preserve">#Fazendo uma tabela</w:t>
-      </w:r>
-      <w:r>
-        <w:br/>
-      </w:r>
-      <w:r>
-        <w:rPr>
-          <w:rStyle w:val="FunctionTok"/>
-        </w:rPr>
-        <w:t xml:space="preserve">library</w:t>
-      </w:r>
-      <w:r>
-        <w:rPr>
-          <w:rStyle w:val="NormalTok"/>
-        </w:rPr>
-        <w:t xml:space="preserve">(gt)</w:t>
-      </w:r>
-      <w:r>
-        <w:br/>
-      </w:r>
-      <w:r>
-        <w:rPr>
-          <w:rStyle w:val="NormalTok"/>
-        </w:rPr>
-        <w:t xml:space="preserve">df_seco </w:t>
-      </w:r>
-      <w:r>
-        <w:rPr>
-          <w:rStyle w:val="OtherTok"/>
-        </w:rPr>
-        <w:t xml:space="preserve">&lt;-</w:t>
-      </w:r>
-      <w:r>
-        <w:rPr>
-          <w:rStyle w:val="NormalTok"/>
-        </w:rPr>
-        <w:t xml:space="preserve"> DescritoresFinal</w:t>
-      </w:r>
-      <w:r>
-        <w:br/>
-      </w:r>
-      <w:r>
-        <w:rPr>
-          <w:rStyle w:val="FunctionTok"/>
-        </w:rPr>
-        <w:t xml:space="preserve">ncol</w:t>
-      </w:r>
-      <w:r>
-        <w:rPr>
-          <w:rStyle w:val="NormalTok"/>
-        </w:rPr>
-        <w:t xml:space="preserve">(df_seco); </w:t>
-      </w:r>
-      <w:r>
-        <w:rPr>
-          <w:rStyle w:val="FunctionTok"/>
-        </w:rPr>
-        <w:t xml:space="preserve">nrow</w:t>
-      </w:r>
-      <w:r>
-        <w:rPr>
-          <w:rStyle w:val="NormalTok"/>
-        </w:rPr>
-        <w:t xml:space="preserve">(df_seco) </w:t>
-      </w:r>
-      <w:r>
-        <w:rPr>
-          <w:rStyle w:val="CommentTok"/>
-        </w:rPr>
-        <w:t xml:space="preserve">#no. de N colunas x M linhas</w:t>
-      </w:r>
-      <w:r>
-        <w:br/>
-      </w:r>
-      <w:r>
-        <w:rPr>
-          <w:rStyle w:val="NormalTok"/>
-        </w:rPr>
-        <w:t xml:space="preserve">df_seco </w:t>
-      </w:r>
-      <w:r>
-        <w:rPr>
-          <w:rStyle w:val="OtherTok"/>
-        </w:rPr>
-        <w:t xml:space="preserve">&lt;-</w:t>
-      </w:r>
-      <w:r>
-        <w:rPr>
-          <w:rStyle w:val="NormalTok"/>
-        </w:rPr>
-        <w:t xml:space="preserve"> </w:t>
-      </w:r>
-      <w:r>
-        <w:rPr>
-          <w:rStyle w:val="FunctionTok"/>
-        </w:rPr>
-        <w:t xml:space="preserve">cbind</w:t>
-      </w:r>
-      <w:r>
-        <w:rPr>
-          <w:rStyle w:val="NormalTok"/>
-        </w:rPr>
-        <w:t xml:space="preserve">(</w:t>
-      </w:r>
-      <w:r>
-        <w:rPr>
-          <w:rStyle w:val="StringTok"/>
-        </w:rPr>
-        <w:t xml:space="preserve">"Espécies"</w:t>
-      </w:r>
-      <w:r>
-        <w:rPr>
-          <w:rStyle w:val="NormalTok"/>
-        </w:rPr>
-        <w:t xml:space="preserve"> </w:t>
-      </w:r>
-      <w:r>
-        <w:rPr>
-          <w:rStyle w:val="OtherTok"/>
-        </w:rPr>
-        <w:t xml:space="preserve">=</w:t>
-      </w:r>
-      <w:r>
-        <w:rPr>
-          <w:rStyle w:val="NormalTok"/>
-        </w:rPr>
-        <w:t xml:space="preserve"> </w:t>
-      </w:r>
-      <w:r>
-        <w:rPr>
-          <w:rStyle w:val="FunctionTok"/>
-        </w:rPr>
-        <w:t xml:space="preserve">rownames</w:t>
-      </w:r>
-      <w:r>
-        <w:rPr>
-          <w:rStyle w:val="NormalTok"/>
-        </w:rPr>
-        <w:t xml:space="preserve">(df_seco), df_seco)</w:t>
-      </w:r>
-      <w:r>
-        <w:br/>
-      </w:r>
-      <w:r>
-        <w:rPr>
-          <w:rStyle w:val="FunctionTok"/>
-        </w:rPr>
-        <w:t xml:space="preserve">gt</w:t>
-      </w:r>
-      <w:r>
-        <w:rPr>
-          <w:rStyle w:val="NormalTok"/>
-        </w:rPr>
-        <w:t xml:space="preserve">(df_seco, </w:t>
-      </w:r>
-      <w:r>
-        <w:rPr>
-          <w:rStyle w:val="AttributeTok"/>
-        </w:rPr>
-        <w:t xml:space="preserve">rowname_col =</w:t>
-      </w:r>
-      <w:r>
-        <w:rPr>
-          <w:rStyle w:val="NormalTok"/>
-        </w:rPr>
-        <w:t xml:space="preserve"> </w:t>
-      </w:r>
-      <w:r>
-        <w:rPr>
-          <w:rStyle w:val="StringTok"/>
-        </w:rPr>
-        <w:t xml:space="preserve">"Espécies"</w:t>
-      </w:r>
-      <w:r>
-        <w:rPr>
-          <w:rStyle w:val="NormalTok"/>
-        </w:rPr>
-        <w:t xml:space="preserve">, </w:t>
-      </w:r>
-      <w:r>
-        <w:rPr>
-          <w:rStyle w:val="AttributeTok"/>
-        </w:rPr>
-        <w:t xml:space="preserve">caption =</w:t>
-      </w:r>
-      <w:r>
-        <w:rPr>
-          <w:rStyle w:val="NormalTok"/>
-        </w:rPr>
-        <w:t xml:space="preserve"> </w:t>
-      </w:r>
-      <w:r>
-        <w:rPr>
-          <w:rStyle w:val="StringTok"/>
-        </w:rPr>
-        <w:t xml:space="preserve">"Descritores da diversidade por espécie (colunas). Sum, soma; RA, abundância relativa (%); mean, média; DP, desvio padrão da média; Max, maior valor; Min, menor valor; MinZ, menor valor não zero; FO, frequência de ocorrência (%); S, riqueza (ou no. de ocorrências, da matriz transposta); E, índice de equitabilidade de Pielou; H, índice de diversidade de Shannon; D, índice de diversidade de Simpson."</w:t>
-      </w:r>
-      <w:r>
-        <w:rPr>
-          <w:rStyle w:val="NormalTok"/>
-        </w:rPr>
-        <w:t xml:space="preserve">)</w:t>
-      </w:r>
-      <w:r>
-        <w:br/>
-      </w:r>
-      <w:r>
-        <w:br/>
-      </w:r>
-      <w:r>
-        <w:rPr>
-          <w:rStyle w:val="CommentTok"/>
-        </w:rPr>
-        <w:t xml:space="preserve">#ARREDONDAR CASA DÉCIMAL</w:t>
-      </w:r>
-      <w:r>
-        <w:br/>
-      </w:r>
-      <w:r>
-        <w:rPr>
-          <w:rStyle w:val="FunctionTok"/>
-        </w:rPr>
-        <w:t xml:space="preserve">ncol</w:t>
-      </w:r>
-      <w:r>
-        <w:rPr>
-          <w:rStyle w:val="NormalTok"/>
-        </w:rPr>
-        <w:t xml:space="preserve">(df_seco)</w:t>
-      </w:r>
-      <w:r>
-        <w:br/>
-      </w:r>
-      <w:r>
-        <w:rPr>
-          <w:rStyle w:val="FunctionTok"/>
-        </w:rPr>
-        <w:t xml:space="preserve">nrow</w:t>
-      </w:r>
-      <w:r>
-        <w:rPr>
-          <w:rStyle w:val="NormalTok"/>
-        </w:rPr>
-        <w:t xml:space="preserve">(df_seco)</w:t>
-      </w:r>
-      <w:r>
-        <w:br/>
-      </w:r>
-      <w:r>
-        <w:rPr>
-          <w:rStyle w:val="CommentTok"/>
-        </w:rPr>
-        <w:t xml:space="preserve"># Adicionar a coluna 'Pontos' com os nomes das linhas</w:t>
-      </w:r>
-      <w:r>
-        <w:br/>
-      </w:r>
-      <w:r>
-        <w:rPr>
-          <w:rStyle w:val="CommentTok"/>
-        </w:rPr>
-        <w:t xml:space="preserve">#df &lt;- cbind(SPP = rownames(df), df)</w:t>
-      </w:r>
-      <w:r>
-        <w:br/>
-      </w:r>
-      <w:r>
-        <w:rPr>
-          <w:rStyle w:val="CommentTok"/>
-        </w:rPr>
-        <w:t xml:space="preserve"># Arredondar os valores para duas casas decimais</w:t>
-      </w:r>
-      <w:r>
-        <w:br/>
-      </w:r>
-      <w:r>
-        <w:rPr>
-          <w:rStyle w:val="NormalTok"/>
-        </w:rPr>
-        <w:t xml:space="preserve">df_seco_arredondado </w:t>
-      </w:r>
-      <w:r>
-        <w:rPr>
-          <w:rStyle w:val="OtherTok"/>
-        </w:rPr>
-        <w:t xml:space="preserve">&lt;-</w:t>
-      </w:r>
-      <w:r>
-        <w:rPr>
-          <w:rStyle w:val="NormalTok"/>
-        </w:rPr>
-        <w:t xml:space="preserve"> df_seco </w:t>
-      </w:r>
-      <w:r>
-        <w:rPr>
-          <w:rStyle w:val="SpecialCharTok"/>
-        </w:rPr>
-        <w:t xml:space="preserve">%&gt;%</w:t>
-      </w:r>
-      <w:r>
-        <w:br/>
-      </w:r>
-      <w:r>
-        <w:rPr>
-          <w:rStyle w:val="NormalTok"/>
-        </w:rPr>
-        <w:t xml:space="preserve">  </w:t>
-      </w:r>
-      <w:r>
-        <w:rPr>
-          <w:rStyle w:val="FunctionTok"/>
-        </w:rPr>
-        <w:t xml:space="preserve">mutate</w:t>
-      </w:r>
-      <w:r>
-        <w:rPr>
-          <w:rStyle w:val="NormalTok"/>
-        </w:rPr>
-        <w:t xml:space="preserve">(</w:t>
-      </w:r>
-      <w:r>
-        <w:rPr>
-          <w:rStyle w:val="FunctionTok"/>
-        </w:rPr>
-        <w:t xml:space="preserve">across</w:t>
-      </w:r>
-      <w:r>
-        <w:rPr>
-          <w:rStyle w:val="NormalTok"/>
-        </w:rPr>
-        <w:t xml:space="preserve">(</w:t>
-      </w:r>
-      <w:r>
-        <w:rPr>
-          <w:rStyle w:val="FunctionTok"/>
-        </w:rPr>
-        <w:t xml:space="preserve">where</w:t>
-      </w:r>
-      <w:r>
-        <w:rPr>
-          <w:rStyle w:val="NormalTok"/>
-        </w:rPr>
-        <w:t xml:space="preserve">(is.numeric), </w:t>
-      </w:r>
-      <w:r>
-        <w:rPr>
-          <w:rStyle w:val="SpecialCharTok"/>
-        </w:rPr>
-        <w:t xml:space="preserve">~</w:t>
-      </w:r>
-      <w:r>
-        <w:rPr>
-          <w:rStyle w:val="NormalTok"/>
-        </w:rPr>
-        <w:t xml:space="preserve"> </w:t>
-      </w:r>
-      <w:r>
-        <w:rPr>
-          <w:rStyle w:val="FunctionTok"/>
-        </w:rPr>
-        <w:t xml:space="preserve">round</w:t>
-      </w:r>
-      <w:r>
-        <w:rPr>
-          <w:rStyle w:val="NormalTok"/>
-        </w:rPr>
-        <w:t xml:space="preserve">(., </w:t>
-      </w:r>
-      <w:r>
-        <w:rPr>
-          <w:rStyle w:val="DecValTok"/>
-        </w:rPr>
-        <w:t xml:space="preserve">1</w:t>
-      </w:r>
-      <w:r>
-        <w:rPr>
-          <w:rStyle w:val="NormalTok"/>
-        </w:rPr>
-        <w:t xml:space="preserve">)))</w:t>
-      </w:r>
-      <w:r>
-        <w:br/>
-      </w:r>
-      <w:r>
-        <w:rPr>
-          <w:rStyle w:val="CommentTok"/>
-        </w:rPr>
-        <w:t xml:space="preserve"># Exibir a tabela arredondada com gt</w:t>
-      </w:r>
-      <w:r>
-        <w:br/>
-      </w:r>
-      <w:r>
-        <w:rPr>
-          <w:rStyle w:val="FunctionTok"/>
-        </w:rPr>
-        <w:t xml:space="preserve">gt</w:t>
-      </w:r>
-      <w:r>
-        <w:rPr>
-          <w:rStyle w:val="NormalTok"/>
-        </w:rPr>
-        <w:t xml:space="preserve">(df_seco_arredondado, </w:t>
-      </w:r>
-      <w:r>
-        <w:rPr>
-          <w:rStyle w:val="AttributeTok"/>
-        </w:rPr>
-        <w:t xml:space="preserve">rowname_col =</w:t>
-      </w:r>
-      <w:r>
-        <w:rPr>
-          <w:rStyle w:val="NormalTok"/>
-        </w:rPr>
-        <w:t xml:space="preserve"> </w:t>
-      </w:r>
-      <w:r>
-        <w:rPr>
-          <w:rStyle w:val="StringTok"/>
-        </w:rPr>
-        <w:t xml:space="preserve">"Espécies"</w:t>
-      </w:r>
-      <w:r>
-        <w:rPr>
-          <w:rStyle w:val="NormalTok"/>
-        </w:rPr>
-        <w:t xml:space="preserve">, </w:t>
-      </w:r>
-      <w:r>
-        <w:rPr>
-          <w:rStyle w:val="AttributeTok"/>
-        </w:rPr>
-        <w:t xml:space="preserve">caption =</w:t>
-      </w:r>
-      <w:r>
-        <w:rPr>
-          <w:rStyle w:val="NormalTok"/>
-        </w:rPr>
-        <w:t xml:space="preserve"> </w:t>
-      </w:r>
-      <w:r>
-        <w:rPr>
-          <w:rStyle w:val="StringTok"/>
-        </w:rPr>
-        <w:t xml:space="preserve">"Descritores da diversidade por espécie (colunas). Sum, soma; mean, média; DP, desvio padrão da média; Max, maior valor; Min, menor valor; MinZ, menor valor não zero; S, riqueza (ou frequência de ocorrência na matriz transposta); E, índice de equitabilidade de Pielou; H, índice de diversidade de Shannon; D, índice de diversidade de Simpson."</w:t>
-      </w:r>
-      <w:r>
-        <w:rPr>
-          <w:rStyle w:val="NormalTok"/>
-        </w:rPr>
-        <w:t xml:space="preserve">)</w:t>
-      </w:r>
-    </w:p>
-    <w:p>
-      <w:pPr>
-        <w:pStyle w:val="SourceCode"/>
-      </w:pPr>
-      <w:r>
-        <w:rPr>
-          <w:rStyle w:val="CommentTok"/>
-        </w:rPr>
-        <w:t xml:space="preserve">#REBIO23 - ESTRUTURA DA COMUNIDADE - PERÍODO CHUVOSO----</w:t>
-      </w:r>
-      <w:r>
-        <w:br/>
-      </w:r>
-      <w:r>
-        <w:rPr>
-          <w:rStyle w:val="DocumentationTok"/>
-        </w:rPr>
-        <w:t xml:space="preserve">#####....----</w:t>
-      </w:r>
-      <w:r>
-        <w:br/>
-      </w:r>
-      <w:r>
-        <w:br/>
-      </w:r>
-      <w:r>
-        <w:rPr>
-          <w:rStyle w:val="CommentTok"/>
-        </w:rPr>
-        <w:t xml:space="preserve">#Transpondo a matriz zoo_chuvoso</w:t>
-      </w:r>
-      <w:r>
-        <w:br/>
-      </w:r>
-      <w:r>
-        <w:rPr>
-          <w:rStyle w:val="NormalTok"/>
-        </w:rPr>
-        <w:t xml:space="preserve">zoo_chuvoso </w:t>
-      </w:r>
-      <w:r>
-        <w:rPr>
-          <w:rStyle w:val="OtherTok"/>
-        </w:rPr>
-        <w:t xml:space="preserve">&lt;-</w:t>
-      </w:r>
-      <w:r>
-        <w:rPr>
-          <w:rStyle w:val="NormalTok"/>
-        </w:rPr>
-        <w:t xml:space="preserve"> </w:t>
-      </w:r>
-      <w:r>
-        <w:rPr>
-          <w:rStyle w:val="FunctionTok"/>
-        </w:rPr>
-        <w:t xml:space="preserve">t</w:t>
-      </w:r>
-      <w:r>
-        <w:rPr>
-          <w:rStyle w:val="NormalTok"/>
-        </w:rPr>
-        <w:t xml:space="preserve">(zoo_chuvoso)</w:t>
-      </w:r>
-      <w:r>
-        <w:br/>
-      </w:r>
-      <w:r>
-        <w:rPr>
-          <w:rStyle w:val="NormalTok"/>
-        </w:rPr>
-        <w:t xml:space="preserve">zoo_chuvoso </w:t>
-      </w:r>
-      <w:r>
-        <w:rPr>
-          <w:rStyle w:val="OtherTok"/>
-        </w:rPr>
-        <w:t xml:space="preserve">&lt;-</w:t>
-      </w:r>
-      <w:r>
-        <w:rPr>
-          <w:rStyle w:val="NormalTok"/>
-        </w:rPr>
-        <w:t xml:space="preserve"> </w:t>
-      </w:r>
-      <w:r>
-        <w:rPr>
-          <w:rStyle w:val="FunctionTok"/>
-        </w:rPr>
-        <w:t xml:space="preserve">as.data.frame</w:t>
-      </w:r>
-      <w:r>
-        <w:rPr>
-          <w:rStyle w:val="NormalTok"/>
-        </w:rPr>
-        <w:t xml:space="preserve">(zoo_chuvoso)</w:t>
-      </w:r>
-      <w:r>
-        <w:br/>
-      </w:r>
-      <w:r>
-        <w:rPr>
-          <w:rStyle w:val="NormalTok"/>
-        </w:rPr>
-        <w:t xml:space="preserve">zoo_chuvoso[] </w:t>
-      </w:r>
-      <w:r>
-        <w:rPr>
-          <w:rStyle w:val="OtherTok"/>
-        </w:rPr>
-        <w:t xml:space="preserve">&lt;-</w:t>
-      </w:r>
-      <w:r>
-        <w:rPr>
-          <w:rStyle w:val="NormalTok"/>
-        </w:rPr>
-        <w:t xml:space="preserve"> </w:t>
-      </w:r>
-      <w:r>
-        <w:rPr>
-          <w:rStyle w:val="FunctionTok"/>
-        </w:rPr>
-        <w:t xml:space="preserve">lapply</w:t>
-      </w:r>
-      <w:r>
-        <w:rPr>
-          <w:rStyle w:val="NormalTok"/>
-        </w:rPr>
-        <w:t xml:space="preserve">(zoo_chuvoso, </w:t>
-      </w:r>
-      <w:r>
-        <w:rPr>
-          <w:rStyle w:val="ControlFlowTok"/>
-        </w:rPr>
-        <w:t xml:space="preserve">function</w:t>
-      </w:r>
-      <w:r>
-        <w:rPr>
-          <w:rStyle w:val="NormalTok"/>
-        </w:rPr>
-        <w:t xml:space="preserve">(x) </w:t>
-      </w:r>
-      <w:r>
-        <w:rPr>
-          <w:rStyle w:val="FunctionTok"/>
-        </w:rPr>
-        <w:t xml:space="preserve">as.numeric</w:t>
-      </w:r>
-      <w:r>
-        <w:rPr>
-          <w:rStyle w:val="NormalTok"/>
-        </w:rPr>
-        <w:t xml:space="preserve">(</w:t>
-      </w:r>
-      <w:r>
-        <w:rPr>
-          <w:rStyle w:val="FunctionTok"/>
-        </w:rPr>
-        <w:t xml:space="preserve">as.character</w:t>
-      </w:r>
-      <w:r>
-        <w:rPr>
-          <w:rStyle w:val="NormalTok"/>
-        </w:rPr>
-        <w:t xml:space="preserve">(x)))</w:t>
-      </w:r>
-      <w:r>
-        <w:br/>
-      </w:r>
-      <w:r>
-        <w:rPr>
-          <w:rStyle w:val="FunctionTok"/>
-        </w:rPr>
-        <w:t xml:space="preserve">str</w:t>
-      </w:r>
-      <w:r>
-        <w:rPr>
-          <w:rStyle w:val="NormalTok"/>
-        </w:rPr>
-        <w:t xml:space="preserve">(zoo_chuvoso)</w:t>
-      </w:r>
-      <w:r>
-        <w:br/>
-      </w:r>
-      <w:r>
-        <w:rPr>
-          <w:rStyle w:val="CommentTok"/>
-        </w:rPr>
-        <w:t xml:space="preserve">#View(zoo_chuvoso)</w:t>
-      </w:r>
-      <w:r>
-        <w:br/>
-      </w:r>
-      <w:r>
-        <w:rPr>
-          <w:rStyle w:val="NormalTok"/>
-        </w:rPr>
-        <w:t xml:space="preserve">zoo_chuvoso</w:t>
-      </w:r>
-      <w:r>
-        <w:br/>
-      </w:r>
-      <w:r>
-        <w:rPr>
-          <w:rStyle w:val="FunctionTok"/>
-        </w:rPr>
-        <w:t xml:space="preserve">print</w:t>
-      </w:r>
-      <w:r>
-        <w:rPr>
-          <w:rStyle w:val="NormalTok"/>
-        </w:rPr>
-        <w:t xml:space="preserve">(zoo_chuvoso[</w:t>
-      </w:r>
-      <w:r>
-        <w:rPr>
-          <w:rStyle w:val="DecValTok"/>
-        </w:rPr>
-        <w:t xml:space="preserve">1</w:t>
-      </w:r>
-      <w:r>
-        <w:rPr>
-          <w:rStyle w:val="SpecialCharTok"/>
-        </w:rPr>
-        <w:t xml:space="preserve">:</w:t>
-      </w:r>
-      <w:r>
-        <w:rPr>
-          <w:rStyle w:val="DecValTok"/>
-        </w:rPr>
-        <w:t xml:space="preserve">5</w:t>
-      </w:r>
-      <w:r>
-        <w:rPr>
-          <w:rStyle w:val="NormalTok"/>
-        </w:rPr>
-        <w:t xml:space="preserve">,</w:t>
-      </w:r>
-      <w:r>
-        <w:rPr>
-          <w:rStyle w:val="DecValTok"/>
-        </w:rPr>
-        <w:t xml:space="preserve">1</w:t>
-      </w:r>
-      <w:r>
-        <w:rPr>
-          <w:rStyle w:val="SpecialCharTok"/>
-        </w:rPr>
-        <w:t xml:space="preserve">:</w:t>
-      </w:r>
-      <w:r>
-        <w:rPr>
-          <w:rStyle w:val="DecValTok"/>
-        </w:rPr>
-        <w:t xml:space="preserve">5</w:t>
-      </w:r>
-      <w:r>
-        <w:rPr>
-          <w:rStyle w:val="NormalTok"/>
-        </w:rPr>
-        <w:t xml:space="preserve">])</w:t>
-      </w:r>
-      <w:r>
-        <w:br/>
-      </w:r>
-      <w:r>
-        <w:rPr>
-          <w:rStyle w:val="NormalTok"/>
-        </w:rPr>
-        <w:t xml:space="preserve">zoo_chuvoso[</w:t>
-      </w:r>
-      <w:r>
-        <w:rPr>
-          <w:rStyle w:val="DecValTok"/>
-        </w:rPr>
-        <w:t xml:space="preserve">1</w:t>
-      </w:r>
-      <w:r>
-        <w:rPr>
-          <w:rStyle w:val="SpecialCharTok"/>
-        </w:rPr>
-        <w:t xml:space="preserve">:</w:t>
-      </w:r>
-      <w:r>
-        <w:rPr>
-          <w:rStyle w:val="DecValTok"/>
-        </w:rPr>
-        <w:t xml:space="preserve">5</w:t>
-      </w:r>
-      <w:r>
-        <w:rPr>
-          <w:rStyle w:val="NormalTok"/>
-        </w:rPr>
-        <w:t xml:space="preserve">,</w:t>
-      </w:r>
-      <w:r>
-        <w:rPr>
-          <w:rStyle w:val="DecValTok"/>
-        </w:rPr>
-        <w:t xml:space="preserve">1</w:t>
-      </w:r>
-      <w:r>
-        <w:rPr>
-          <w:rStyle w:val="SpecialCharTok"/>
-        </w:rPr>
-        <w:t xml:space="preserve">:</w:t>
-      </w:r>
-      <w:r>
-        <w:rPr>
-          <w:rStyle w:val="DecValTok"/>
-        </w:rPr>
-        <w:t xml:space="preserve">5</w:t>
-      </w:r>
-      <w:r>
-        <w:rPr>
-          <w:rStyle w:val="NormalTok"/>
-        </w:rPr>
-        <w:t xml:space="preserve">]</w:t>
-      </w:r>
-      <w:r>
-        <w:br/>
-      </w:r>
-      <w:r>
-        <w:rPr>
-          <w:rStyle w:val="FunctionTok"/>
-        </w:rPr>
-        <w:t xml:space="preserve">str</w:t>
-      </w:r>
-      <w:r>
-        <w:rPr>
-          <w:rStyle w:val="NormalTok"/>
-        </w:rPr>
-        <w:t xml:space="preserve">(zoo_chuvoso)</w:t>
-      </w:r>
-      <w:r>
-        <w:br/>
-      </w:r>
-      <w:r>
-        <w:rPr>
-          <w:rStyle w:val="FunctionTok"/>
-        </w:rPr>
-        <w:t xml:space="preserve">mode</w:t>
-      </w:r>
-      <w:r>
-        <w:rPr>
-          <w:rStyle w:val="NormalTok"/>
-        </w:rPr>
-        <w:t xml:space="preserve">(zoo_chuvoso)</w:t>
-      </w:r>
-      <w:r>
-        <w:br/>
-      </w:r>
-      <w:r>
-        <w:rPr>
-          <w:rStyle w:val="FunctionTok"/>
-        </w:rPr>
-        <w:t xml:space="preserve">class</w:t>
-      </w:r>
-      <w:r>
-        <w:rPr>
-          <w:rStyle w:val="NormalTok"/>
-        </w:rPr>
-        <w:t xml:space="preserve">(zoo_chuvoso)</w:t>
-      </w:r>
-      <w:r>
-        <w:br/>
-      </w:r>
-      <w:r>
-        <w:br/>
-      </w:r>
-      <w:r>
-        <w:rPr>
-          <w:rStyle w:val="CommentTok"/>
-        </w:rPr>
-        <w:t xml:space="preserve">#Informações básicas</w:t>
-      </w:r>
-      <w:r>
-        <w:br/>
-      </w:r>
-      <w:r>
-        <w:rPr>
-          <w:rStyle w:val="FunctionTok"/>
-        </w:rPr>
-        <w:t xml:space="preserve">range</w:t>
-      </w:r>
-      <w:r>
-        <w:rPr>
-          <w:rStyle w:val="NormalTok"/>
-        </w:rPr>
-        <w:t xml:space="preserve">(zoo_chuvoso) </w:t>
-      </w:r>
-      <w:r>
-        <w:rPr>
-          <w:rStyle w:val="CommentTok"/>
-        </w:rPr>
-        <w:t xml:space="preserve">#menor e maior valores</w:t>
-      </w:r>
-      <w:r>
-        <w:br/>
-      </w:r>
-      <w:r>
-        <w:rPr>
-          <w:rStyle w:val="FunctionTok"/>
-        </w:rPr>
-        <w:t xml:space="preserve">length</w:t>
-      </w:r>
-      <w:r>
-        <w:rPr>
-          <w:rStyle w:val="NormalTok"/>
-        </w:rPr>
-        <w:t xml:space="preserve">(zoo_chuvoso) </w:t>
-      </w:r>
-      <w:r>
-        <w:rPr>
-          <w:rStyle w:val="CommentTok"/>
-        </w:rPr>
-        <w:t xml:space="preserve">#no. de colunas</w:t>
-      </w:r>
-      <w:r>
-        <w:br/>
-      </w:r>
-      <w:r>
-        <w:rPr>
-          <w:rStyle w:val="FunctionTok"/>
-        </w:rPr>
-        <w:t xml:space="preserve">ncol</w:t>
-      </w:r>
-      <w:r>
-        <w:rPr>
-          <w:rStyle w:val="NormalTok"/>
-        </w:rPr>
-        <w:t xml:space="preserve">(zoo_chuvoso) </w:t>
-      </w:r>
-      <w:r>
-        <w:rPr>
-          <w:rStyle w:val="CommentTok"/>
-        </w:rPr>
-        <w:t xml:space="preserve">#no. de N colunas</w:t>
-      </w:r>
-      <w:r>
-        <w:br/>
-      </w:r>
-      <w:r>
-        <w:rPr>
-          <w:rStyle w:val="FunctionTok"/>
-        </w:rPr>
-        <w:t xml:space="preserve">nrow</w:t>
-      </w:r>
-      <w:r>
-        <w:rPr>
-          <w:rStyle w:val="NormalTok"/>
-        </w:rPr>
-        <w:t xml:space="preserve">(zoo_chuvoso) </w:t>
-      </w:r>
-      <w:r>
-        <w:rPr>
-          <w:rStyle w:val="CommentTok"/>
-        </w:rPr>
-        <w:t xml:space="preserve">#no. de M linhas</w:t>
-      </w:r>
-      <w:r>
-        <w:br/>
-      </w:r>
-      <w:r>
-        <w:rPr>
-          <w:rStyle w:val="FunctionTok"/>
-        </w:rPr>
-        <w:t xml:space="preserve">sum</w:t>
-      </w:r>
-      <w:r>
-        <w:rPr>
-          <w:rStyle w:val="NormalTok"/>
-        </w:rPr>
-        <w:t xml:space="preserve">(</w:t>
-      </w:r>
-      <w:r>
-        <w:rPr>
-          <w:rStyle w:val="FunctionTok"/>
-        </w:rPr>
-        <w:t xml:space="preserve">lengths</w:t>
-      </w:r>
-      <w:r>
-        <w:rPr>
-          <w:rStyle w:val="NormalTok"/>
-        </w:rPr>
-        <w:t xml:space="preserve">(zoo_chuvoso)) </w:t>
-      </w:r>
-      <w:r>
-        <w:rPr>
-          <w:rStyle w:val="CommentTok"/>
-        </w:rPr>
-        <w:t xml:space="preserve">#soma os nos. de colunas</w:t>
-      </w:r>
-      <w:r>
-        <w:br/>
-      </w:r>
-      <w:r>
-        <w:rPr>
-          <w:rStyle w:val="FunctionTok"/>
-        </w:rPr>
-        <w:t xml:space="preserve">length</w:t>
-      </w:r>
-      <w:r>
-        <w:rPr>
-          <w:rStyle w:val="NormalTok"/>
-        </w:rPr>
-        <w:t xml:space="preserve">(</w:t>
-      </w:r>
-      <w:r>
-        <w:rPr>
-          <w:rStyle w:val="FunctionTok"/>
-        </w:rPr>
-        <w:t xml:space="preserve">as.matrix</w:t>
-      </w:r>
-      <w:r>
-        <w:rPr>
-          <w:rStyle w:val="NormalTok"/>
-        </w:rPr>
-        <w:t xml:space="preserve">(zoo_chuvoso)) </w:t>
-      </w:r>
-      <w:r>
-        <w:rPr>
-          <w:rStyle w:val="CommentTok"/>
-        </w:rPr>
-        <w:t xml:space="preserve">#tamanho da matriz m x n</w:t>
-      </w:r>
-      <w:r>
-        <w:br/>
-      </w:r>
-      <w:r>
-        <w:rPr>
-          <w:rStyle w:val="FunctionTok"/>
-        </w:rPr>
-        <w:t xml:space="preserve">sum</w:t>
-      </w:r>
-      <w:r>
-        <w:rPr>
-          <w:rStyle w:val="NormalTok"/>
-        </w:rPr>
-        <w:t xml:space="preserve">(zoo_chuvoso </w:t>
-      </w:r>
-      <w:r>
-        <w:rPr>
-          <w:rStyle w:val="SpecialCharTok"/>
-        </w:rPr>
-        <w:t xml:space="preserve">==</w:t>
-      </w:r>
-      <w:r>
-        <w:rPr>
-          <w:rStyle w:val="NormalTok"/>
-        </w:rPr>
-        <w:t xml:space="preserve"> </w:t>
-      </w:r>
-      <w:r>
-        <w:rPr>
-          <w:rStyle w:val="DecValTok"/>
-        </w:rPr>
-        <w:t xml:space="preserve">0</w:t>
-      </w:r>
-      <w:r>
-        <w:rPr>
-          <w:rStyle w:val="NormalTok"/>
-        </w:rPr>
-        <w:t xml:space="preserve">) </w:t>
-      </w:r>
-      <w:r>
-        <w:rPr>
-          <w:rStyle w:val="CommentTok"/>
-        </w:rPr>
-        <w:t xml:space="preserve">#número de observações igual a zero</w:t>
-      </w:r>
-      <w:r>
-        <w:br/>
-      </w:r>
-      <w:r>
-        <w:rPr>
-          <w:rStyle w:val="FunctionTok"/>
-        </w:rPr>
-        <w:t xml:space="preserve">sum</w:t>
-      </w:r>
-      <w:r>
-        <w:rPr>
-          <w:rStyle w:val="NormalTok"/>
-        </w:rPr>
-        <w:t xml:space="preserve">(zoo_chuvoso </w:t>
-      </w:r>
-      <w:r>
-        <w:rPr>
-          <w:rStyle w:val="SpecialCharTok"/>
-        </w:rPr>
-        <w:t xml:space="preserve">&gt;</w:t>
-      </w:r>
-      <w:r>
-        <w:rPr>
-          <w:rStyle w:val="NormalTok"/>
-        </w:rPr>
-        <w:t xml:space="preserve"> </w:t>
-      </w:r>
-      <w:r>
-        <w:rPr>
-          <w:rStyle w:val="DecValTok"/>
-        </w:rPr>
-        <w:t xml:space="preserve">0</w:t>
-      </w:r>
-      <w:r>
-        <w:rPr>
-          <w:rStyle w:val="NormalTok"/>
-        </w:rPr>
-        <w:t xml:space="preserve">) </w:t>
-      </w:r>
-      <w:r>
-        <w:rPr>
-          <w:rStyle w:val="CommentTok"/>
-        </w:rPr>
-        <w:t xml:space="preserve">#número de observações maiores que zero</w:t>
-      </w:r>
-      <w:r>
-        <w:br/>
-      </w:r>
-      <w:r>
-        <w:rPr>
-          <w:rStyle w:val="CommentTok"/>
-        </w:rPr>
-        <w:t xml:space="preserve">#calculando a proporção de zeros na matriz</w:t>
-      </w:r>
-      <w:r>
-        <w:br/>
-      </w:r>
-      <w:r>
-        <w:rPr>
-          <w:rStyle w:val="NormalTok"/>
-        </w:rPr>
-        <w:t xml:space="preserve">zeros </w:t>
-      </w:r>
-      <w:r>
-        <w:rPr>
-          <w:rStyle w:val="OtherTok"/>
-        </w:rPr>
-        <w:t xml:space="preserve">&lt;-</w:t>
-      </w:r>
-      <w:r>
-        <w:rPr>
-          <w:rStyle w:val="NormalTok"/>
-        </w:rPr>
-        <w:t xml:space="preserve"> (</w:t>
-      </w:r>
-      <w:r>
-        <w:rPr>
-          <w:rStyle w:val="FunctionTok"/>
-        </w:rPr>
-        <w:t xml:space="preserve">sum</w:t>
-      </w:r>
-      <w:r>
-        <w:rPr>
-          <w:rStyle w:val="NormalTok"/>
-        </w:rPr>
-        <w:t xml:space="preserve">(zoo_chuvoso </w:t>
-      </w:r>
-      <w:r>
-        <w:rPr>
-          <w:rStyle w:val="SpecialCharTok"/>
-        </w:rPr>
-        <w:t xml:space="preserve">==</w:t>
-      </w:r>
-      <w:r>
-        <w:rPr>
-          <w:rStyle w:val="NormalTok"/>
-        </w:rPr>
-        <w:t xml:space="preserve"> </w:t>
-      </w:r>
-      <w:r>
-        <w:rPr>
-          <w:rStyle w:val="DecValTok"/>
-        </w:rPr>
-        <w:t xml:space="preserve">0</w:t>
-      </w:r>
-      <w:r>
-        <w:rPr>
-          <w:rStyle w:val="NormalTok"/>
-        </w:rPr>
-        <w:t xml:space="preserve">)</w:t>
-      </w:r>
-      <w:r>
-        <w:rPr>
-          <w:rStyle w:val="SpecialCharTok"/>
-        </w:rPr>
-        <w:t xml:space="preserve">/</w:t>
-      </w:r>
-      <w:r>
-        <w:rPr>
-          <w:rStyle w:val="FunctionTok"/>
-        </w:rPr>
-        <w:t xml:space="preserve">length</w:t>
-      </w:r>
-      <w:r>
-        <w:rPr>
-          <w:rStyle w:val="NormalTok"/>
-        </w:rPr>
-        <w:t xml:space="preserve">(</w:t>
-      </w:r>
-      <w:r>
-        <w:rPr>
-          <w:rStyle w:val="FunctionTok"/>
-        </w:rPr>
-        <w:t xml:space="preserve">as.matrix</w:t>
-      </w:r>
-      <w:r>
-        <w:rPr>
-          <w:rStyle w:val="NormalTok"/>
-        </w:rPr>
-        <w:t xml:space="preserve">(zoo_chuvoso)))</w:t>
-      </w:r>
-      <w:r>
-        <w:rPr>
-          <w:rStyle w:val="SpecialCharTok"/>
-        </w:rPr>
-        <w:t xml:space="preserve">*</w:t>
-      </w:r>
-      <w:r>
-        <w:rPr>
-          <w:rStyle w:val="DecValTok"/>
-        </w:rPr>
-        <w:t xml:space="preserve">100</w:t>
-      </w:r>
-      <w:r>
-        <w:br/>
-      </w:r>
-      <w:r>
-        <w:rPr>
-          <w:rStyle w:val="NormalTok"/>
-        </w:rPr>
-        <w:t xml:space="preserve">zeros</w:t>
-      </w:r>
-      <w:r>
-        <w:br/>
-      </w:r>
-      <w:r>
-        <w:br/>
-      </w:r>
-      <w:r>
-        <w:rPr>
-          <w:rStyle w:val="DocumentationTok"/>
-        </w:rPr>
-        <w:t xml:space="preserve">####Descritores da diversidade</w:t>
-      </w:r>
-      <w:r>
-        <w:br/>
-      </w:r>
-      <w:r>
-        <w:rPr>
-          <w:rStyle w:val="CommentTok"/>
-        </w:rPr>
-        <w:t xml:space="preserve">#?apply</w:t>
-      </w:r>
-      <w:r>
-        <w:br/>
-      </w:r>
-      <w:r>
-        <w:rPr>
-          <w:rStyle w:val="NormalTok"/>
-        </w:rPr>
-        <w:t xml:space="preserve">Sum </w:t>
-      </w:r>
-      <w:r>
-        <w:rPr>
-          <w:rStyle w:val="OtherTok"/>
-        </w:rPr>
-        <w:t xml:space="preserve">&lt;-</w:t>
-      </w:r>
-      <w:r>
-        <w:rPr>
-          <w:rStyle w:val="NormalTok"/>
-        </w:rPr>
-        <w:t xml:space="preserve"> </w:t>
-      </w:r>
-      <w:r>
-        <w:rPr>
-          <w:rStyle w:val="FunctionTok"/>
-        </w:rPr>
-        <w:t xml:space="preserve">rowSums</w:t>
-      </w:r>
-      <w:r>
-        <w:rPr>
-          <w:rStyle w:val="NormalTok"/>
-        </w:rPr>
-        <w:t xml:space="preserve">(zoo_chuvoso)</w:t>
-      </w:r>
-      <w:r>
-        <w:br/>
-      </w:r>
-      <w:r>
-        <w:rPr>
-          <w:rStyle w:val="CommentTok"/>
-        </w:rPr>
-        <w:t xml:space="preserve">#ou</w:t>
-      </w:r>
-      <w:r>
-        <w:br/>
-      </w:r>
-      <w:r>
-        <w:rPr>
-          <w:rStyle w:val="NormalTok"/>
-        </w:rPr>
-        <w:t xml:space="preserve">Sum </w:t>
-      </w:r>
-      <w:r>
-        <w:rPr>
-          <w:rStyle w:val="OtherTok"/>
-        </w:rPr>
-        <w:t xml:space="preserve">&lt;-</w:t>
-      </w:r>
-      <w:r>
-        <w:rPr>
-          <w:rStyle w:val="NormalTok"/>
-        </w:rPr>
-        <w:t xml:space="preserve"> </w:t>
-      </w:r>
-      <w:r>
-        <w:rPr>
-          <w:rStyle w:val="FunctionTok"/>
-        </w:rPr>
-        <w:t xml:space="preserve">apply</w:t>
-      </w:r>
-      <w:r>
-        <w:rPr>
-          <w:rStyle w:val="NormalTok"/>
-        </w:rPr>
-        <w:t xml:space="preserve">(zoo_chuvoso,</w:t>
-      </w:r>
-      <w:r>
-        <w:rPr>
-          <w:rStyle w:val="DecValTok"/>
-        </w:rPr>
-        <w:t xml:space="preserve">1</w:t>
-      </w:r>
-      <w:r>
-        <w:rPr>
-          <w:rStyle w:val="NormalTok"/>
-        </w:rPr>
-        <w:t xml:space="preserve">,sum)</w:t>
-      </w:r>
-      <w:r>
-        <w:br/>
-      </w:r>
-      <w:r>
-        <w:rPr>
-          <w:rStyle w:val="NormalTok"/>
-        </w:rPr>
-        <w:t xml:space="preserve">Sum</w:t>
-      </w:r>
-      <w:r>
-        <w:br/>
-      </w:r>
-      <w:r>
-        <w:rPr>
-          <w:rStyle w:val="DocumentationTok"/>
-        </w:rPr>
-        <w:t xml:space="preserve">## Abundância relativa (%)</w:t>
-      </w:r>
-      <w:r>
-        <w:br/>
-      </w:r>
-      <w:r>
-        <w:rPr>
-          <w:rStyle w:val="NormalTok"/>
-        </w:rPr>
-        <w:t xml:space="preserve">RA </w:t>
-      </w:r>
-      <w:r>
-        <w:rPr>
-          <w:rStyle w:val="OtherTok"/>
-        </w:rPr>
-        <w:t xml:space="preserve">&lt;-</w:t>
-      </w:r>
-      <w:r>
-        <w:rPr>
-          <w:rStyle w:val="NormalTok"/>
-        </w:rPr>
-        <w:t xml:space="preserve"> (Sum </w:t>
-      </w:r>
-      <w:r>
-        <w:rPr>
-          <w:rStyle w:val="SpecialCharTok"/>
-        </w:rPr>
-        <w:t xml:space="preserve">/</w:t>
-      </w:r>
-      <w:r>
-        <w:rPr>
-          <w:rStyle w:val="NormalTok"/>
-        </w:rPr>
-        <w:t xml:space="preserve"> </w:t>
-      </w:r>
-      <w:r>
-        <w:rPr>
-          <w:rStyle w:val="FunctionTok"/>
-        </w:rPr>
-        <w:t xml:space="preserve">sum</w:t>
-      </w:r>
-      <w:r>
-        <w:rPr>
-          <w:rStyle w:val="NormalTok"/>
-        </w:rPr>
-        <w:t xml:space="preserve">(Sum)) </w:t>
-      </w:r>
-      <w:r>
-        <w:rPr>
-          <w:rStyle w:val="SpecialCharTok"/>
-        </w:rPr>
-        <w:t xml:space="preserve">*</w:t>
-      </w:r>
-      <w:r>
-        <w:rPr>
-          <w:rStyle w:val="NormalTok"/>
-        </w:rPr>
-        <w:t xml:space="preserve"> </w:t>
-      </w:r>
-      <w:r>
-        <w:rPr>
-          <w:rStyle w:val="DecValTok"/>
-        </w:rPr>
-        <w:t xml:space="preserve">100</w:t>
-      </w:r>
-      <w:r>
-        <w:rPr>
-          <w:rStyle w:val="NormalTok"/>
-        </w:rPr>
-        <w:t xml:space="preserve"> </w:t>
-      </w:r>
-      <w:r>
-        <w:rPr>
-          <w:rStyle w:val="CommentTok"/>
-        </w:rPr>
-        <w:t xml:space="preserve"># percentage</w:t>
-      </w:r>
-      <w:r>
-        <w:br/>
-      </w:r>
-      <w:r>
-        <w:rPr>
-          <w:rStyle w:val="DocumentationTok"/>
-        </w:rPr>
-        <w:t xml:space="preserve">## Media</w:t>
-      </w:r>
-      <w:r>
-        <w:br/>
-      </w:r>
-      <w:r>
-        <w:rPr>
-          <w:rStyle w:val="NormalTok"/>
-        </w:rPr>
-        <w:t xml:space="preserve">Mean </w:t>
-      </w:r>
-      <w:r>
-        <w:rPr>
-          <w:rStyle w:val="OtherTok"/>
-        </w:rPr>
-        <w:t xml:space="preserve">&lt;-</w:t>
-      </w:r>
-      <w:r>
-        <w:rPr>
-          <w:rStyle w:val="NormalTok"/>
-        </w:rPr>
-        <w:t xml:space="preserve"> </w:t>
-      </w:r>
-      <w:r>
-        <w:rPr>
-          <w:rStyle w:val="FunctionTok"/>
-        </w:rPr>
-        <w:t xml:space="preserve">rowMeans</w:t>
-      </w:r>
-      <w:r>
-        <w:rPr>
-          <w:rStyle w:val="NormalTok"/>
-        </w:rPr>
-        <w:t xml:space="preserve">(zoo_chuvoso)</w:t>
-      </w:r>
-      <w:r>
-        <w:br/>
-      </w:r>
-      <w:r>
-        <w:rPr>
-          <w:rStyle w:val="NormalTok"/>
-        </w:rPr>
-        <w:t xml:space="preserve">Mean</w:t>
-      </w:r>
-      <w:r>
-        <w:br/>
-      </w:r>
-      <w:r>
-        <w:rPr>
-          <w:rStyle w:val="DocumentationTok"/>
-        </w:rPr>
-        <w:t xml:space="preserve">## Ou</w:t>
-      </w:r>
-      <w:r>
-        <w:br/>
-      </w:r>
-      <w:r>
-        <w:rPr>
-          <w:rStyle w:val="NormalTok"/>
-        </w:rPr>
-        <w:t xml:space="preserve">Mean </w:t>
-      </w:r>
-      <w:r>
-        <w:rPr>
-          <w:rStyle w:val="OtherTok"/>
-        </w:rPr>
-        <w:t xml:space="preserve">&lt;-</w:t>
-      </w:r>
-      <w:r>
-        <w:rPr>
-          <w:rStyle w:val="NormalTok"/>
-        </w:rPr>
-        <w:t xml:space="preserve"> </w:t>
-      </w:r>
-      <w:r>
-        <w:rPr>
-          <w:rStyle w:val="FunctionTok"/>
-        </w:rPr>
-        <w:t xml:space="preserve">apply</w:t>
-      </w:r>
-      <w:r>
-        <w:rPr>
-          <w:rStyle w:val="NormalTok"/>
-        </w:rPr>
-        <w:t xml:space="preserve">(zoo_chuvoso,</w:t>
-      </w:r>
-      <w:r>
-        <w:rPr>
-          <w:rStyle w:val="DecValTok"/>
-        </w:rPr>
-        <w:t xml:space="preserve">1</w:t>
-      </w:r>
-      <w:r>
-        <w:rPr>
-          <w:rStyle w:val="NormalTok"/>
-        </w:rPr>
-        <w:t xml:space="preserve">,mean)</w:t>
-      </w:r>
-      <w:r>
-        <w:br/>
-      </w:r>
-      <w:r>
-        <w:rPr>
-          <w:rStyle w:val="NormalTok"/>
-        </w:rPr>
-        <w:t xml:space="preserve">Mean</w:t>
-      </w:r>
-      <w:r>
-        <w:br/>
-      </w:r>
-      <w:r>
-        <w:rPr>
-          <w:rStyle w:val="DocumentationTok"/>
-        </w:rPr>
-        <w:t xml:space="preserve">## Desvio padrão</w:t>
-      </w:r>
-      <w:r>
-        <w:br/>
-      </w:r>
-      <w:r>
-        <w:rPr>
-          <w:rStyle w:val="NormalTok"/>
-        </w:rPr>
-        <w:t xml:space="preserve">DP </w:t>
-      </w:r>
-      <w:r>
-        <w:rPr>
-          <w:rStyle w:val="OtherTok"/>
-        </w:rPr>
-        <w:t xml:space="preserve">&lt;-</w:t>
-      </w:r>
-      <w:r>
-        <w:rPr>
-          <w:rStyle w:val="NormalTok"/>
-        </w:rPr>
-        <w:t xml:space="preserve"> </w:t>
-      </w:r>
-      <w:r>
-        <w:rPr>
-          <w:rStyle w:val="FunctionTok"/>
-        </w:rPr>
-        <w:t xml:space="preserve">apply</w:t>
-      </w:r>
-      <w:r>
-        <w:rPr>
-          <w:rStyle w:val="NormalTok"/>
-        </w:rPr>
-        <w:t xml:space="preserve">(zoo_chuvoso,</w:t>
-      </w:r>
-      <w:r>
-        <w:rPr>
-          <w:rStyle w:val="DecValTok"/>
-        </w:rPr>
-        <w:t xml:space="preserve">1</w:t>
-      </w:r>
-      <w:r>
-        <w:rPr>
-          <w:rStyle w:val="NormalTok"/>
-        </w:rPr>
-        <w:t xml:space="preserve">,sd)</w:t>
-      </w:r>
-      <w:r>
-        <w:br/>
-      </w:r>
-      <w:r>
-        <w:rPr>
-          <w:rStyle w:val="NormalTok"/>
-        </w:rPr>
-        <w:t xml:space="preserve">DP</w:t>
-      </w:r>
-      <w:r>
-        <w:br/>
-      </w:r>
-      <w:r>
-        <w:rPr>
-          <w:rStyle w:val="DocumentationTok"/>
-        </w:rPr>
-        <w:t xml:space="preserve">## Máximo</w:t>
-      </w:r>
-      <w:r>
-        <w:br/>
-      </w:r>
-      <w:r>
-        <w:rPr>
-          <w:rStyle w:val="NormalTok"/>
-        </w:rPr>
-        <w:t xml:space="preserve">Max </w:t>
-      </w:r>
-      <w:r>
-        <w:rPr>
-          <w:rStyle w:val="OtherTok"/>
-        </w:rPr>
-        <w:t xml:space="preserve">&lt;-</w:t>
-      </w:r>
-      <w:r>
-        <w:rPr>
-          <w:rStyle w:val="NormalTok"/>
-        </w:rPr>
-        <w:t xml:space="preserve"> </w:t>
-      </w:r>
-      <w:r>
-        <w:rPr>
-          <w:rStyle w:val="FunctionTok"/>
-        </w:rPr>
-        <w:t xml:space="preserve">apply</w:t>
-      </w:r>
-      <w:r>
-        <w:rPr>
-          <w:rStyle w:val="NormalTok"/>
-        </w:rPr>
-        <w:t xml:space="preserve">(zoo_chuvoso,</w:t>
-      </w:r>
-      <w:r>
-        <w:rPr>
-          <w:rStyle w:val="DecValTok"/>
-        </w:rPr>
-        <w:t xml:space="preserve">1</w:t>
-      </w:r>
-      <w:r>
-        <w:rPr>
-          <w:rStyle w:val="NormalTok"/>
-        </w:rPr>
-        <w:t xml:space="preserve">,max)</w:t>
-      </w:r>
-      <w:r>
-        <w:br/>
-      </w:r>
-      <w:r>
-        <w:rPr>
-          <w:rStyle w:val="NormalTok"/>
-        </w:rPr>
-        <w:t xml:space="preserve">Max </w:t>
-      </w:r>
-      <w:r>
-        <w:br/>
-      </w:r>
-      <w:r>
-        <w:rPr>
-          <w:rStyle w:val="DocumentationTok"/>
-        </w:rPr>
-        <w:t xml:space="preserve">## Mínimo</w:t>
-      </w:r>
-      <w:r>
-        <w:br/>
-      </w:r>
-      <w:r>
-        <w:rPr>
-          <w:rStyle w:val="NormalTok"/>
-        </w:rPr>
-        <w:t xml:space="preserve">Min </w:t>
-      </w:r>
-      <w:r>
-        <w:rPr>
-          <w:rStyle w:val="OtherTok"/>
-        </w:rPr>
-        <w:t xml:space="preserve">&lt;-</w:t>
-      </w:r>
-      <w:r>
-        <w:rPr>
-          <w:rStyle w:val="NormalTok"/>
-        </w:rPr>
-        <w:t xml:space="preserve"> </w:t>
-      </w:r>
-      <w:r>
-        <w:rPr>
-          <w:rStyle w:val="FunctionTok"/>
-        </w:rPr>
-        <w:t xml:space="preserve">apply</w:t>
-      </w:r>
-      <w:r>
-        <w:rPr>
-          <w:rStyle w:val="NormalTok"/>
-        </w:rPr>
-        <w:t xml:space="preserve">(zoo_chuvoso,</w:t>
-      </w:r>
-      <w:r>
-        <w:rPr>
-          <w:rStyle w:val="DecValTok"/>
-        </w:rPr>
-        <w:t xml:space="preserve">1</w:t>
-      </w:r>
-      <w:r>
-        <w:rPr>
-          <w:rStyle w:val="NormalTok"/>
-        </w:rPr>
-        <w:t xml:space="preserve">,min)</w:t>
-      </w:r>
-      <w:r>
-        <w:br/>
-      </w:r>
-      <w:r>
-        <w:rPr>
-          <w:rStyle w:val="NormalTok"/>
-        </w:rPr>
-        <w:t xml:space="preserve">Min</w:t>
-      </w:r>
-      <w:r>
-        <w:br/>
-      </w:r>
-      <w:r>
-        <w:rPr>
-          <w:rStyle w:val="DocumentationTok"/>
-        </w:rPr>
-        <w:t xml:space="preserve">## Mínimo não-zero</w:t>
-      </w:r>
-      <w:r>
-        <w:br/>
-      </w:r>
-      <w:r>
-        <w:rPr>
-          <w:rStyle w:val="NormalTok"/>
-        </w:rPr>
-        <w:t xml:space="preserve">MinZ </w:t>
-      </w:r>
-      <w:r>
-        <w:rPr>
-          <w:rStyle w:val="OtherTok"/>
-        </w:rPr>
-        <w:t xml:space="preserve">&lt;-</w:t>
-      </w:r>
-      <w:r>
-        <w:rPr>
-          <w:rStyle w:val="NormalTok"/>
-        </w:rPr>
-        <w:t xml:space="preserve"> </w:t>
-      </w:r>
-      <w:r>
-        <w:rPr>
-          <w:rStyle w:val="FunctionTok"/>
-        </w:rPr>
-        <w:t xml:space="preserve">apply</w:t>
-      </w:r>
-      <w:r>
-        <w:rPr>
-          <w:rStyle w:val="NormalTok"/>
-        </w:rPr>
-        <w:t xml:space="preserve">(zoo_chuvoso, </w:t>
-      </w:r>
-      <w:r>
-        <w:rPr>
-          <w:rStyle w:val="DecValTok"/>
-        </w:rPr>
-        <w:t xml:space="preserve">1</w:t>
-      </w:r>
-      <w:r>
-        <w:rPr>
-          <w:rStyle w:val="NormalTok"/>
-        </w:rPr>
-        <w:t xml:space="preserve">, </w:t>
-      </w:r>
-      <w:r>
-        <w:rPr>
-          <w:rStyle w:val="ControlFlowTok"/>
-        </w:rPr>
-        <w:t xml:space="preserve">function</w:t>
-      </w:r>
-      <w:r>
-        <w:rPr>
-          <w:rStyle w:val="NormalTok"/>
-        </w:rPr>
-        <w:t xml:space="preserve">(row) {</w:t>
-      </w:r>
-      <w:r>
-        <w:br/>
-      </w:r>
-      <w:r>
-        <w:rPr>
-          <w:rStyle w:val="NormalTok"/>
-        </w:rPr>
-        <w:t xml:space="preserve">  non_zero_values </w:t>
-      </w:r>
-      <w:r>
-        <w:rPr>
-          <w:rStyle w:val="OtherTok"/>
-        </w:rPr>
-        <w:t xml:space="preserve">&lt;-</w:t>
-      </w:r>
-      <w:r>
-        <w:rPr>
-          <w:rStyle w:val="NormalTok"/>
-        </w:rPr>
-        <w:t xml:space="preserve"> row[row </w:t>
-      </w:r>
-      <w:r>
-        <w:rPr>
-          <w:rStyle w:val="SpecialCharTok"/>
-        </w:rPr>
-        <w:t xml:space="preserve">&gt;</w:t>
-      </w:r>
-      <w:r>
-        <w:rPr>
-          <w:rStyle w:val="NormalTok"/>
-        </w:rPr>
-        <w:t xml:space="preserve"> </w:t>
-      </w:r>
-      <w:r>
-        <w:rPr>
-          <w:rStyle w:val="DecValTok"/>
-        </w:rPr>
-        <w:t xml:space="preserve">0</w:t>
-      </w:r>
-      <w:r>
-        <w:rPr>
-          <w:rStyle w:val="NormalTok"/>
-        </w:rPr>
-        <w:t xml:space="preserve">]  </w:t>
-      </w:r>
-      <w:r>
-        <w:rPr>
-          <w:rStyle w:val="CommentTok"/>
-        </w:rPr>
-        <w:t xml:space="preserve"># Filter out zero values</w:t>
-      </w:r>
-      <w:r>
-        <w:br/>
-      </w:r>
-      <w:r>
-        <w:rPr>
-          <w:rStyle w:val="NormalTok"/>
-        </w:rPr>
-        <w:t xml:space="preserve">  </w:t>
-      </w:r>
-      <w:r>
-        <w:rPr>
-          <w:rStyle w:val="ControlFlowTok"/>
-        </w:rPr>
-        <w:t xml:space="preserve">if</w:t>
-      </w:r>
-      <w:r>
-        <w:rPr>
-          <w:rStyle w:val="NormalTok"/>
-        </w:rPr>
-        <w:t xml:space="preserve"> (</w:t>
-      </w:r>
-      <w:r>
-        <w:rPr>
-          <w:rStyle w:val="FunctionTok"/>
-        </w:rPr>
-        <w:t xml:space="preserve">length</w:t>
-      </w:r>
-      <w:r>
-        <w:rPr>
-          <w:rStyle w:val="NormalTok"/>
-        </w:rPr>
-        <w:t xml:space="preserve">(non_zero_values) </w:t>
-      </w:r>
-      <w:r>
-        <w:rPr>
-          <w:rStyle w:val="SpecialCharTok"/>
-        </w:rPr>
-        <w:t xml:space="preserve">==</w:t>
-      </w:r>
-      <w:r>
-        <w:rPr>
-          <w:rStyle w:val="NormalTok"/>
-        </w:rPr>
-        <w:t xml:space="preserve"> </w:t>
-      </w:r>
-      <w:r>
-        <w:rPr>
-          <w:rStyle w:val="DecValTok"/>
-        </w:rPr>
-        <w:t xml:space="preserve">0</w:t>
-      </w:r>
-      <w:r>
-        <w:rPr>
-          <w:rStyle w:val="NormalTok"/>
-        </w:rPr>
-        <w:t xml:space="preserve">) {</w:t>
-      </w:r>
-      <w:r>
-        <w:br/>
-      </w:r>
-      <w:r>
-        <w:rPr>
-          <w:rStyle w:val="NormalTok"/>
-        </w:rPr>
-        <w:t xml:space="preserve">    </w:t>
-      </w:r>
-      <w:r>
-        <w:rPr>
-          <w:rStyle w:val="FunctionTok"/>
-        </w:rPr>
-        <w:t xml:space="preserve">return</w:t>
-      </w:r>
-      <w:r>
-        <w:rPr>
-          <w:rStyle w:val="NormalTok"/>
-        </w:rPr>
-        <w:t xml:space="preserve">(</w:t>
-      </w:r>
-      <w:r>
-        <w:rPr>
-          <w:rStyle w:val="DecValTok"/>
-        </w:rPr>
-        <w:t xml:space="preserve">0</w:t>
-      </w:r>
-      <w:r>
-        <w:rPr>
-          <w:rStyle w:val="NormalTok"/>
-        </w:rPr>
-        <w:t xml:space="preserve">)  </w:t>
-      </w:r>
-      <w:r>
-        <w:rPr>
-          <w:rStyle w:val="CommentTok"/>
-        </w:rPr>
-        <w:t xml:space="preserve"># If all values are zero, return 0</w:t>
-      </w:r>
-      <w:r>
-        <w:br/>
-      </w:r>
-      <w:r>
-        <w:rPr>
-          <w:rStyle w:val="NormalTok"/>
-        </w:rPr>
-        <w:t xml:space="preserve">  } </w:t>
-      </w:r>
-      <w:r>
-        <w:rPr>
-          <w:rStyle w:val="ControlFlowTok"/>
-        </w:rPr>
-        <w:t xml:space="preserve">else</w:t>
-      </w:r>
-      <w:r>
-        <w:rPr>
-          <w:rStyle w:val="NormalTok"/>
-        </w:rPr>
-        <w:t xml:space="preserve"> {</w:t>
-      </w:r>
-      <w:r>
-        <w:br/>
-      </w:r>
-      <w:r>
-        <w:rPr>
-          <w:rStyle w:val="NormalTok"/>
-        </w:rPr>
-        <w:t xml:space="preserve">    </w:t>
-      </w:r>
-      <w:r>
-        <w:rPr>
-          <w:rStyle w:val="FunctionTok"/>
-        </w:rPr>
-        <w:t xml:space="preserve">return</w:t>
-      </w:r>
-      <w:r>
-        <w:rPr>
-          <w:rStyle w:val="NormalTok"/>
-        </w:rPr>
-        <w:t xml:space="preserve">(</w:t>
-      </w:r>
-      <w:r>
-        <w:rPr>
-          <w:rStyle w:val="FunctionTok"/>
-        </w:rPr>
-        <w:t xml:space="preserve">min</w:t>
-      </w:r>
-      <w:r>
-        <w:rPr>
-          <w:rStyle w:val="NormalTok"/>
-        </w:rPr>
-        <w:t xml:space="preserve">(non_zero_values))  </w:t>
-      </w:r>
-      <w:r>
-        <w:rPr>
-          <w:rStyle w:val="CommentTok"/>
-        </w:rPr>
-        <w:t xml:space="preserve"># Return the minimum of non-zero values</w:t>
-      </w:r>
-      <w:r>
-        <w:br/>
-      </w:r>
-      <w:r>
-        <w:rPr>
-          <w:rStyle w:val="NormalTok"/>
-        </w:rPr>
-        <w:t xml:space="preserve">  }</w:t>
-      </w:r>
-      <w:r>
-        <w:br/>
-      </w:r>
-      <w:r>
-        <w:rPr>
-          <w:rStyle w:val="NormalTok"/>
-        </w:rPr>
-        <w:t xml:space="preserve">})</w:t>
-      </w:r>
-      <w:r>
-        <w:br/>
-      </w:r>
-      <w:r>
-        <w:rPr>
-          <w:rStyle w:val="NormalTok"/>
-        </w:rPr>
-        <w:t xml:space="preserve">MinZ</w:t>
-      </w:r>
-      <w:r>
-        <w:br/>
-      </w:r>
-      <w:r>
-        <w:br/>
-      </w:r>
-      <w:r>
-        <w:rPr>
-          <w:rStyle w:val="CommentTok"/>
-        </w:rPr>
-        <w:t xml:space="preserve">#Riqueza</w:t>
-      </w:r>
-      <w:r>
-        <w:br/>
-      </w:r>
-      <w:r>
-        <w:rPr>
-          <w:rStyle w:val="NormalTok"/>
-        </w:rPr>
-        <w:t xml:space="preserve">m_pa </w:t>
-      </w:r>
-      <w:r>
-        <w:rPr>
-          <w:rStyle w:val="OtherTok"/>
-        </w:rPr>
-        <w:t xml:space="preserve">&lt;-</w:t>
-      </w:r>
-      <w:r>
-        <w:rPr>
-          <w:rStyle w:val="NormalTok"/>
-        </w:rPr>
-        <w:t xml:space="preserve"> zoo_chuvoso</w:t>
-      </w:r>
-      <w:r>
-        <w:br/>
-      </w:r>
-      <w:r>
-        <w:rPr>
-          <w:rStyle w:val="NormalTok"/>
-        </w:rPr>
-        <w:t xml:space="preserve">m_pa[m_pa </w:t>
-      </w:r>
-      <w:r>
-        <w:rPr>
-          <w:rStyle w:val="SpecialCharTok"/>
-        </w:rPr>
-        <w:t xml:space="preserve">!=</w:t>
-      </w:r>
-      <w:r>
-        <w:rPr>
-          <w:rStyle w:val="NormalTok"/>
-        </w:rPr>
-        <w:t xml:space="preserve"> </w:t>
-      </w:r>
-      <w:r>
-        <w:rPr>
-          <w:rStyle w:val="DecValTok"/>
-        </w:rPr>
-        <w:t xml:space="preserve">0</w:t>
-      </w:r>
-      <w:r>
-        <w:rPr>
-          <w:rStyle w:val="NormalTok"/>
-        </w:rPr>
-        <w:t xml:space="preserve">] </w:t>
-      </w:r>
-      <w:r>
-        <w:rPr>
-          <w:rStyle w:val="OtherTok"/>
-        </w:rPr>
-        <w:t xml:space="preserve">&lt;-</w:t>
-      </w:r>
-      <w:r>
-        <w:rPr>
-          <w:rStyle w:val="NormalTok"/>
-        </w:rPr>
-        <w:t xml:space="preserve"> </w:t>
-      </w:r>
-      <w:r>
-        <w:rPr>
-          <w:rStyle w:val="DecValTok"/>
-        </w:rPr>
-        <w:t xml:space="preserve">1</w:t>
-      </w:r>
-      <w:r>
-        <w:br/>
-      </w:r>
-      <w:r>
-        <w:rPr>
-          <w:rStyle w:val="FunctionTok"/>
-        </w:rPr>
-        <w:t xml:space="preserve">rowSums</w:t>
-      </w:r>
-      <w:r>
-        <w:rPr>
-          <w:rStyle w:val="NormalTok"/>
-        </w:rPr>
-        <w:t xml:space="preserve">(m_pa)</w:t>
-      </w:r>
-      <w:r>
-        <w:br/>
-      </w:r>
-      <w:r>
-        <w:rPr>
-          <w:rStyle w:val="FunctionTok"/>
-        </w:rPr>
-        <w:t xml:space="preserve">library</w:t>
-      </w:r>
-      <w:r>
-        <w:rPr>
-          <w:rStyle w:val="NormalTok"/>
-        </w:rPr>
-        <w:t xml:space="preserve">(vegan)</w:t>
-      </w:r>
-      <w:r>
-        <w:br/>
-      </w:r>
-      <w:r>
-        <w:rPr>
-          <w:rStyle w:val="NormalTok"/>
-        </w:rPr>
-        <w:t xml:space="preserve">bin </w:t>
-      </w:r>
-      <w:r>
-        <w:rPr>
-          <w:rStyle w:val="OtherTok"/>
-        </w:rPr>
-        <w:t xml:space="preserve">&lt;-</w:t>
-      </w:r>
-      <w:r>
-        <w:rPr>
-          <w:rStyle w:val="NormalTok"/>
-        </w:rPr>
-        <w:t xml:space="preserve"> </w:t>
-      </w:r>
-      <w:r>
-        <w:rPr>
-          <w:rStyle w:val="FunctionTok"/>
-        </w:rPr>
-        <w:t xml:space="preserve">decostand</w:t>
-      </w:r>
-      <w:r>
-        <w:rPr>
-          <w:rStyle w:val="NormalTok"/>
-        </w:rPr>
-        <w:t xml:space="preserve">(zoo_chuvoso,</w:t>
-      </w:r>
-      <w:r>
-        <w:rPr>
-          <w:rStyle w:val="StringTok"/>
-        </w:rPr>
-        <w:t xml:space="preserve">"pa"</w:t>
-      </w:r>
-      <w:r>
-        <w:rPr>
-          <w:rStyle w:val="NormalTok"/>
-        </w:rPr>
-        <w:t xml:space="preserve">)</w:t>
-      </w:r>
-      <w:r>
-        <w:br/>
-      </w:r>
-      <w:r>
-        <w:rPr>
-          <w:rStyle w:val="NormalTok"/>
-        </w:rPr>
-        <w:t xml:space="preserve">bin[</w:t>
-      </w:r>
-      <w:r>
-        <w:rPr>
-          <w:rStyle w:val="DecValTok"/>
-        </w:rPr>
-        <w:t xml:space="preserve">1</w:t>
-      </w:r>
-      <w:r>
-        <w:rPr>
-          <w:rStyle w:val="SpecialCharTok"/>
-        </w:rPr>
-        <w:t xml:space="preserve">:</w:t>
-      </w:r>
-      <w:r>
-        <w:rPr>
-          <w:rStyle w:val="DecValTok"/>
-        </w:rPr>
-        <w:t xml:space="preserve">10</w:t>
-      </w:r>
-      <w:r>
-        <w:rPr>
-          <w:rStyle w:val="NormalTok"/>
-        </w:rPr>
-        <w:t xml:space="preserve">, </w:t>
-      </w:r>
-      <w:r>
-        <w:rPr>
-          <w:rStyle w:val="DecValTok"/>
-        </w:rPr>
-        <w:t xml:space="preserve">1</w:t>
-      </w:r>
-      <w:r>
-        <w:rPr>
-          <w:rStyle w:val="SpecialCharTok"/>
-        </w:rPr>
-        <w:t xml:space="preserve">:</w:t>
-      </w:r>
-      <w:r>
-        <w:rPr>
-          <w:rStyle w:val="DecValTok"/>
-        </w:rPr>
-        <w:t xml:space="preserve">10</w:t>
-      </w:r>
-      <w:r>
-        <w:rPr>
-          <w:rStyle w:val="NormalTok"/>
-        </w:rPr>
-        <w:t xml:space="preserve">]</w:t>
-      </w:r>
-      <w:r>
-        <w:br/>
-      </w:r>
-      <w:r>
-        <w:rPr>
-          <w:rStyle w:val="NormalTok"/>
-        </w:rPr>
-        <w:t xml:space="preserve">S </w:t>
-      </w:r>
-      <w:r>
-        <w:rPr>
-          <w:rStyle w:val="OtherTok"/>
-        </w:rPr>
-        <w:t xml:space="preserve">&lt;-</w:t>
-      </w:r>
-      <w:r>
-        <w:rPr>
-          <w:rStyle w:val="NormalTok"/>
-        </w:rPr>
-        <w:t xml:space="preserve"> </w:t>
-      </w:r>
-      <w:r>
-        <w:rPr>
-          <w:rStyle w:val="FunctionTok"/>
-        </w:rPr>
-        <w:t xml:space="preserve">apply</w:t>
-      </w:r>
-      <w:r>
-        <w:rPr>
-          <w:rStyle w:val="NormalTok"/>
-        </w:rPr>
-        <w:t xml:space="preserve">(bin,</w:t>
-      </w:r>
-      <w:r>
-        <w:rPr>
-          <w:rStyle w:val="DecValTok"/>
-        </w:rPr>
-        <w:t xml:space="preserve">1</w:t>
-      </w:r>
-      <w:r>
-        <w:rPr>
-          <w:rStyle w:val="NormalTok"/>
-        </w:rPr>
-        <w:t xml:space="preserve">,sum)</w:t>
-      </w:r>
-      <w:r>
-        <w:br/>
-      </w:r>
-      <w:r>
-        <w:rPr>
-          <w:rStyle w:val="NormalTok"/>
-        </w:rPr>
-        <w:t xml:space="preserve">S</w:t>
-      </w:r>
-      <w:r>
-        <w:br/>
-      </w:r>
-      <w:r>
-        <w:rPr>
-          <w:rStyle w:val="CommentTok"/>
-        </w:rPr>
-        <w:t xml:space="preserve">#OU</w:t>
-      </w:r>
-      <w:r>
-        <w:br/>
-      </w:r>
-      <w:r>
-        <w:rPr>
-          <w:rStyle w:val="NormalTok"/>
-        </w:rPr>
-        <w:t xml:space="preserve">Riqueza </w:t>
-      </w:r>
-      <w:r>
-        <w:rPr>
-          <w:rStyle w:val="OtherTok"/>
-        </w:rPr>
-        <w:t xml:space="preserve">&lt;-</w:t>
-      </w:r>
-      <w:r>
-        <w:rPr>
-          <w:rStyle w:val="NormalTok"/>
-        </w:rPr>
-        <w:t xml:space="preserve"> </w:t>
-      </w:r>
-      <w:r>
-        <w:rPr>
-          <w:rStyle w:val="FunctionTok"/>
-        </w:rPr>
-        <w:t xml:space="preserve">specnumber</w:t>
-      </w:r>
-      <w:r>
-        <w:rPr>
-          <w:rStyle w:val="NormalTok"/>
-        </w:rPr>
-        <w:t xml:space="preserve">(zoo_chuvoso)</w:t>
-      </w:r>
-      <w:r>
-        <w:br/>
-      </w:r>
-      <w:r>
-        <w:rPr>
-          <w:rStyle w:val="NormalTok"/>
-        </w:rPr>
-        <w:t xml:space="preserve">Riqueza</w:t>
-      </w:r>
-      <w:r>
-        <w:br/>
-      </w:r>
-      <w:r>
-        <w:rPr>
-          <w:rStyle w:val="NormalTok"/>
-        </w:rPr>
-        <w:t xml:space="preserve">Riqueza_total </w:t>
-      </w:r>
-      <w:r>
-        <w:rPr>
-          <w:rStyle w:val="OtherTok"/>
-        </w:rPr>
-        <w:t xml:space="preserve">&lt;-</w:t>
-      </w:r>
-      <w:r>
-        <w:rPr>
-          <w:rStyle w:val="NormalTok"/>
-        </w:rPr>
-        <w:t xml:space="preserve"> </w:t>
-      </w:r>
-      <w:r>
-        <w:rPr>
-          <w:rStyle w:val="FunctionTok"/>
-        </w:rPr>
-        <w:t xml:space="preserve">specnumber</w:t>
-      </w:r>
-      <w:r>
-        <w:rPr>
-          <w:rStyle w:val="NormalTok"/>
-        </w:rPr>
-        <w:t xml:space="preserve">(</w:t>
-      </w:r>
-      <w:r>
-        <w:rPr>
-          <w:rStyle w:val="FunctionTok"/>
-        </w:rPr>
-        <w:t xml:space="preserve">colSums</w:t>
-      </w:r>
-      <w:r>
-        <w:rPr>
-          <w:rStyle w:val="NormalTok"/>
-        </w:rPr>
-        <w:t xml:space="preserve">(zoo_chuvoso))</w:t>
-      </w:r>
-      <w:r>
-        <w:br/>
-      </w:r>
-      <w:r>
-        <w:rPr>
-          <w:rStyle w:val="NormalTok"/>
-        </w:rPr>
-        <w:t xml:space="preserve">Riqueza_total</w:t>
-      </w:r>
-      <w:r>
-        <w:br/>
-      </w:r>
-      <w:r>
-        <w:rPr>
-          <w:rStyle w:val="CommentTok"/>
-        </w:rPr>
-        <w:t xml:space="preserve">#OU</w:t>
-      </w:r>
-      <w:r>
-        <w:br/>
-      </w:r>
-      <w:r>
-        <w:rPr>
-          <w:rStyle w:val="NormalTok"/>
-        </w:rPr>
-        <w:t xml:space="preserve">FO </w:t>
-      </w:r>
-      <w:r>
-        <w:rPr>
-          <w:rStyle w:val="OtherTok"/>
-        </w:rPr>
-        <w:t xml:space="preserve">&lt;-</w:t>
-      </w:r>
-      <w:r>
-        <w:rPr>
-          <w:rStyle w:val="NormalTok"/>
-        </w:rPr>
-        <w:t xml:space="preserve"> </w:t>
-      </w:r>
-      <w:r>
-        <w:rPr>
-          <w:rStyle w:val="FunctionTok"/>
-        </w:rPr>
-        <w:t xml:space="preserve">rowSums</w:t>
-      </w:r>
-      <w:r>
-        <w:rPr>
-          <w:rStyle w:val="NormalTok"/>
-        </w:rPr>
-        <w:t xml:space="preserve">(zoo_chuvoso </w:t>
-      </w:r>
-      <w:r>
-        <w:rPr>
-          <w:rStyle w:val="SpecialCharTok"/>
-        </w:rPr>
-        <w:t xml:space="preserve">&gt;</w:t>
-      </w:r>
-      <w:r>
-        <w:rPr>
-          <w:rStyle w:val="NormalTok"/>
-        </w:rPr>
-        <w:t xml:space="preserve"> </w:t>
-      </w:r>
-      <w:r>
-        <w:rPr>
-          <w:rStyle w:val="DecValTok"/>
-        </w:rPr>
-        <w:t xml:space="preserve">0</w:t>
-      </w:r>
-      <w:r>
-        <w:rPr>
-          <w:rStyle w:val="NormalTok"/>
-        </w:rPr>
-        <w:t xml:space="preserve">) </w:t>
-      </w:r>
-      <w:r>
-        <w:rPr>
-          <w:rStyle w:val="SpecialCharTok"/>
-        </w:rPr>
-        <w:t xml:space="preserve">/</w:t>
-      </w:r>
-      <w:r>
-        <w:rPr>
-          <w:rStyle w:val="NormalTok"/>
-        </w:rPr>
-        <w:t xml:space="preserve"> </w:t>
-      </w:r>
-      <w:r>
-        <w:rPr>
-          <w:rStyle w:val="FunctionTok"/>
-        </w:rPr>
-        <w:t xml:space="preserve">ncol</w:t>
-      </w:r>
-      <w:r>
-        <w:rPr>
-          <w:rStyle w:val="NormalTok"/>
-        </w:rPr>
-        <w:t xml:space="preserve">(zoo_chuvoso) </w:t>
-      </w:r>
-      <w:r>
-        <w:rPr>
-          <w:rStyle w:val="SpecialCharTok"/>
-        </w:rPr>
-        <w:t xml:space="preserve">*</w:t>
-      </w:r>
-      <w:r>
-        <w:rPr>
-          <w:rStyle w:val="NormalTok"/>
-        </w:rPr>
-        <w:t xml:space="preserve"> </w:t>
-      </w:r>
-      <w:r>
-        <w:rPr>
-          <w:rStyle w:val="DecValTok"/>
-        </w:rPr>
-        <w:t xml:space="preserve">100</w:t>
-      </w:r>
-      <w:r>
-        <w:br/>
-      </w:r>
-      <w:r>
-        <w:rPr>
-          <w:rStyle w:val="NormalTok"/>
-        </w:rPr>
-        <w:t xml:space="preserve">FO</w:t>
-      </w:r>
-      <w:r>
-        <w:br/>
-      </w:r>
-      <w:r>
-        <w:br/>
-      </w:r>
-      <w:r>
-        <w:rPr>
-          <w:rStyle w:val="CommentTok"/>
-        </w:rPr>
-        <w:t xml:space="preserve">#Índices de Diversidade</w:t>
-      </w:r>
-      <w:r>
-        <w:br/>
-      </w:r>
-      <w:r>
-        <w:rPr>
-          <w:rStyle w:val="CommentTok"/>
-        </w:rPr>
-        <w:t xml:space="preserve">#Shannon</w:t>
-      </w:r>
-      <w:r>
-        <w:br/>
-      </w:r>
-      <w:r>
-        <w:rPr>
-          <w:rStyle w:val="NormalTok"/>
-        </w:rPr>
-        <w:t xml:space="preserve">H </w:t>
-      </w:r>
-      <w:r>
-        <w:rPr>
-          <w:rStyle w:val="OtherTok"/>
-        </w:rPr>
-        <w:t xml:space="preserve">&lt;-</w:t>
-      </w:r>
-      <w:r>
-        <w:rPr>
-          <w:rStyle w:val="NormalTok"/>
-        </w:rPr>
-        <w:t xml:space="preserve"> </w:t>
-      </w:r>
-      <w:r>
-        <w:rPr>
-          <w:rStyle w:val="FunctionTok"/>
-        </w:rPr>
-        <w:t xml:space="preserve">diversity</w:t>
-      </w:r>
-      <w:r>
-        <w:rPr>
-          <w:rStyle w:val="NormalTok"/>
-        </w:rPr>
-        <w:t xml:space="preserve">(zoo_chuvoso, </w:t>
-      </w:r>
-      <w:r>
-        <w:rPr>
-          <w:rStyle w:val="AttributeTok"/>
-        </w:rPr>
-        <w:t xml:space="preserve">index =</w:t>
-      </w:r>
-      <w:r>
-        <w:rPr>
-          <w:rStyle w:val="NormalTok"/>
-        </w:rPr>
-        <w:t xml:space="preserve"> </w:t>
-      </w:r>
-      <w:r>
-        <w:rPr>
-          <w:rStyle w:val="StringTok"/>
-        </w:rPr>
-        <w:t xml:space="preserve">"shannon"</w:t>
-      </w:r>
-      <w:r>
-        <w:rPr>
-          <w:rStyle w:val="NormalTok"/>
-        </w:rPr>
-        <w:t xml:space="preserve">)</w:t>
-      </w:r>
-      <w:r>
-        <w:br/>
-      </w:r>
-      <w:r>
-        <w:rPr>
-          <w:rStyle w:val="NormalTok"/>
-        </w:rPr>
-        <w:t xml:space="preserve">H</w:t>
-      </w:r>
-      <w:r>
-        <w:br/>
-      </w:r>
-      <w:r>
-        <w:br/>
-      </w:r>
-      <w:r>
-        <w:rPr>
-          <w:rStyle w:val="CommentTok"/>
-        </w:rPr>
-        <w:t xml:space="preserve">#Simpson</w:t>
-      </w:r>
-      <w:r>
-        <w:br/>
-      </w:r>
-      <w:r>
-        <w:rPr>
-          <w:rStyle w:val="NormalTok"/>
-        </w:rPr>
-        <w:t xml:space="preserve">D </w:t>
-      </w:r>
-      <w:r>
-        <w:rPr>
-          <w:rStyle w:val="OtherTok"/>
-        </w:rPr>
-        <w:t xml:space="preserve">&lt;-</w:t>
-      </w:r>
-      <w:r>
-        <w:rPr>
-          <w:rStyle w:val="NormalTok"/>
-        </w:rPr>
-        <w:t xml:space="preserve"> </w:t>
-      </w:r>
-      <w:r>
-        <w:rPr>
-          <w:rStyle w:val="FunctionTok"/>
-        </w:rPr>
-        <w:t xml:space="preserve">diversity</w:t>
-      </w:r>
-      <w:r>
-        <w:rPr>
-          <w:rStyle w:val="NormalTok"/>
-        </w:rPr>
-        <w:t xml:space="preserve">(zoo_chuvoso, </w:t>
-      </w:r>
-      <w:r>
-        <w:rPr>
-          <w:rStyle w:val="StringTok"/>
-        </w:rPr>
-        <w:t xml:space="preserve">"simpson"</w:t>
-      </w:r>
-      <w:r>
-        <w:rPr>
-          <w:rStyle w:val="NormalTok"/>
-        </w:rPr>
-        <w:t xml:space="preserve">)</w:t>
-      </w:r>
-      <w:r>
-        <w:br/>
-      </w:r>
-      <w:r>
-        <w:rPr>
-          <w:rStyle w:val="NormalTok"/>
-        </w:rPr>
-        <w:t xml:space="preserve">D</w:t>
-      </w:r>
-      <w:r>
-        <w:br/>
-      </w:r>
-      <w:r>
-        <w:rPr>
-          <w:rStyle w:val="NormalTok"/>
-        </w:rPr>
-        <w:t xml:space="preserve">D[</w:t>
-      </w:r>
-      <w:r>
-        <w:rPr>
-          <w:rStyle w:val="FunctionTok"/>
-        </w:rPr>
-        <w:t xml:space="preserve">is.na</w:t>
-      </w:r>
-      <w:r>
-        <w:rPr>
-          <w:rStyle w:val="NormalTok"/>
-        </w:rPr>
-        <w:t xml:space="preserve">(D)] </w:t>
-      </w:r>
-      <w:r>
-        <w:rPr>
-          <w:rStyle w:val="OtherTok"/>
-        </w:rPr>
-        <w:t xml:space="preserve">&lt;-</w:t>
-      </w:r>
-      <w:r>
-        <w:rPr>
-          <w:rStyle w:val="NormalTok"/>
-        </w:rPr>
-        <w:t xml:space="preserve"> </w:t>
-      </w:r>
-      <w:r>
-        <w:rPr>
-          <w:rStyle w:val="DecValTok"/>
-        </w:rPr>
-        <w:t xml:space="preserve">0</w:t>
-      </w:r>
-      <w:r>
-        <w:rPr>
-          <w:rStyle w:val="NormalTok"/>
-        </w:rPr>
-        <w:t xml:space="preserve"> </w:t>
-      </w:r>
-      <w:r>
-        <w:rPr>
-          <w:rStyle w:val="CommentTok"/>
-        </w:rPr>
-        <w:t xml:space="preserve">#substitui NA ou NaN por 0</w:t>
-      </w:r>
-      <w:r>
-        <w:br/>
-      </w:r>
-      <w:r>
-        <w:rPr>
-          <w:rStyle w:val="NormalTok"/>
-        </w:rPr>
-        <w:t xml:space="preserve">D</w:t>
-      </w:r>
-      <w:r>
-        <w:br/>
-      </w:r>
-      <w:r>
-        <w:br/>
-      </w:r>
-      <w:r>
-        <w:rPr>
-          <w:rStyle w:val="CommentTok"/>
-        </w:rPr>
-        <w:t xml:space="preserve">#Equitabilidade de Pielou</w:t>
-      </w:r>
-      <w:r>
-        <w:br/>
-      </w:r>
-      <w:r>
-        <w:rPr>
-          <w:rStyle w:val="NormalTok"/>
-        </w:rPr>
-        <w:t xml:space="preserve">E </w:t>
-      </w:r>
-      <w:r>
-        <w:rPr>
-          <w:rStyle w:val="OtherTok"/>
-        </w:rPr>
-        <w:t xml:space="preserve">&lt;-</w:t>
-      </w:r>
-      <w:r>
-        <w:rPr>
-          <w:rStyle w:val="NormalTok"/>
-        </w:rPr>
-        <w:t xml:space="preserve"> H</w:t>
-      </w:r>
-      <w:r>
-        <w:rPr>
-          <w:rStyle w:val="SpecialCharTok"/>
-        </w:rPr>
-        <w:t xml:space="preserve">/</w:t>
-      </w:r>
-      <w:r>
-        <w:rPr>
-          <w:rStyle w:val="FunctionTok"/>
-        </w:rPr>
-        <w:t xml:space="preserve">log</w:t>
-      </w:r>
-      <w:r>
-        <w:rPr>
-          <w:rStyle w:val="NormalTok"/>
-        </w:rPr>
-        <w:t xml:space="preserve">(</w:t>
-      </w:r>
-      <w:r>
-        <w:rPr>
-          <w:rStyle w:val="FunctionTok"/>
-        </w:rPr>
-        <w:t xml:space="preserve">specnumber</w:t>
-      </w:r>
-      <w:r>
-        <w:rPr>
-          <w:rStyle w:val="NormalTok"/>
-        </w:rPr>
-        <w:t xml:space="preserve">(zoo_chuvoso))</w:t>
-      </w:r>
-      <w:r>
-        <w:br/>
-      </w:r>
-      <w:r>
-        <w:rPr>
-          <w:rStyle w:val="NormalTok"/>
-        </w:rPr>
-        <w:t xml:space="preserve">E</w:t>
-      </w:r>
-      <w:r>
-        <w:br/>
-      </w:r>
-      <w:r>
-        <w:rPr>
-          <w:rStyle w:val="NormalTok"/>
-        </w:rPr>
-        <w:t xml:space="preserve">E[</w:t>
-      </w:r>
-      <w:r>
-        <w:rPr>
-          <w:rStyle w:val="FunctionTok"/>
-        </w:rPr>
-        <w:t xml:space="preserve">is.na</w:t>
-      </w:r>
-      <w:r>
-        <w:rPr>
-          <w:rStyle w:val="NormalTok"/>
-        </w:rPr>
-        <w:t xml:space="preserve">(E)] </w:t>
-      </w:r>
-      <w:r>
-        <w:rPr>
-          <w:rStyle w:val="OtherTok"/>
-        </w:rPr>
-        <w:t xml:space="preserve">&lt;-</w:t>
-      </w:r>
-      <w:r>
-        <w:rPr>
-          <w:rStyle w:val="NormalTok"/>
-        </w:rPr>
-        <w:t xml:space="preserve"> </w:t>
-      </w:r>
-      <w:r>
-        <w:rPr>
-          <w:rStyle w:val="DecValTok"/>
-        </w:rPr>
-        <w:t xml:space="preserve">0</w:t>
-      </w:r>
-      <w:r>
-        <w:rPr>
-          <w:rStyle w:val="NormalTok"/>
-        </w:rPr>
-        <w:t xml:space="preserve"> </w:t>
-      </w:r>
-      <w:r>
-        <w:rPr>
-          <w:rStyle w:val="CommentTok"/>
-        </w:rPr>
-        <w:t xml:space="preserve">#substitui NA ou NaN por 0</w:t>
-      </w:r>
-      <w:r>
-        <w:br/>
-      </w:r>
-      <w:r>
-        <w:rPr>
-          <w:rStyle w:val="NormalTok"/>
-        </w:rPr>
-        <w:t xml:space="preserve">E</w:t>
-      </w:r>
-      <w:r>
-        <w:br/>
-      </w:r>
-      <w:r>
-        <w:br/>
-      </w:r>
-      <w:r>
-        <w:rPr>
-          <w:rStyle w:val="CommentTok"/>
-        </w:rPr>
-        <w:t xml:space="preserve">#Assimetria e curtose</w:t>
-      </w:r>
-      <w:r>
-        <w:br/>
-      </w:r>
-      <w:r>
-        <w:rPr>
-          <w:rStyle w:val="FunctionTok"/>
-        </w:rPr>
-        <w:t xml:space="preserve">library</w:t>
-      </w:r>
-      <w:r>
-        <w:rPr>
-          <w:rStyle w:val="NormalTok"/>
-        </w:rPr>
-        <w:t xml:space="preserve">(moments)</w:t>
-      </w:r>
-      <w:r>
-        <w:br/>
-      </w:r>
-      <w:r>
-        <w:rPr>
-          <w:rStyle w:val="NormalTok"/>
-        </w:rPr>
-        <w:t xml:space="preserve">Assimetria </w:t>
-      </w:r>
-      <w:r>
-        <w:rPr>
-          <w:rStyle w:val="OtherTok"/>
-        </w:rPr>
-        <w:t xml:space="preserve">&lt;-</w:t>
-      </w:r>
-      <w:r>
-        <w:rPr>
-          <w:rStyle w:val="NormalTok"/>
-        </w:rPr>
-        <w:t xml:space="preserve"> </w:t>
-      </w:r>
-      <w:r>
-        <w:rPr>
-          <w:rStyle w:val="FunctionTok"/>
-        </w:rPr>
-        <w:t xml:space="preserve">apply</w:t>
-      </w:r>
-      <w:r>
-        <w:rPr>
-          <w:rStyle w:val="NormalTok"/>
-        </w:rPr>
-        <w:t xml:space="preserve">(zoo_chuvoso,</w:t>
-      </w:r>
-      <w:r>
-        <w:rPr>
-          <w:rStyle w:val="DecValTok"/>
-        </w:rPr>
-        <w:t xml:space="preserve">1</w:t>
-      </w:r>
-      <w:r>
-        <w:rPr>
-          <w:rStyle w:val="NormalTok"/>
-        </w:rPr>
-        <w:t xml:space="preserve">,skewness)</w:t>
-      </w:r>
-      <w:r>
-        <w:br/>
-      </w:r>
-      <w:r>
-        <w:rPr>
-          <w:rStyle w:val="NormalTok"/>
-        </w:rPr>
-        <w:t xml:space="preserve">Assimetria</w:t>
-      </w:r>
-      <w:r>
-        <w:br/>
-      </w:r>
-      <w:r>
-        <w:rPr>
-          <w:rStyle w:val="NormalTok"/>
-        </w:rPr>
-        <w:t xml:space="preserve">Curtose </w:t>
-      </w:r>
-      <w:r>
-        <w:rPr>
-          <w:rStyle w:val="OtherTok"/>
-        </w:rPr>
-        <w:t xml:space="preserve">&lt;-</w:t>
-      </w:r>
-      <w:r>
-        <w:rPr>
-          <w:rStyle w:val="NormalTok"/>
-        </w:rPr>
-        <w:t xml:space="preserve"> </w:t>
-      </w:r>
-      <w:r>
-        <w:rPr>
-          <w:rStyle w:val="FunctionTok"/>
-        </w:rPr>
-        <w:t xml:space="preserve">apply</w:t>
-      </w:r>
-      <w:r>
-        <w:rPr>
-          <w:rStyle w:val="NormalTok"/>
-        </w:rPr>
-        <w:t xml:space="preserve">(zoo_chuvoso,</w:t>
-      </w:r>
-      <w:r>
-        <w:rPr>
-          <w:rStyle w:val="DecValTok"/>
-        </w:rPr>
-        <w:t xml:space="preserve">1</w:t>
-      </w:r>
-      <w:r>
-        <w:rPr>
-          <w:rStyle w:val="NormalTok"/>
-        </w:rPr>
-        <w:t xml:space="preserve">,kurtosis)</w:t>
-      </w:r>
-      <w:r>
-        <w:br/>
-      </w:r>
-      <w:r>
-        <w:rPr>
-          <w:rStyle w:val="NormalTok"/>
-        </w:rPr>
-        <w:t xml:space="preserve">Curtose</w:t>
-      </w:r>
-      <w:r>
-        <w:br/>
-      </w:r>
-      <w:r>
-        <w:br/>
-      </w:r>
-      <w:r>
-        <w:rPr>
-          <w:rStyle w:val="CommentTok"/>
-        </w:rPr>
-        <w:t xml:space="preserve">#Tabela de Descritores</w:t>
-      </w:r>
-      <w:r>
-        <w:br/>
-      </w:r>
-      <w:r>
-        <w:rPr>
-          <w:rStyle w:val="NormalTok"/>
-        </w:rPr>
-        <w:t xml:space="preserve">Descritores1 </w:t>
-      </w:r>
-      <w:r>
-        <w:rPr>
-          <w:rStyle w:val="OtherTok"/>
-        </w:rPr>
-        <w:t xml:space="preserve">&lt;-</w:t>
-      </w:r>
-      <w:r>
-        <w:rPr>
-          <w:rStyle w:val="NormalTok"/>
-        </w:rPr>
-        <w:t xml:space="preserve"> </w:t>
-      </w:r>
-      <w:r>
-        <w:rPr>
-          <w:rStyle w:val="FunctionTok"/>
-        </w:rPr>
-        <w:t xml:space="preserve">cbind</w:t>
-      </w:r>
-      <w:r>
-        <w:rPr>
-          <w:rStyle w:val="NormalTok"/>
-        </w:rPr>
-        <w:t xml:space="preserve">(Sum, RA, Mean, DP, Max, Min, MinZ, FO, S, E, H, D)</w:t>
-      </w:r>
-      <w:r>
-        <w:br/>
-      </w:r>
-      <w:r>
-        <w:rPr>
-          <w:rStyle w:val="NormalTok"/>
-        </w:rPr>
-        <w:t xml:space="preserve">Descritores1 </w:t>
-      </w:r>
-      <w:r>
-        <w:rPr>
-          <w:rStyle w:val="OtherTok"/>
-        </w:rPr>
-        <w:t xml:space="preserve">&lt;-</w:t>
-      </w:r>
-      <w:r>
-        <w:rPr>
-          <w:rStyle w:val="NormalTok"/>
-        </w:rPr>
-        <w:t xml:space="preserve"> </w:t>
-      </w:r>
-      <w:r>
-        <w:rPr>
-          <w:rStyle w:val="FunctionTok"/>
-        </w:rPr>
-        <w:t xml:space="preserve">as.data.frame</w:t>
-      </w:r>
-      <w:r>
-        <w:rPr>
-          <w:rStyle w:val="NormalTok"/>
-        </w:rPr>
-        <w:t xml:space="preserve">(Descritores1)</w:t>
-      </w:r>
-      <w:r>
-        <w:br/>
-      </w:r>
-      <w:r>
-        <w:rPr>
-          <w:rStyle w:val="NormalTok"/>
-        </w:rPr>
-        <w:t xml:space="preserve">Descritores1</w:t>
-      </w:r>
-      <w:r>
-        <w:br/>
-      </w:r>
-      <w:r>
-        <w:rPr>
-          <w:rStyle w:val="CommentTok"/>
-        </w:rPr>
-        <w:t xml:space="preserve">#Descritores1 &lt;- Descritores1 %&gt;% rownames_to_column(var="Espécies") #da nome a primeira coluna</w:t>
-      </w:r>
-      <w:r>
-        <w:br/>
-      </w:r>
-      <w:r>
-        <w:rPr>
-          <w:rStyle w:val="NormalTok"/>
-        </w:rPr>
-        <w:t xml:space="preserve">SomaTotalD </w:t>
-      </w:r>
-      <w:r>
-        <w:rPr>
-          <w:rStyle w:val="OtherTok"/>
-        </w:rPr>
-        <w:t xml:space="preserve">&lt;-</w:t>
-      </w:r>
-      <w:r>
-        <w:rPr>
-          <w:rStyle w:val="NormalTok"/>
-        </w:rPr>
-        <w:t xml:space="preserve"> </w:t>
-      </w:r>
-      <w:r>
-        <w:rPr>
-          <w:rStyle w:val="FunctionTok"/>
-        </w:rPr>
-        <w:t xml:space="preserve">apply</w:t>
-      </w:r>
-      <w:r>
-        <w:rPr>
-          <w:rStyle w:val="NormalTok"/>
-        </w:rPr>
-        <w:t xml:space="preserve">(Descritores1,</w:t>
-      </w:r>
-      <w:r>
-        <w:rPr>
-          <w:rStyle w:val="DecValTok"/>
-        </w:rPr>
-        <w:t xml:space="preserve">2</w:t>
-      </w:r>
-      <w:r>
-        <w:rPr>
-          <w:rStyle w:val="NormalTok"/>
-        </w:rPr>
-        <w:t xml:space="preserve">,sum)</w:t>
-      </w:r>
-      <w:r>
-        <w:br/>
-      </w:r>
-      <w:r>
-        <w:rPr>
-          <w:rStyle w:val="NormalTok"/>
-        </w:rPr>
-        <w:t xml:space="preserve">SomaTotalD</w:t>
-      </w:r>
-      <w:r>
-        <w:br/>
-      </w:r>
-      <w:r>
-        <w:rPr>
-          <w:rStyle w:val="NormalTok"/>
-        </w:rPr>
-        <w:t xml:space="preserve">MediaTotalD </w:t>
-      </w:r>
-      <w:r>
-        <w:rPr>
-          <w:rStyle w:val="OtherTok"/>
-        </w:rPr>
-        <w:t xml:space="preserve">&lt;-</w:t>
-      </w:r>
-      <w:r>
-        <w:rPr>
-          <w:rStyle w:val="NormalTok"/>
-        </w:rPr>
-        <w:t xml:space="preserve"> </w:t>
-      </w:r>
-      <w:r>
-        <w:rPr>
-          <w:rStyle w:val="FunctionTok"/>
-        </w:rPr>
-        <w:t xml:space="preserve">apply</w:t>
-      </w:r>
-      <w:r>
-        <w:rPr>
-          <w:rStyle w:val="NormalTok"/>
-        </w:rPr>
-        <w:t xml:space="preserve">(Descritores1,</w:t>
-      </w:r>
-      <w:r>
-        <w:rPr>
-          <w:rStyle w:val="DecValTok"/>
-        </w:rPr>
-        <w:t xml:space="preserve">2</w:t>
-      </w:r>
-      <w:r>
-        <w:rPr>
-          <w:rStyle w:val="NormalTok"/>
-        </w:rPr>
-        <w:t xml:space="preserve">,mean)</w:t>
-      </w:r>
-      <w:r>
-        <w:br/>
-      </w:r>
-      <w:r>
-        <w:rPr>
-          <w:rStyle w:val="NormalTok"/>
-        </w:rPr>
-        <w:t xml:space="preserve">MediaTotalD</w:t>
-      </w:r>
-      <w:r>
-        <w:br/>
-      </w:r>
-      <w:r>
-        <w:rPr>
-          <w:rStyle w:val="NormalTok"/>
-        </w:rPr>
-        <w:t xml:space="preserve">DPTotalD </w:t>
-      </w:r>
-      <w:r>
-        <w:rPr>
-          <w:rStyle w:val="OtherTok"/>
-        </w:rPr>
-        <w:t xml:space="preserve">&lt;-</w:t>
-      </w:r>
-      <w:r>
-        <w:rPr>
-          <w:rStyle w:val="NormalTok"/>
-        </w:rPr>
-        <w:t xml:space="preserve"> </w:t>
-      </w:r>
-      <w:r>
-        <w:rPr>
-          <w:rStyle w:val="FunctionTok"/>
-        </w:rPr>
-        <w:t xml:space="preserve">apply</w:t>
-      </w:r>
-      <w:r>
-        <w:rPr>
-          <w:rStyle w:val="NormalTok"/>
-        </w:rPr>
-        <w:t xml:space="preserve">(Descritores1,</w:t>
-      </w:r>
-      <w:r>
-        <w:rPr>
-          <w:rStyle w:val="DecValTok"/>
-        </w:rPr>
-        <w:t xml:space="preserve">2</w:t>
-      </w:r>
-      <w:r>
-        <w:rPr>
-          <w:rStyle w:val="NormalTok"/>
-        </w:rPr>
-        <w:t xml:space="preserve">,sd)</w:t>
-      </w:r>
-      <w:r>
-        <w:br/>
-      </w:r>
-      <w:r>
-        <w:rPr>
-          <w:rStyle w:val="NormalTok"/>
-        </w:rPr>
-        <w:t xml:space="preserve">DPTotalD</w:t>
-      </w:r>
-      <w:r>
-        <w:br/>
-      </w:r>
-      <w:r>
-        <w:rPr>
-          <w:rStyle w:val="NormalTok"/>
-        </w:rPr>
-        <w:t xml:space="preserve">Descritores2 </w:t>
-      </w:r>
-      <w:r>
-        <w:rPr>
-          <w:rStyle w:val="OtherTok"/>
-        </w:rPr>
-        <w:t xml:space="preserve">&lt;-</w:t>
-      </w:r>
-      <w:r>
-        <w:rPr>
-          <w:rStyle w:val="NormalTok"/>
-        </w:rPr>
-        <w:t xml:space="preserve"> </w:t>
-      </w:r>
-      <w:r>
-        <w:rPr>
-          <w:rStyle w:val="FunctionTok"/>
-        </w:rPr>
-        <w:t xml:space="preserve">cbind</w:t>
-      </w:r>
-      <w:r>
-        <w:rPr>
-          <w:rStyle w:val="NormalTok"/>
-        </w:rPr>
-        <w:t xml:space="preserve">(SomaTotalD, MediaTotalD, DPTotalD)</w:t>
-      </w:r>
-      <w:r>
-        <w:br/>
-      </w:r>
-      <w:r>
-        <w:rPr>
-          <w:rStyle w:val="NormalTok"/>
-        </w:rPr>
-        <w:t xml:space="preserve">Descritores2 </w:t>
-      </w:r>
-      <w:r>
-        <w:rPr>
-          <w:rStyle w:val="OtherTok"/>
-        </w:rPr>
-        <w:t xml:space="preserve">&lt;-</w:t>
-      </w:r>
-      <w:r>
-        <w:rPr>
-          <w:rStyle w:val="NormalTok"/>
-        </w:rPr>
-        <w:t xml:space="preserve"> </w:t>
-      </w:r>
-      <w:r>
-        <w:rPr>
-          <w:rStyle w:val="FunctionTok"/>
-        </w:rPr>
-        <w:t xml:space="preserve">as.data.frame</w:t>
-      </w:r>
-      <w:r>
-        <w:rPr>
-          <w:rStyle w:val="NormalTok"/>
-        </w:rPr>
-        <w:t xml:space="preserve">(Descritores2)</w:t>
-      </w:r>
-      <w:r>
-        <w:br/>
-      </w:r>
-      <w:r>
-        <w:rPr>
-          <w:rStyle w:val="NormalTok"/>
-        </w:rPr>
-        <w:t xml:space="preserve">Descritores2 </w:t>
-      </w:r>
-      <w:r>
-        <w:rPr>
-          <w:rStyle w:val="OtherTok"/>
-        </w:rPr>
-        <w:t xml:space="preserve">&lt;-</w:t>
-      </w:r>
-      <w:r>
-        <w:rPr>
-          <w:rStyle w:val="NormalTok"/>
-        </w:rPr>
-        <w:t xml:space="preserve"> </w:t>
-      </w:r>
-      <w:r>
-        <w:rPr>
-          <w:rStyle w:val="FunctionTok"/>
-        </w:rPr>
-        <w:t xml:space="preserve">t</w:t>
-      </w:r>
-      <w:r>
-        <w:rPr>
-          <w:rStyle w:val="NormalTok"/>
-        </w:rPr>
-        <w:t xml:space="preserve">(Descritores2)</w:t>
-      </w:r>
-      <w:r>
-        <w:br/>
-      </w:r>
-      <w:r>
-        <w:rPr>
-          <w:rStyle w:val="NormalTok"/>
-        </w:rPr>
-        <w:t xml:space="preserve">Descritores2</w:t>
-      </w:r>
-      <w:r>
-        <w:br/>
-      </w:r>
-      <w:r>
-        <w:rPr>
-          <w:rStyle w:val="NormalTok"/>
-        </w:rPr>
-        <w:t xml:space="preserve">DescritoresFinal </w:t>
-      </w:r>
-      <w:r>
-        <w:rPr>
-          <w:rStyle w:val="OtherTok"/>
-        </w:rPr>
-        <w:t xml:space="preserve">&lt;-</w:t>
-      </w:r>
-      <w:r>
-        <w:rPr>
-          <w:rStyle w:val="NormalTok"/>
-        </w:rPr>
-        <w:t xml:space="preserve"> </w:t>
-      </w:r>
-      <w:r>
-        <w:rPr>
-          <w:rStyle w:val="FunctionTok"/>
-        </w:rPr>
-        <w:t xml:space="preserve">rbind</w:t>
-      </w:r>
-      <w:r>
-        <w:rPr>
-          <w:rStyle w:val="NormalTok"/>
-        </w:rPr>
-        <w:t xml:space="preserve">(Descritores1, Descritores2)</w:t>
-      </w:r>
-      <w:r>
-        <w:br/>
-      </w:r>
-      <w:r>
-        <w:rPr>
-          <w:rStyle w:val="NormalTok"/>
-        </w:rPr>
-        <w:t xml:space="preserve">DescritoresFinal</w:t>
-      </w:r>
-      <w:r>
-        <w:br/>
-      </w:r>
-      <w:r>
-        <w:rPr>
-          <w:rStyle w:val="NormalTok"/>
-        </w:rPr>
-        <w:t xml:space="preserve">DescritoresFinal </w:t>
-      </w:r>
-      <w:r>
-        <w:rPr>
-          <w:rStyle w:val="OtherTok"/>
-        </w:rPr>
-        <w:t xml:space="preserve">&lt;-</w:t>
-      </w:r>
-      <w:r>
-        <w:rPr>
-          <w:rStyle w:val="NormalTok"/>
-        </w:rPr>
-        <w:t xml:space="preserve"> </w:t>
-      </w:r>
-      <w:r>
-        <w:rPr>
-          <w:rStyle w:val="FunctionTok"/>
-        </w:rPr>
-        <w:t xml:space="preserve">round</w:t>
-      </w:r>
-      <w:r>
-        <w:rPr>
-          <w:rStyle w:val="NormalTok"/>
-        </w:rPr>
-        <w:t xml:space="preserve"> (DescritoresFinal, </w:t>
-      </w:r>
-      <w:r>
-        <w:rPr>
-          <w:rStyle w:val="DecValTok"/>
-        </w:rPr>
-        <w:t xml:space="preserve">2</w:t>
-      </w:r>
-      <w:r>
-        <w:rPr>
-          <w:rStyle w:val="NormalTok"/>
-        </w:rPr>
-        <w:t xml:space="preserve">)</w:t>
-      </w:r>
-      <w:r>
-        <w:br/>
-      </w:r>
-      <w:r>
-        <w:rPr>
-          <w:rStyle w:val="NormalTok"/>
-        </w:rPr>
-        <w:t xml:space="preserve">DescritoresFinal</w:t>
-      </w:r>
-      <w:r>
-        <w:br/>
-      </w:r>
-      <w:r>
-        <w:br/>
-      </w:r>
-      <w:r>
-        <w:rPr>
-          <w:rStyle w:val="DocumentationTok"/>
-        </w:rPr>
-        <w:t xml:space="preserve">####Fazendo uma tabela</w:t>
-      </w:r>
-      <w:r>
-        <w:br/>
-      </w:r>
-      <w:r>
-        <w:rPr>
-          <w:rStyle w:val="FunctionTok"/>
-        </w:rPr>
-        <w:t xml:space="preserve">library</w:t>
-      </w:r>
-      <w:r>
-        <w:rPr>
-          <w:rStyle w:val="NormalTok"/>
-        </w:rPr>
-        <w:t xml:space="preserve">(gt)</w:t>
-      </w:r>
-      <w:r>
-        <w:br/>
-      </w:r>
-      <w:r>
-        <w:rPr>
-          <w:rStyle w:val="NormalTok"/>
-        </w:rPr>
-        <w:t xml:space="preserve">df_chuvoso </w:t>
-      </w:r>
-      <w:r>
-        <w:rPr>
-          <w:rStyle w:val="OtherTok"/>
-        </w:rPr>
-        <w:t xml:space="preserve">&lt;-</w:t>
-      </w:r>
-      <w:r>
-        <w:rPr>
-          <w:rStyle w:val="NormalTok"/>
-        </w:rPr>
-        <w:t xml:space="preserve"> DescritoresFinal</w:t>
-      </w:r>
-      <w:r>
-        <w:br/>
-      </w:r>
-      <w:r>
-        <w:rPr>
-          <w:rStyle w:val="FunctionTok"/>
-        </w:rPr>
-        <w:t xml:space="preserve">ncol</w:t>
-      </w:r>
-      <w:r>
-        <w:rPr>
-          <w:rStyle w:val="NormalTok"/>
-        </w:rPr>
-        <w:t xml:space="preserve">(df_chuvoso); </w:t>
-      </w:r>
-      <w:r>
-        <w:rPr>
-          <w:rStyle w:val="FunctionTok"/>
-        </w:rPr>
-        <w:t xml:space="preserve">nrow</w:t>
-      </w:r>
-      <w:r>
-        <w:rPr>
-          <w:rStyle w:val="NormalTok"/>
-        </w:rPr>
-        <w:t xml:space="preserve">(df_chuvoso) </w:t>
-      </w:r>
-      <w:r>
-        <w:rPr>
-          <w:rStyle w:val="CommentTok"/>
-        </w:rPr>
-        <w:t xml:space="preserve">#no. de N colunas x M linhas</w:t>
-      </w:r>
-      <w:r>
-        <w:br/>
-      </w:r>
-      <w:r>
-        <w:rPr>
-          <w:rStyle w:val="NormalTok"/>
-        </w:rPr>
-        <w:t xml:space="preserve">df_chuvoso </w:t>
-      </w:r>
-      <w:r>
-        <w:rPr>
-          <w:rStyle w:val="OtherTok"/>
-        </w:rPr>
-        <w:t xml:space="preserve">&lt;-</w:t>
-      </w:r>
-      <w:r>
-        <w:rPr>
-          <w:rStyle w:val="NormalTok"/>
-        </w:rPr>
-        <w:t xml:space="preserve"> </w:t>
-      </w:r>
-      <w:r>
-        <w:rPr>
-          <w:rStyle w:val="FunctionTok"/>
-        </w:rPr>
-        <w:t xml:space="preserve">cbind</w:t>
-      </w:r>
-      <w:r>
-        <w:rPr>
-          <w:rStyle w:val="NormalTok"/>
-        </w:rPr>
-        <w:t xml:space="preserve">(</w:t>
-      </w:r>
-      <w:r>
-        <w:rPr>
-          <w:rStyle w:val="StringTok"/>
-        </w:rPr>
-        <w:t xml:space="preserve">"Espécies"</w:t>
-      </w:r>
-      <w:r>
-        <w:rPr>
-          <w:rStyle w:val="NormalTok"/>
-        </w:rPr>
-        <w:t xml:space="preserve"> </w:t>
-      </w:r>
-      <w:r>
-        <w:rPr>
-          <w:rStyle w:val="OtherTok"/>
-        </w:rPr>
-        <w:t xml:space="preserve">=</w:t>
-      </w:r>
-      <w:r>
-        <w:rPr>
-          <w:rStyle w:val="NormalTok"/>
-        </w:rPr>
-        <w:t xml:space="preserve"> </w:t>
-      </w:r>
-      <w:r>
-        <w:rPr>
-          <w:rStyle w:val="FunctionTok"/>
-        </w:rPr>
-        <w:t xml:space="preserve">rownames</w:t>
-      </w:r>
-      <w:r>
-        <w:rPr>
-          <w:rStyle w:val="NormalTok"/>
-        </w:rPr>
-        <w:t xml:space="preserve">(df_chuvoso), df_chuvoso)</w:t>
-      </w:r>
-      <w:r>
-        <w:br/>
-      </w:r>
-      <w:r>
-        <w:rPr>
-          <w:rStyle w:val="FunctionTok"/>
-        </w:rPr>
-        <w:t xml:space="preserve">gt</w:t>
-      </w:r>
-      <w:r>
-        <w:rPr>
-          <w:rStyle w:val="NormalTok"/>
-        </w:rPr>
-        <w:t xml:space="preserve">(df_chuvoso, </w:t>
-      </w:r>
-      <w:r>
-        <w:rPr>
-          <w:rStyle w:val="AttributeTok"/>
-        </w:rPr>
-        <w:t xml:space="preserve">rowname_col =</w:t>
-      </w:r>
-      <w:r>
-        <w:rPr>
-          <w:rStyle w:val="NormalTok"/>
-        </w:rPr>
-        <w:t xml:space="preserve"> </w:t>
-      </w:r>
-      <w:r>
-        <w:rPr>
-          <w:rStyle w:val="StringTok"/>
-        </w:rPr>
-        <w:t xml:space="preserve">"Espécies"</w:t>
-      </w:r>
-      <w:r>
-        <w:rPr>
-          <w:rStyle w:val="NormalTok"/>
-        </w:rPr>
-        <w:t xml:space="preserve">, </w:t>
-      </w:r>
-      <w:r>
-        <w:rPr>
-          <w:rStyle w:val="AttributeTok"/>
-        </w:rPr>
-        <w:t xml:space="preserve">caption =</w:t>
-      </w:r>
-      <w:r>
-        <w:rPr>
-          <w:rStyle w:val="NormalTok"/>
-        </w:rPr>
-        <w:t xml:space="preserve"> </w:t>
-      </w:r>
-      <w:r>
-        <w:rPr>
-          <w:rStyle w:val="StringTok"/>
-        </w:rPr>
-        <w:t xml:space="preserve">"Descritores da diversidade por espécie (colunas). Sum, soma; RA, abundância relativa (%); mean, média; DP, desvio padrão da média; Max, maior valor; Min, menor valor; MinZ, menor valor não zero; FO, frequência de ocorrência (%); S, riqueza (ou no. de ocorrências, da matriz transposta); E, índice de equitabilidade de Pielou; H, índice de diversidade de Shannon; D, índice de diversidade de Simpson."</w:t>
-      </w:r>
-      <w:r>
-        <w:rPr>
-          <w:rStyle w:val="NormalTok"/>
-        </w:rPr>
-        <w:t xml:space="preserve">)</w:t>
-      </w:r>
-      <w:r>
-        <w:br/>
-      </w:r>
-      <w:r>
-        <w:br/>
-      </w:r>
-      <w:r>
-        <w:rPr>
-          <w:rStyle w:val="CommentTok"/>
-        </w:rPr>
-        <w:t xml:space="preserve">#ARREDONDAR CASA DÉCIMAL</w:t>
-      </w:r>
-      <w:r>
-        <w:br/>
-      </w:r>
-      <w:r>
-        <w:rPr>
-          <w:rStyle w:val="FunctionTok"/>
-        </w:rPr>
-        <w:t xml:space="preserve">ncol</w:t>
-      </w:r>
-      <w:r>
-        <w:rPr>
-          <w:rStyle w:val="NormalTok"/>
-        </w:rPr>
-        <w:t xml:space="preserve">(df_chuvoso)</w:t>
-      </w:r>
-      <w:r>
-        <w:br/>
-      </w:r>
-      <w:r>
-        <w:rPr>
-          <w:rStyle w:val="FunctionTok"/>
-        </w:rPr>
-        <w:t xml:space="preserve">nrow</w:t>
-      </w:r>
-      <w:r>
-        <w:rPr>
-          <w:rStyle w:val="NormalTok"/>
-        </w:rPr>
-        <w:t xml:space="preserve">(df_chuvoso)</w:t>
-      </w:r>
-      <w:r>
-        <w:br/>
-      </w:r>
-      <w:r>
-        <w:rPr>
-          <w:rStyle w:val="CommentTok"/>
-        </w:rPr>
-        <w:t xml:space="preserve">#Adicionar a coluna 'Pontos' com os nomes das linhas</w:t>
-      </w:r>
-      <w:r>
-        <w:br/>
-      </w:r>
-      <w:r>
-        <w:rPr>
-          <w:rStyle w:val="CommentTok"/>
-        </w:rPr>
-        <w:t xml:space="preserve">#df &lt;- cbind(SPP = rownames(df), df)</w:t>
-      </w:r>
-      <w:r>
-        <w:br/>
-      </w:r>
-      <w:r>
-        <w:rPr>
-          <w:rStyle w:val="CommentTok"/>
-        </w:rPr>
-        <w:t xml:space="preserve">#Arredondar os valores para duas casas decimais</w:t>
-      </w:r>
-      <w:r>
-        <w:br/>
-      </w:r>
-      <w:r>
-        <w:rPr>
-          <w:rStyle w:val="NormalTok"/>
-        </w:rPr>
-        <w:t xml:space="preserve">df_chuvoso_arredondado </w:t>
-      </w:r>
-      <w:r>
-        <w:rPr>
-          <w:rStyle w:val="OtherTok"/>
-        </w:rPr>
-        <w:t xml:space="preserve">&lt;-</w:t>
-      </w:r>
-      <w:r>
-        <w:rPr>
-          <w:rStyle w:val="NormalTok"/>
-        </w:rPr>
-        <w:t xml:space="preserve"> df_chuvoso </w:t>
-      </w:r>
-      <w:r>
-        <w:rPr>
-          <w:rStyle w:val="SpecialCharTok"/>
-        </w:rPr>
-        <w:t xml:space="preserve">%&gt;%</w:t>
-      </w:r>
-      <w:r>
-        <w:br/>
-      </w:r>
-      <w:r>
-        <w:rPr>
-          <w:rStyle w:val="NormalTok"/>
-        </w:rPr>
-        <w:t xml:space="preserve">  </w:t>
-      </w:r>
-      <w:r>
-        <w:rPr>
-          <w:rStyle w:val="FunctionTok"/>
-        </w:rPr>
-        <w:t xml:space="preserve">mutate</w:t>
-      </w:r>
-      <w:r>
-        <w:rPr>
-          <w:rStyle w:val="NormalTok"/>
-        </w:rPr>
-        <w:t xml:space="preserve">(</w:t>
-      </w:r>
-      <w:r>
-        <w:rPr>
-          <w:rStyle w:val="FunctionTok"/>
-        </w:rPr>
-        <w:t xml:space="preserve">across</w:t>
-      </w:r>
-      <w:r>
-        <w:rPr>
-          <w:rStyle w:val="NormalTok"/>
-        </w:rPr>
-        <w:t xml:space="preserve">(</w:t>
-      </w:r>
-      <w:r>
-        <w:rPr>
-          <w:rStyle w:val="FunctionTok"/>
-        </w:rPr>
-        <w:t xml:space="preserve">where</w:t>
-      </w:r>
-      <w:r>
-        <w:rPr>
-          <w:rStyle w:val="NormalTok"/>
-        </w:rPr>
-        <w:t xml:space="preserve">(is.numeric), </w:t>
-      </w:r>
-      <w:r>
-        <w:rPr>
-          <w:rStyle w:val="SpecialCharTok"/>
-        </w:rPr>
-        <w:t xml:space="preserve">~</w:t>
-      </w:r>
-      <w:r>
-        <w:rPr>
-          <w:rStyle w:val="NormalTok"/>
-        </w:rPr>
-        <w:t xml:space="preserve"> </w:t>
-      </w:r>
-      <w:r>
-        <w:rPr>
-          <w:rStyle w:val="FunctionTok"/>
-        </w:rPr>
-        <w:t xml:space="preserve">round</w:t>
-      </w:r>
-      <w:r>
-        <w:rPr>
-          <w:rStyle w:val="NormalTok"/>
-        </w:rPr>
-        <w:t xml:space="preserve">(., </w:t>
-      </w:r>
-      <w:r>
-        <w:rPr>
-          <w:rStyle w:val="DecValTok"/>
-        </w:rPr>
-        <w:t xml:space="preserve">1</w:t>
-      </w:r>
-      <w:r>
-        <w:rPr>
-          <w:rStyle w:val="NormalTok"/>
-        </w:rPr>
-        <w:t xml:space="preserve">)))</w:t>
-      </w:r>
-      <w:r>
-        <w:br/>
-      </w:r>
-      <w:r>
-        <w:rPr>
-          <w:rStyle w:val="CommentTok"/>
-        </w:rPr>
-        <w:t xml:space="preserve">#Exibir a tabela arredondada com gt</w:t>
-      </w:r>
-      <w:r>
-        <w:br/>
-      </w:r>
-      <w:r>
-        <w:rPr>
-          <w:rStyle w:val="FunctionTok"/>
-        </w:rPr>
-        <w:t xml:space="preserve">gt</w:t>
-      </w:r>
-      <w:r>
-        <w:rPr>
-          <w:rStyle w:val="NormalTok"/>
-        </w:rPr>
-        <w:t xml:space="preserve">(df_chuvoso_arredondado, </w:t>
-      </w:r>
-      <w:r>
-        <w:rPr>
-          <w:rStyle w:val="AttributeTok"/>
-        </w:rPr>
-        <w:t xml:space="preserve">rowname_col =</w:t>
-      </w:r>
-      <w:r>
-        <w:rPr>
-          <w:rStyle w:val="NormalTok"/>
-        </w:rPr>
-        <w:t xml:space="preserve"> </w:t>
-      </w:r>
-      <w:r>
-        <w:rPr>
-          <w:rStyle w:val="StringTok"/>
-        </w:rPr>
-        <w:t xml:space="preserve">"Espécies"</w:t>
-      </w:r>
-      <w:r>
-        <w:rPr>
-          <w:rStyle w:val="NormalTok"/>
-        </w:rPr>
-        <w:t xml:space="preserve">, </w:t>
-      </w:r>
-      <w:r>
-        <w:rPr>
-          <w:rStyle w:val="AttributeTok"/>
-        </w:rPr>
-        <w:t xml:space="preserve">caption =</w:t>
-      </w:r>
-      <w:r>
-        <w:rPr>
-          <w:rStyle w:val="NormalTok"/>
-        </w:rPr>
-        <w:t xml:space="preserve"> </w:t>
-      </w:r>
-      <w:r>
-        <w:rPr>
-          <w:rStyle w:val="StringTok"/>
-        </w:rPr>
-        <w:t xml:space="preserve">"Descritores da diversidade por espécie (colunas). Sum, soma; mean, média; DP, desvio padrão da média; Max, maior valor; Min, menor valor; MinZ, menor valor não zero; S, riqueza (ou frequência de ocorrência na matriz transposta); E, índice de equitabilidade de Pielou; H, índice de diversidade de Shannon; D, índice de diversidade de Simpson."</w:t>
-      </w:r>
-      <w:r>
-        <w:rPr>
-          <w:rStyle w:val="NormalTok"/>
-        </w:rPr>
-        <w:t xml:space="preserve">)</w:t>
       </w:r>
     </w:p>
     <w:bookmarkEnd w:id="25"/>
@@ -49720,6 +42846,14 @@
       </w:pPr>
       <w:r>
         <w:t xml:space="preserve">Figures</w:t>
+      </w:r>
+    </w:p>
+    <w:p>
+      <w:pPr>
+        <w:pStyle w:val="FirstParagraph"/>
+      </w:pPr>
+      <w:r>
+        <w:t xml:space="preserve">Fig.: Localização das Unidades Amostrais</w:t>
       </w:r>
     </w:p>
     <w:tbl>
@@ -49806,7 +42940,7 @@
         <w:pStyle w:val="TextBody"/>
       </w:pPr>
       <w:r>
-        <w:t xml:space="preserve"> </w:t>
+        <w:t xml:space="preserve">Fig.: Análise de Componentes Principais das variáveis ambientais por site</w:t>
       </w:r>
     </w:p>
     <w:tbl>
@@ -49893,7 +43027,7 @@
         <w:pStyle w:val="TextBody"/>
       </w:pPr>
       <w:r>
-        <w:t xml:space="preserve"> </w:t>
+        <w:t xml:space="preserve">Fig.: Análise de Componentes Principais das variáveis ambientais por riacho</w:t>
       </w:r>
     </w:p>
     <w:tbl>
@@ -49980,7 +43114,7 @@
         <w:pStyle w:val="TextBody"/>
       </w:pPr>
       <w:r>
-        <w:t xml:space="preserve"> </w:t>
+        <w:t xml:space="preserve">Fig.: Etapas do desenvolvimento da pesquisa científica</w:t>
       </w:r>
     </w:p>
     <w:tbl>
